--- a/downloads/workbook/ai-3-week-11.docx
+++ b/downloads/workbook/ai-3-week-11.docx
@@ -1302,6 +1302,178 @@
         <w:t>Project connection: Create Study Buddy diagram rubrics covering counts, readable labels, containment, order and meaningful arrow direction.</w:t>
       </w:r>
     </w:p>
+    <w:p>
+      <w:pPr>
+        <w:pStyle w:val="Heading1"/>
+      </w:pPr>
+      <w:r>
+        <w:t>19. Project portfolio milestone</w:t>
+      </w:r>
+    </w:p>
+    <w:p>
+      <w:r>
+        <w:t>Project: Verified Study Buddy</w:t>
+      </w:r>
+    </w:p>
+    <w:p>
+      <w:r>
+        <w:t>Current milestone: Make a transparent first version. Keep a trace of how one input becomes an output; explain the rule or learned component.</w:t>
+      </w:r>
+    </w:p>
+    <w:p>
+      <w:r>
+        <w:t>Create Study Buddy diagram rubrics covering counts, readable labels, containment, order and meaningful arrow direction.</w:t>
+      </w:r>
+    </w:p>
+    <w:tbl>
+      <w:tblPr>
+        <w:tblStyle w:val="LightShading-Accent1"/>
+        <w:tblW w:type="auto" w:w="0"/>
+        <w:tblLook w:firstColumn="1" w:firstRow="1" w:lastColumn="0" w:lastRow="0" w:noHBand="0" w:noVBand="1" w:val="04A0"/>
+      </w:tblPr>
+      <w:tblGrid>
+        <w:gridCol w:w="5112"/>
+        <w:gridCol w:w="5112"/>
+      </w:tblGrid>
+      <w:tr>
+        <w:trPr>
+          <w:tblHeader/>
+        </w:trPr>
+        <w:tc>
+          <w:tcPr>
+            <w:tcW w:type="dxa" w:w="5112"/>
+          </w:tcPr>
+          <w:p>
+            <w:r>
+              <w:t>Evidence to keep</w:t>
+            </w:r>
+          </w:p>
+        </w:tc>
+        <w:tc>
+          <w:tcPr>
+            <w:tcW w:type="dxa" w:w="5112"/>
+          </w:tcPr>
+          <w:p>
+            <w:r>
+              <w:t>My record</w:t>
+            </w:r>
+          </w:p>
+        </w:tc>
+      </w:tr>
+      <w:tr>
+        <w:tc>
+          <w:tcPr>
+            <w:tcW w:type="dxa" w:w="5112"/>
+          </w:tcPr>
+          <w:p>
+            <w:r>
+              <w:t>This week’s input and deciding step</w:t>
+            </w:r>
+          </w:p>
+        </w:tc>
+        <w:tc>
+          <w:tcPr>
+            <w:tcW w:type="dxa" w:w="5112"/>
+          </w:tcPr>
+          <w:p>
+            <w:r/>
+          </w:p>
+        </w:tc>
+      </w:tr>
+      <w:tr>
+        <w:tc>
+          <w:tcPr>
+            <w:tcW w:type="dxa" w:w="5112"/>
+          </w:tcPr>
+          <w:p>
+            <w:r>
+              <w:t>Prediction and actual result (or labelled paper trace)</w:t>
+            </w:r>
+          </w:p>
+        </w:tc>
+        <w:tc>
+          <w:tcPr>
+            <w:tcW w:type="dxa" w:w="5112"/>
+          </w:tcPr>
+          <w:p>
+            <w:r/>
+          </w:p>
+        </w:tc>
+      </w:tr>
+      <w:tr>
+        <w:tc>
+          <w:tcPr>
+            <w:tcW w:type="dxa" w:w="5112"/>
+          </w:tcPr>
+          <w:p>
+            <w:r>
+              <w:t>One change since the previous checkpoint and why</w:t>
+            </w:r>
+          </w:p>
+        </w:tc>
+        <w:tc>
+          <w:tcPr>
+            <w:tcW w:type="dxa" w:w="5112"/>
+          </w:tcPr>
+          <w:p>
+            <w:r/>
+          </w:p>
+        </w:tc>
+      </w:tr>
+      <w:tr>
+        <w:tc>
+          <w:tcPr>
+            <w:tcW w:type="dxa" w:w="5112"/>
+          </w:tcPr>
+          <w:p>
+            <w:r>
+              <w:t>One error or limit and the next test</w:t>
+            </w:r>
+          </w:p>
+        </w:tc>
+        <w:tc>
+          <w:tcPr>
+            <w:tcW w:type="dxa" w:w="5112"/>
+          </w:tcPr>
+          <w:p>
+            <w:r/>
+          </w:p>
+        </w:tc>
+      </w:tr>
+    </w:tbl>
+    <w:p>
+      <w:pPr>
+        <w:pStyle w:val="Heading3"/>
+      </w:pPr>
+      <w:r>
+        <w:t>Explain what this week adds to your project. Reuse last week’s record rather than starting again.</w:t>
+      </w:r>
+    </w:p>
+    <w:p>
+      <w:r>
+        <w:t>________________________________________________________________</w:t>
+      </w:r>
+    </w:p>
+    <w:p>
+      <w:r>
+        <w:t>________________________________________________________________</w:t>
+      </w:r>
+    </w:p>
+    <w:p>
+      <w:r>
+        <w:t>________________________________________________________________</w:t>
+      </w:r>
+    </w:p>
+    <w:p>
+      <w:r>
+        <w:t>________________________________________________________________</w:t>
+      </w:r>
+    </w:p>
+    <w:p>
+      <w:r>
+        <w:t>________________________________________________________________</w:t>
+      </w:r>
+    </w:p>
     <w:sectPr>
       <w:pgSz w:w="12240" w:h="15840"/>
       <w:pgMar w:top="936" w:right="1008" w:bottom="936" w:left="1008" w:header="720" w:footer="720" w:gutter="0"/>

--- a/downloads/workbook/ai-3-week-11.docx
+++ b/downloads/workbook/ai-3-week-11.docx
@@ -1474,6 +1474,240 @@
         <w:t>________________________________________________________________</w:t>
       </w:r>
     </w:p>
+    <w:p>
+      <w:pPr>
+        <w:pStyle w:val="Heading1"/>
+      </w:pPr>
+      <w:r>
+        <w:t>20. Supported practice and learning evidence</w:t>
+      </w:r>
+    </w:p>
+    <w:p>
+      <w:r>
+        <w:t>Use this supported practice once, in the browser or on paper. Keep the reserved independent assessment for a separate first attempt before teacher feedback.</w:t>
+      </w:r>
+    </w:p>
+    <w:p>
+      <w:r>
+        <w:t>A fictional Study Buddy requests a science-poster layout, then audits a supplied drawing description.</w:t>
+      </w:r>
+    </w:p>
+    <w:p>
+      <w:pPr>
+        <w:pStyle w:val="Heading3"/>
+      </w:pPr>
+      <w:r>
+        <w:t>Practice 1: explain the deciding evidence</w:t>
+      </w:r>
+    </w:p>
+    <w:p>
+      <w:r>
+        <w:t>Which labelled step matches this detail? Specify bottles-left, beaker-right, arrow left-to-right; verify the revised output.</w:t>
+      </w:r>
+    </w:p>
+    <w:p>
+      <w:r>
+        <w:t>1. Check position</w:t>
+      </w:r>
+    </w:p>
+    <w:p>
+      <w:r>
+        <w:t>2. Repair brief</w:t>
+      </w:r>
+    </w:p>
+    <w:p>
+      <w:r>
+        <w:t>3. Count objects</w:t>
+      </w:r>
+    </w:p>
+    <w:p>
+      <w:r>
+        <w:t>4. Check direction</w:t>
+      </w:r>
+    </w:p>
+    <w:p>
+      <w:pPr>
+        <w:pStyle w:val="Heading3"/>
+      </w:pPr>
+      <w:r>
+        <w:t>My selected conclusion, deciding fact and explanation</w:t>
+      </w:r>
+    </w:p>
+    <w:p>
+      <w:r>
+        <w:t>________________________________________________________________</w:t>
+      </w:r>
+    </w:p>
+    <w:p>
+      <w:r>
+        <w:t>________________________________________________________________</w:t>
+      </w:r>
+    </w:p>
+    <w:p>
+      <w:r>
+        <w:t>________________________________________________________________</w:t>
+      </w:r>
+    </w:p>
+    <w:p>
+      <w:r>
+        <w:t>________________________________________________________________</w:t>
+      </w:r>
+    </w:p>
+    <w:p>
+      <w:r>
+        <w:t>________________________________________________________________</w:t>
+      </w:r>
+    </w:p>
+    <w:p>
+      <w:r>
+        <w:t>Hint if needed: Read the steps in the pictorial case. Match the supplied detail to the stage that performs or records it.</w:t>
+      </w:r>
+    </w:p>
+    <w:p>
+      <w:r>
+        <w:t>After your attempt, compare with the supported explanation: Repair brief Specify bottles-left, beaker-right, arrow left-to-right; verify the revised output. Having every requested object is not the same as conveying the requested relationship. Position and arrow direction can change a scientific explanation while object counts remain correct. Audit the provided description honestly: no actual image was supplied, so this evaluation concerns its stated layout rather than a claimed visual inspection.</w:t>
+      </w:r>
+    </w:p>
+    <w:p>
+      <w:pPr>
+        <w:pStyle w:val="Heading3"/>
+      </w:pPr>
+      <w:r>
+        <w:t>Practice 2: explain the deciding evidence</w:t>
+      </w:r>
+    </w:p>
+    <w:p>
+      <w:r>
+        <w:t>Changed-case practice: Move bottles left of the beaker but keep the arrow pointing from beaker toward bottles. Which conclusion is supported by the supplied facts?</w:t>
+      </w:r>
+    </w:p>
+    <w:p>
+      <w:r>
+        <w:t>1. This one example guarantees correct results for every future input.</w:t>
+      </w:r>
+    </w:p>
+    <w:p>
+      <w:r>
+        <w:t>2. Position now passes; arrow direction still fails.</w:t>
+      </w:r>
+    </w:p>
+    <w:p>
+      <w:r>
+        <w:t>3. We can decide the result without examining the changed input or the procedure.</w:t>
+      </w:r>
+    </w:p>
+    <w:p>
+      <w:pPr>
+        <w:pStyle w:val="Heading3"/>
+      </w:pPr>
+      <w:r>
+        <w:t>My selected conclusion, deciding fact and explanation</w:t>
+      </w:r>
+    </w:p>
+    <w:p>
+      <w:r>
+        <w:t>________________________________________________________________</w:t>
+      </w:r>
+    </w:p>
+    <w:p>
+      <w:r>
+        <w:t>________________________________________________________________</w:t>
+      </w:r>
+    </w:p>
+    <w:p>
+      <w:r>
+        <w:t>________________________________________________________________</w:t>
+      </w:r>
+    </w:p>
+    <w:p>
+      <w:r>
+        <w:t>________________________________________________________________</w:t>
+      </w:r>
+    </w:p>
+    <w:p>
+      <w:r>
+        <w:t>________________________________________________________________</w:t>
+      </w:r>
+    </w:p>
+    <w:p>
+      <w:r>
+        <w:t>Hint if needed: Use the changed condition and the deciding step in the pictorial trace. The answer must say what follows from those facts.</w:t>
+      </w:r>
+    </w:p>
+    <w:p>
+      <w:r>
+        <w:t>After your attempt, compare with the supported explanation: Position now passes; arrow direction still fails. Changing object placement does not automatically reverse an arrow’s semantic source and destination.</w:t>
+      </w:r>
+    </w:p>
+    <w:p>
+      <w:pPr>
+        <w:pStyle w:val="Heading3"/>
+      </w:pPr>
+      <w:r>
+        <w:t>Repair a missing building block</w:t>
+      </w:r>
+    </w:p>
+    <w:p>
+      <w:r>
+        <w:t>Review Image Generation Models (ai-3/10). Goal: Explain the mechanism and terminology of image generation and provenance. Short practice: What may these two grids explain, and what can they not establish about a real generator?. Return to this week and explain what you changed.</w:t>
+      </w:r>
+    </w:p>
+    <w:p>
+      <w:r>
+        <w:t>Review Structured Output and Schemas (ai-3/8). Goal: Separate JSON parsing, schema validation and source support checks. Short practice: Which object demonstrates that valid JSON and valid types are insufficient for truth?. Return to this week and explain what you changed.</w:t>
+      </w:r>
+    </w:p>
+    <w:p>
+      <w:r>
+        <w:t>Review Prompt as a Contract (ai-3/5). Goal: Write a prompt specification with observable response criteria. Short practice: Why should the tool not fill melting from memory even if it knows a common definition?. Return to this week and explain what you changed.</w:t>
+      </w:r>
+    </w:p>
+    <w:p>
+      <w:pPr>
+        <w:pStyle w:val="Heading3"/>
+      </w:pPr>
+      <w:r>
+        <w:t>Keep your completed work</w:t>
+      </w:r>
+    </w:p>
+    <w:p>
+      <w:r>
+        <w:t>Use Download completed work in the hosted lesson to export your answers, reflections, practice feedback and code-run evidence. Open the HTML copy to read or print it. Drafts stay in this browser when storage is available; clear drafts on a shared device.</w:t>
+      </w:r>
+    </w:p>
+    <w:p>
+      <w:pPr>
+        <w:pStyle w:val="Heading3"/>
+      </w:pPr>
+      <w:r>
+        <w:t>What I repaired, the evidence I kept and the next test</w:t>
+      </w:r>
+    </w:p>
+    <w:p>
+      <w:r>
+        <w:t>________________________________________________________________</w:t>
+      </w:r>
+    </w:p>
+    <w:p>
+      <w:r>
+        <w:t>________________________________________________________________</w:t>
+      </w:r>
+    </w:p>
+    <w:p>
+      <w:r>
+        <w:t>________________________________________________________________</w:t>
+      </w:r>
+    </w:p>
+    <w:p>
+      <w:r>
+        <w:t>________________________________________________________________</w:t>
+      </w:r>
+    </w:p>
+    <w:p>
+      <w:r>
+        <w:t>________________________________________________________________</w:t>
+      </w:r>
+    </w:p>
     <w:sectPr>
       <w:pgSz w:w="12240" w:h="15840"/>
       <w:pgMar w:top="936" w:right="1008" w:bottom="936" w:left="1008" w:header="720" w:footer="720" w:gutter="0"/>

--- a/downloads/workbook/ai-3-week-11.docx
+++ b/downloads/workbook/ai-3-week-11.docx
@@ -30,6 +30,17 @@
     </w:p>
     <w:p>
       <w:r>
+        <w:t>Record your starting explanation for Visual Composition before opening notes. Show any later correction separately.</w:t>
+      </w:r>
+    </w:p>
+    <w:p>
+      <w:pPr>
+        <w:spacing w:line="336" w:lineRule="auto" w:after="180"/>
+      </w:pPr>
+      <w:r>
+        <w:rPr>
+          <w:b w:val="0"/>
+        </w:rPr>
         <w:t>Try the recall before opening notes. Then use a different colour or a labelled second line to correct your explanation.</w:t>
       </w:r>
     </w:p>
@@ -42,7 +53,13 @@
       </w:r>
     </w:p>
     <w:p>
-      <w:r>
+      <w:pPr>
+        <w:spacing w:line="336" w:lineRule="auto" w:after="180"/>
+      </w:pPr>
+      <w:r>
+        <w:rPr>
+          <w:b w:val="0"/>
+        </w:rPr>
         <w:t>Without opening the old lesson, explain one key idea from Image Generation Models. Give an example and a mistake that the idea helps you avoid.</w:t>
       </w:r>
     </w:p>
@@ -78,8 +95,26 @@
       </w:r>
     </w:p>
     <w:p>
-      <w:r>
-        <w:t>Without opening the old lesson, explain one key idea from Structured Output and Schemas. Give an example and a mistake that the idea helps you avoid.</w:t>
+      <w:pPr>
+        <w:spacing w:line="336" w:lineRule="auto" w:after="180"/>
+      </w:pPr>
+      <w:r>
+        <w:rPr>
+          <w:b w:val="0"/>
+        </w:rPr>
+        <w:t xml:space="preserve">Without opening the old lesson, explain one key idea from Structured </w:t>
+      </w:r>
+      <w:r>
+        <w:rPr>
+          <w:b/>
+        </w:rPr>
+        <w:t>Output</w:t>
+      </w:r>
+      <w:r>
+        <w:rPr>
+          <w:b w:val="0"/>
+        </w:rPr>
+        <w:t xml:space="preserve"> and Schemas. Give an example and a mistake that the idea helps you avoid.</w:t>
       </w:r>
     </w:p>
     <w:p>
@@ -114,7 +149,13 @@
       </w:r>
     </w:p>
     <w:p>
-      <w:r>
+      <w:pPr>
+        <w:spacing w:line="336" w:lineRule="auto" w:after="180"/>
+      </w:pPr>
+      <w:r>
+        <w:rPr>
+          <w:b w:val="0"/>
+        </w:rPr>
         <w:t>Without opening the old lesson, explain one key idea from Prompt as a Contract. Give an example and a mistake that the idea helps you avoid.</w:t>
       </w:r>
     </w:p>
@@ -151,7 +192,30 @@
     </w:p>
     <w:p>
       <w:r>
-        <w:t>Use W2: Trace the worked case for Image generation and provenance. Record the answer once; the lesson and workbook refer to the same attempt.</w:t>
+        <w:t>Complete the supported Visual Composition trace and record the first step you can explain without help.</w:t>
+      </w:r>
+    </w:p>
+    <w:p>
+      <w:pPr>
+        <w:spacing w:line="336" w:lineRule="auto" w:after="180"/>
+      </w:pPr>
+      <w:r>
+        <w:rPr>
+          <w:b w:val="0"/>
+        </w:rPr>
+        <w:t xml:space="preserve">Use W2: Trace the worked case for Image generation and </w:t>
+      </w:r>
+      <w:r>
+        <w:rPr>
+          <w:b/>
+        </w:rPr>
+        <w:t>provenance</w:t>
+      </w:r>
+      <w:r>
+        <w:rPr>
+          <w:b w:val="0"/>
+        </w:rPr>
+        <w:t>. Record the answer once; the lesson and workbook refer to the same attempt.</w:t>
       </w:r>
     </w:p>
     <w:tbl>
@@ -279,7 +343,41 @@
     </w:p>
     <w:p>
       <w:r>
-        <w:t>Use the worked case for Image generation and provenance. Proposed explanation: “The worked result establishes every future case”. Decide whether this explanation is supported. Point to the step or supplied fact that decides; explain your repair if needed.</w:t>
+        <w:t>Check the proposed Visual Composition explanation against the supplied facts before discussing it.</w:t>
+      </w:r>
+    </w:p>
+    <w:p>
+      <w:pPr>
+        <w:spacing w:line="336" w:lineRule="auto" w:after="180"/>
+      </w:pPr>
+      <w:r>
+        <w:rPr>
+          <w:b w:val="0"/>
+        </w:rPr>
+        <w:t xml:space="preserve">Use the worked case for Image generation and </w:t>
+      </w:r>
+      <w:r>
+        <w:rPr>
+          <w:b/>
+        </w:rPr>
+        <w:t>provenance</w:t>
+      </w:r>
+      <w:r>
+        <w:rPr>
+          <w:b w:val="0"/>
+        </w:rPr>
+        <w:t>. Proposed explanation: “The worked result establishes every future case”. Decide whether this explanation is supported.</w:t>
+      </w:r>
+    </w:p>
+    <w:p>
+      <w:pPr>
+        <w:spacing w:line="336" w:lineRule="auto" w:after="180"/>
+      </w:pPr>
+      <w:r>
+        <w:rPr>
+          <w:b w:val="0"/>
+        </w:rPr>
+        <w:t>Point to the step or supplied fact that decides; explain your repair if needed.</w:t>
       </w:r>
     </w:p>
     <w:p>
@@ -319,6 +417,11 @@
       </w:r>
     </w:p>
     <w:p>
+      <w:r>
+        <w:t>Write one first attempt at the reserved independent case before feedback. Repeated copies of that case refer to the same recorded attempt.</w:t>
+      </w:r>
+    </w:p>
+    <w:p>
       <w:pPr>
         <w:pStyle w:val="Heading3"/>
       </w:pPr>
@@ -327,8 +430,25 @@
       </w:r>
     </w:p>
     <w:p>
-      <w:r>
-        <w:t>A supplied drawing description says three stars are above a triangle, while a circle crosses the edge of a rectangle. The brief requires three stars above the triangle and the circle fully inside the rectangle. Evaluate this description.</w:t>
+      <w:pPr>
+        <w:spacing w:line="336" w:lineRule="auto" w:after="180"/>
+      </w:pPr>
+      <w:r>
+        <w:rPr>
+          <w:b w:val="0"/>
+        </w:rPr>
+        <w:t>A supplied drawing description says three stars are above a triangle, while a circle crosses the edge of a rectangle. The brief requires three stars above the triangle and the circle fully inside the rectangle.</w:t>
+      </w:r>
+    </w:p>
+    <w:p>
+      <w:pPr>
+        <w:spacing w:line="336" w:lineRule="auto" w:after="180"/>
+      </w:pPr>
+      <w:r>
+        <w:rPr>
+          <w:b w:val="0"/>
+        </w:rPr>
+        <w:t>Evaluate this description.</w:t>
       </w:r>
     </w:p>
     <w:p>
@@ -375,7 +495,13 @@
       </w:r>
     </w:p>
     <w:p>
-      <w:r>
+      <w:pPr>
+        <w:spacing w:line="336" w:lineRule="auto" w:after="180"/>
+      </w:pPr>
+      <w:r>
+        <w:rPr>
+          <w:b w:val="0"/>
+        </w:rPr>
         <w:t>Attempt this case before feedback. Record any help. Earlier examples below are further practice; a case already practised with feedback cannot establish fresh transfer.</w:t>
       </w:r>
     </w:p>
@@ -389,6 +515,17 @@
     </w:p>
     <w:p>
       <w:r>
+        <w:t>Connect the Visual Composition target to a trace and a justified conclusion.</w:t>
+      </w:r>
+    </w:p>
+    <w:p>
+      <w:pPr>
+        <w:spacing w:line="336" w:lineRule="auto" w:after="180"/>
+      </w:pPr>
+      <w:r>
+        <w:rPr>
+          <w:b w:val="0"/>
+        </w:rPr>
         <w:t>An image brief requires two trees, a bench between them and the sun upper-right. A result has all objects but the bench is left of both trees. Write a spatial test that detects this.</w:t>
       </w:r>
     </w:p>
@@ -402,17 +539,58 @@
     </w:p>
     <w:p>
       <w:r>
-        <w:t>Brief: large tree left, small bicycle right, open sky above. Output puts bicycle left.</w:t>
-      </w:r>
-    </w:p>
-    <w:p>
-      <w:r>
+        <w:t>Solve the supplied Visual Composition case and show the deciding evidence.</w:t>
+      </w:r>
+    </w:p>
+    <w:p>
+      <w:pPr>
+        <w:spacing w:line="336" w:lineRule="auto" w:after="180"/>
+      </w:pPr>
+      <w:r>
+        <w:rPr>
+          <w:b w:val="0"/>
+        </w:rPr>
+        <w:t xml:space="preserve">Brief: large tree left, small bicycle right, open sky above. </w:t>
+      </w:r>
+      <w:r>
+        <w:rPr>
+          <w:b/>
+        </w:rPr>
+        <w:t>Output</w:t>
+      </w:r>
+      <w:r>
+        <w:rPr>
+          <w:b w:val="0"/>
+        </w:rPr>
+        <w:t xml:space="preserve"> puts bicycle left.</w:t>
+      </w:r>
+    </w:p>
+    <w:p>
+      <w:pPr>
+        <w:spacing w:line="336" w:lineRule="auto" w:after="180"/>
+      </w:pPr>
+      <w:r>
+        <w:rPr>
+          <w:b w:val="0"/>
+        </w:rPr>
         <w:t>Create a visual checklist.</w:t>
       </w:r>
     </w:p>
     <w:p>
-      <w:r>
-        <w:t>Show your trace, calculation or evidence</w:t>
+      <w:pPr>
+        <w:spacing w:line="336" w:lineRule="auto" w:after="180"/>
+      </w:pPr>
+      <w:r>
+        <w:rPr>
+          <w:b w:val="0"/>
+        </w:rPr>
+        <w:t xml:space="preserve">Show your trace, calculation or </w:t>
+      </w:r>
+      <w:r>
+        <w:rPr>
+          <w:b/>
+        </w:rPr>
+        <w:t>evidence</w:t>
       </w:r>
     </w:p>
     <w:p>
@@ -458,11 +636,28 @@
     </w:p>
     <w:p>
       <w:r>
+        <w:t>Apply the procedure to the changed case and record why the conclusion follows.</w:t>
+      </w:r>
+    </w:p>
+    <w:p>
+      <w:pPr>
+        <w:spacing w:line="336" w:lineRule="auto" w:after="180"/>
+      </w:pPr>
+      <w:r>
+        <w:rPr>
+          <w:b w:val="0"/>
+        </w:rPr>
         <w:t>A poster puts pale yellow labels on white and hides the main object behind decorations. Suggest two revisions and how to check them.</w:t>
       </w:r>
     </w:p>
     <w:p>
-      <w:r>
+      <w:pPr>
+        <w:spacing w:line="336" w:lineRule="auto" w:after="180"/>
+      </w:pPr>
+      <w:r>
+        <w:rPr>
+          <w:b w:val="0"/>
+        </w:rPr>
         <w:t>My independent answer and reason</w:t>
       </w:r>
     </w:p>
@@ -517,7 +712,30 @@
     </w:p>
     <w:p>
       <w:r>
-        <w:t>Create a changed input, boundary case or missing-information case. Write the expected answer or safe response before testing.</w:t>
+        <w:t>Specify a changed input, expected result and observation separately.</w:t>
+      </w:r>
+    </w:p>
+    <w:p>
+      <w:pPr>
+        <w:spacing w:line="336" w:lineRule="auto" w:after="180"/>
+      </w:pPr>
+      <w:r>
+        <w:rPr>
+          <w:b w:val="0"/>
+        </w:rPr>
+        <w:t xml:space="preserve">Create a changed </w:t>
+      </w:r>
+      <w:r>
+        <w:rPr>
+          <w:b/>
+        </w:rPr>
+        <w:t>input</w:t>
+      </w:r>
+      <w:r>
+        <w:rPr>
+          <w:b w:val="0"/>
+        </w:rPr>
+        <w:t>, boundary case or missing-information case. Write the expected answer or safe response before testing.</w:t>
       </w:r>
     </w:p>
     <w:tbl>
@@ -646,12 +864,53 @@
     </w:p>
     <w:p>
       <w:r>
-        <w:t>Create age-fit explanatory visuals with labeled purpose and no invented documentary evidence.</w:t>
-      </w:r>
-    </w:p>
-    <w:p>
-      <w:r>
-        <w:t>The project change and evidence I will keep</w:t>
+        <w:t>Justify what Visual Composition adds to Verified Study Buddy and keep the evidence.</w:t>
+      </w:r>
+    </w:p>
+    <w:p>
+      <w:pPr>
+        <w:spacing w:line="336" w:lineRule="auto" w:after="180"/>
+      </w:pPr>
+      <w:r>
+        <w:rPr>
+          <w:b w:val="0"/>
+        </w:rPr>
+        <w:t xml:space="preserve">Create age-fit explanatory visuals with labeled purpose and no invented documentary </w:t>
+      </w:r>
+      <w:r>
+        <w:rPr>
+          <w:b/>
+        </w:rPr>
+        <w:t>evidence</w:t>
+      </w:r>
+      <w:r>
+        <w:rPr>
+          <w:b w:val="0"/>
+        </w:rPr>
+        <w:t>.</w:t>
+      </w:r>
+    </w:p>
+    <w:p>
+      <w:pPr>
+        <w:spacing w:line="336" w:lineRule="auto" w:after="180"/>
+      </w:pPr>
+      <w:r>
+        <w:rPr>
+          <w:b w:val="0"/>
+        </w:rPr>
+        <w:t xml:space="preserve">The project change and </w:t>
+      </w:r>
+      <w:r>
+        <w:rPr>
+          <w:b/>
+        </w:rPr>
+        <w:t>evidence</w:t>
+      </w:r>
+      <w:r>
+        <w:rPr>
+          <w:b w:val="0"/>
+        </w:rPr>
+        <w:t xml:space="preserve"> I will keep</w:t>
       </w:r>
     </w:p>
     <w:p>
@@ -697,11 +956,54 @@
     </w:p>
     <w:p>
       <w:r>
-        <w:t>I can explain the mechanism. I can show evidence. I can handle a changed case. I can name a limit. Mark each as not yet, with help or independently, and attach supporting work.</w:t>
-      </w:r>
-    </w:p>
-    <w:p>
-      <w:r>
+        <w:t>Judge explanation, evidence, transfer and limits separately; attach the work behind your judgement.</w:t>
+      </w:r>
+    </w:p>
+    <w:p>
+      <w:pPr>
+        <w:pStyle w:val="ListBullet"/>
+      </w:pPr>
+      <w:r>
+        <w:t>I can explain the mechanism.</w:t>
+      </w:r>
+    </w:p>
+    <w:p>
+      <w:pPr>
+        <w:pStyle w:val="ListBullet"/>
+      </w:pPr>
+      <w:r>
+        <w:t>I can show evidence.</w:t>
+      </w:r>
+    </w:p>
+    <w:p>
+      <w:pPr>
+        <w:pStyle w:val="ListBullet"/>
+      </w:pPr>
+      <w:r>
+        <w:t>I can handle a changed case.</w:t>
+      </w:r>
+    </w:p>
+    <w:p>
+      <w:pPr>
+        <w:pStyle w:val="ListBullet"/>
+      </w:pPr>
+      <w:r>
+        <w:t>I can name a limit.</w:t>
+      </w:r>
+    </w:p>
+    <w:p>
+      <w:r>
+        <w:t>Mark each as not yet, with help or independently, and attach supporting work.</w:t>
+      </w:r>
+    </w:p>
+    <w:p>
+      <w:pPr>
+        <w:spacing w:line="336" w:lineRule="auto" w:after="180"/>
+      </w:pPr>
+      <w:r>
+        <w:rPr>
+          <w:b w:val="0"/>
+        </w:rPr>
         <w:t>Teacher review ____________________  Next step ____________________</w:t>
       </w:r>
     </w:p>
@@ -715,6 +1017,17 @@
     </w:p>
     <w:p>
       <w:r>
+        <w:t>Use this earlier case as transfer practice. A case already discussed with feedback is not fresh assessment evidence.</w:t>
+      </w:r>
+    </w:p>
+    <w:p>
+      <w:pPr>
+        <w:spacing w:line="336" w:lineRule="auto" w:after="180"/>
+      </w:pPr>
+      <w:r>
+        <w:rPr>
+          <w:b w:val="0"/>
+        </w:rPr>
         <w:t>An image brief requires two trees, a bench between them and the sun upper-right. A result has all objects but the bench is left of both trees. Write a spatial test that detects this.</w:t>
       </w:r>
     </w:p>
@@ -762,7 +1075,13 @@
       </w:r>
     </w:p>
     <w:p>
-      <w:r>
+      <w:pPr>
+        <w:spacing w:line="336" w:lineRule="auto" w:after="180"/>
+      </w:pPr>
+      <w:r>
+        <w:rPr>
+          <w:b w:val="0"/>
+        </w:rPr>
         <w:t>Record support used: none, hint or teacher explanation.</w:t>
       </w:r>
     </w:p>
@@ -776,7 +1095,54 @@
     </w:p>
     <w:p>
       <w:r>
-        <w:t>Explain the weekly mechanism in your own words. Use the worked scenario to name its input, decision rule and output.</w:t>
+        <w:t>Explain the mechanism. Apply the supplied Visual Composition facts and keep your reasoning.</w:t>
+      </w:r>
+    </w:p>
+    <w:p>
+      <w:pPr>
+        <w:spacing w:line="336" w:lineRule="auto" w:after="180"/>
+      </w:pPr>
+      <w:r>
+        <w:rPr>
+          <w:b w:val="0"/>
+        </w:rPr>
+        <w:t xml:space="preserve">Explain the weekly </w:t>
+      </w:r>
+      <w:r>
+        <w:rPr>
+          <w:b/>
+        </w:rPr>
+        <w:t>mechanism</w:t>
+      </w:r>
+      <w:r>
+        <w:rPr>
+          <w:b w:val="0"/>
+        </w:rPr>
+        <w:t xml:space="preserve"> in your own words. Use the worked scenario to name its </w:t>
+      </w:r>
+      <w:r>
+        <w:rPr>
+          <w:b/>
+        </w:rPr>
+        <w:t>input</w:t>
+      </w:r>
+      <w:r>
+        <w:rPr>
+          <w:b w:val="0"/>
+        </w:rPr>
+        <w:t xml:space="preserve">, decision rule and </w:t>
+      </w:r>
+      <w:r>
+        <w:rPr>
+          <w:b/>
+        </w:rPr>
+        <w:t>output</w:t>
+      </w:r>
+      <w:r>
+        <w:rPr>
+          <w:b w:val="0"/>
+        </w:rPr>
+        <w:t>.</w:t>
       </w:r>
     </w:p>
     <w:p>
@@ -827,7 +1193,29 @@
     </w:p>
     <w:p>
       <w:r>
-        <w:t>A fictional poster requires exactly three labelled circles. Generated image shows four circles and one unreadable label. A caption calls it a photograph of a real lesson. Show the intermediate steps and give the conclusion with its scope.</w:t>
+        <w:t>Trace the worked case. Apply the supplied Visual Composition facts and keep your reasoning.</w:t>
+      </w:r>
+    </w:p>
+    <w:p>
+      <w:pPr>
+        <w:spacing w:line="336" w:lineRule="auto" w:after="180"/>
+      </w:pPr>
+      <w:r>
+        <w:rPr>
+          <w:b w:val="0"/>
+        </w:rPr>
+        <w:t>A fictional poster requires exactly three labelled circles. Generated image shows four circles and one unreadable label. A caption calls it a photograph of a real lesson.</w:t>
+      </w:r>
+    </w:p>
+    <w:p>
+      <w:pPr>
+        <w:spacing w:line="336" w:lineRule="auto" w:after="180"/>
+      </w:pPr>
+      <w:r>
+        <w:rPr>
+          <w:b w:val="0"/>
+        </w:rPr>
+        <w:t>Show the intermediate steps and give the conclusion with its scope.</w:t>
       </w:r>
     </w:p>
     <w:p>
@@ -883,7 +1271,41 @@
     </w:p>
     <w:p>
       <w:r>
-        <w:t>A report omits this qualification: Provenance tracks production history; it does not prove the content is accurate or establish every legal permission. Explain how omitting it could change a reader's interpretation, and write an accurate replacement.</w:t>
+        <w:t>Audit the limit. Apply the supplied Visual Composition facts and keep your reasoning.</w:t>
+      </w:r>
+    </w:p>
+    <w:p>
+      <w:pPr>
+        <w:spacing w:line="336" w:lineRule="auto" w:after="180"/>
+      </w:pPr>
+      <w:r>
+        <w:rPr>
+          <w:b w:val="0"/>
+        </w:rPr>
+        <w:t xml:space="preserve">A report omits this qualification: </w:t>
+      </w:r>
+      <w:r>
+        <w:rPr>
+          <w:b/>
+        </w:rPr>
+        <w:t>Provenance</w:t>
+      </w:r>
+      <w:r>
+        <w:rPr>
+          <w:b w:val="0"/>
+        </w:rPr>
+        <w:t xml:space="preserve"> tracks production history; it does not prove the content is accurate or establish every legal permission.</w:t>
+      </w:r>
+    </w:p>
+    <w:p>
+      <w:pPr>
+        <w:spacing w:line="336" w:lineRule="auto" w:after="180"/>
+      </w:pPr>
+      <w:r>
+        <w:rPr>
+          <w:b w:val="0"/>
+        </w:rPr>
+        <w:t>Explain how omitting it could change a reader's interpretation, and write an accurate replacement.</w:t>
       </w:r>
     </w:p>
     <w:p>
@@ -934,7 +1356,54 @@
     </w:p>
     <w:p>
       <w:r>
-        <w:t>A generated diagram requires two arrows and labels input/output. It has two arrows but swapped labels. Metadata records generation, yet the caption says experimental observation. Audit.</w:t>
+        <w:t>Attempt before feedback. If this repeats the selected independent case, reuse that first attempt; otherwise keep a separate record. Apply a new case independently. Apply the supplied Visual Composition facts and keep your reasoning.</w:t>
+      </w:r>
+    </w:p>
+    <w:p>
+      <w:pPr>
+        <w:spacing w:line="336" w:lineRule="auto" w:after="180"/>
+      </w:pPr>
+      <w:r>
+        <w:rPr>
+          <w:b w:val="0"/>
+        </w:rPr>
+        <w:t xml:space="preserve">A generated diagram requires two arrows and labels </w:t>
+      </w:r>
+      <w:r>
+        <w:rPr>
+          <w:b/>
+        </w:rPr>
+        <w:t>input</w:t>
+      </w:r>
+      <w:r>
+        <w:rPr>
+          <w:b w:val="0"/>
+        </w:rPr>
+        <w:t>/</w:t>
+      </w:r>
+      <w:r>
+        <w:rPr>
+          <w:b/>
+        </w:rPr>
+        <w:t>output</w:t>
+      </w:r>
+      <w:r>
+        <w:rPr>
+          <w:b w:val="0"/>
+        </w:rPr>
+        <w:t xml:space="preserve">. It has two arrows but swapped labels. Metadata records generation, yet the caption says experimental </w:t>
+      </w:r>
+      <w:r>
+        <w:rPr>
+          <w:b/>
+        </w:rPr>
+        <w:t>observation</w:t>
+      </w:r>
+      <w:r>
+        <w:rPr>
+          <w:b w:val="0"/>
+        </w:rPr>
+        <w:t>. Audit.</w:t>
       </w:r>
     </w:p>
     <w:p>
@@ -995,7 +1464,29 @@
     </w:p>
     <w:p>
       <w:r>
-        <w:t>For the worked scenario, propose one additional case that could reveal a failure, describe its expected outcome before running it, and explain what would need to remain fixed for a fair comparison. Do not reuse W4 as a new final test after receiving feedback.</w:t>
+        <w:t>Design a revealing follow-up. Apply the supplied Visual Composition facts and keep your reasoning.</w:t>
+      </w:r>
+    </w:p>
+    <w:p>
+      <w:pPr>
+        <w:spacing w:line="336" w:lineRule="auto" w:after="180"/>
+      </w:pPr>
+      <w:r>
+        <w:rPr>
+          <w:b w:val="0"/>
+        </w:rPr>
+        <w:t>For the worked scenario, propose one additional case that could reveal a failure, describe its expected outcome before running it, and explain what would need to remain fixed for a fair comparison.</w:t>
+      </w:r>
+    </w:p>
+    <w:p>
+      <w:pPr>
+        <w:spacing w:line="336" w:lineRule="auto" w:after="180"/>
+      </w:pPr>
+      <w:r>
+        <w:rPr>
+          <w:b w:val="0"/>
+        </w:rPr>
+        <w:t>Do not reuse W4 as a new final test after receiving feedback.</w:t>
       </w:r>
     </w:p>
     <w:p>
@@ -1047,6 +1538,11 @@
       </w:pPr>
       <w:r>
         <w:t>17. Feedback, return check and learning record</w:t>
+      </w:r>
+    </w:p>
+    <w:p>
+      <w:r>
+        <w:t>Record the first repaired step and a different case to revisit after a delay.</w:t>
       </w:r>
     </w:p>
     <w:tbl>
@@ -1186,7 +1682,13 @@
       </w:tr>
     </w:tbl>
     <w:p>
-      <w:r>
+      <w:pPr>
+        <w:spacing w:line="336" w:lineRule="auto" w:after="180"/>
+      </w:pPr>
+      <w:r>
+        <w:rPr>
+          <w:b w:val="0"/>
+        </w:rPr>
         <w:t>Revisit this idea with your teacher after a delay. Familiarity is different from explaining and using it on a changed case.</w:t>
       </w:r>
     </w:p>
@@ -1200,16 +1702,39 @@
     </w:p>
     <w:p>
       <w:r>
+        <w:t>A fictional Study Buddy requests a science-poster layout, then audits a supplied drawing description. Explain the labelled step before checking the changed condition.</w:t>
+      </w:r>
+    </w:p>
+    <w:p>
+      <w:pPr>
+        <w:spacing w:line="336" w:lineRule="auto" w:after="180"/>
+      </w:pPr>
+      <w:r>
+        <w:rPr>
+          <w:b w:val="0"/>
+        </w:rPr>
         <w:t>A fictional Study Buddy requests a science-poster layout, then audits a supplied drawing description.</w:t>
       </w:r>
     </w:p>
     <w:p>
-      <w:r>
+      <w:pPr>
+        <w:spacing w:line="336" w:lineRule="auto" w:after="180"/>
+      </w:pPr>
+      <w:r>
+        <w:rPr>
+          <w:b w:val="0"/>
+        </w:rPr>
         <w:t>Brief: exactly two labelled bottles left of one beaker; one arrow from bottles toward beaker.</w:t>
       </w:r>
     </w:p>
     <w:p>
-      <w:r>
+      <w:pPr>
+        <w:spacing w:line="336" w:lineRule="auto" w:after="180"/>
+      </w:pPr>
+      <w:r>
+        <w:rPr>
+          <w:b w:val="0"/>
+        </w:rPr>
         <w:t>Supplied drawing description: two labelled bottles are right of a beaker; an arrow points from beaker toward bottles.</w:t>
       </w:r>
     </w:p>
@@ -1250,7 +1775,14 @@
       </w:r>
     </w:p>
     <w:p>
-      <w:r>
+      <w:pPr>
+        <w:spacing w:line="336" w:lineRule="auto" w:after="180"/>
+        <w:shd w:fill="F5F1FB"/>
+      </w:pPr>
+      <w:r>
+        <w:rPr>
+          <w:b w:val="0"/>
+        </w:rPr>
         <w:t>Which checks pass after that single change, and what still needs repair?</w:t>
       </w:r>
     </w:p>
@@ -1293,12 +1825,45 @@
       </w:r>
     </w:p>
     <w:p>
-      <w:r>
-        <w:t>Support used: alone / hint / worked example. This record is practice evidence.</w:t>
-      </w:r>
-    </w:p>
-    <w:p>
-      <w:r>
+      <w:pPr>
+        <w:pStyle w:val="Heading3"/>
+      </w:pPr>
+      <w:r>
+        <w:t>Record the help used</w:t>
+      </w:r>
+    </w:p>
+    <w:p>
+      <w:pPr>
+        <w:spacing w:line="336" w:lineRule="auto" w:after="180"/>
+        <w:shd w:fill="F1F6F8"/>
+      </w:pPr>
+      <w:r>
+        <w:rPr>
+          <w:b w:val="0"/>
+        </w:rPr>
+        <w:t xml:space="preserve">Support used: alone / hint / worked example. This record is practice </w:t>
+      </w:r>
+      <w:r>
+        <w:rPr>
+          <w:b/>
+        </w:rPr>
+        <w:t>evidence</w:t>
+      </w:r>
+      <w:r>
+        <w:rPr>
+          <w:b w:val="0"/>
+        </w:rPr>
+        <w:t>.</w:t>
+      </w:r>
+    </w:p>
+    <w:p>
+      <w:pPr>
+        <w:spacing w:line="336" w:lineRule="auto" w:after="180"/>
+      </w:pPr>
+      <w:r>
+        <w:rPr>
+          <w:b w:val="0"/>
+        </w:rPr>
         <w:t>Project connection: Create Study Buddy diagram rubrics covering counts, readable labels, containment, order and meaningful arrow direction.</w:t>
       </w:r>
     </w:p>
@@ -1312,16 +1877,63 @@
     </w:p>
     <w:p>
       <w:r>
+        <w:t>Keep this week’s input, deciding step, result and limit together in the Verified Study Buddy record.</w:t>
+      </w:r>
+    </w:p>
+    <w:p>
+      <w:pPr>
+        <w:spacing w:line="336" w:lineRule="auto" w:after="180"/>
+      </w:pPr>
+      <w:r>
+        <w:rPr>
+          <w:b w:val="0"/>
+        </w:rPr>
         <w:t>Project: Verified Study Buddy</w:t>
       </w:r>
     </w:p>
     <w:p>
-      <w:r>
-        <w:t>Current milestone: Make a transparent first version. Keep a trace of how one input becomes an output; explain the rule or learned component.</w:t>
-      </w:r>
-    </w:p>
-    <w:p>
-      <w:r>
+      <w:pPr>
+        <w:spacing w:line="336" w:lineRule="auto" w:after="180"/>
+      </w:pPr>
+      <w:r>
+        <w:rPr>
+          <w:b w:val="0"/>
+        </w:rPr>
+        <w:t xml:space="preserve">Current milestone: Make a transparent first version. Keep a trace of how one </w:t>
+      </w:r>
+      <w:r>
+        <w:rPr>
+          <w:b/>
+        </w:rPr>
+        <w:t>input</w:t>
+      </w:r>
+      <w:r>
+        <w:rPr>
+          <w:b w:val="0"/>
+        </w:rPr>
+        <w:t xml:space="preserve"> becomes an </w:t>
+      </w:r>
+      <w:r>
+        <w:rPr>
+          <w:b/>
+        </w:rPr>
+        <w:t>output</w:t>
+      </w:r>
+      <w:r>
+        <w:rPr>
+          <w:b w:val="0"/>
+        </w:rPr>
+        <w:t>; explain the rule or learned component.</w:t>
+      </w:r>
+    </w:p>
+    <w:p>
+      <w:pPr>
+        <w:spacing w:line="336" w:lineRule="auto" w:after="180"/>
+      </w:pPr>
+      <w:r>
+        <w:rPr>
+          <w:b w:val="0"/>
+        </w:rPr>
         <w:t>Create Study Buddy diagram rubrics covering counts, readable labels, containment, order and meaningful arrow direction.</w:t>
       </w:r>
     </w:p>
@@ -1484,11 +2096,28 @@
     </w:p>
     <w:p>
       <w:r>
+        <w:t>Try the supported questions before comparing with hints and feedback. Record what you repaired and the evidence you retained.</w:t>
+      </w:r>
+    </w:p>
+    <w:p>
+      <w:pPr>
+        <w:spacing w:line="336" w:lineRule="auto" w:after="180"/>
+      </w:pPr>
+      <w:r>
+        <w:rPr>
+          <w:b w:val="0"/>
+        </w:rPr>
         <w:t>Use this supported practice once, in the browser or on paper. Keep the reserved independent assessment for a separate first attempt before teacher feedback.</w:t>
       </w:r>
     </w:p>
     <w:p>
-      <w:r>
+      <w:pPr>
+        <w:spacing w:line="336" w:lineRule="auto" w:after="180"/>
+      </w:pPr>
+      <w:r>
+        <w:rPr>
+          <w:b w:val="0"/>
+        </w:rPr>
         <w:t>A fictional Study Buddy requests a science-poster layout, then audits a supplied drawing description.</w:t>
       </w:r>
     </w:p>
@@ -1501,27 +2130,73 @@
       </w:r>
     </w:p>
     <w:p>
-      <w:r>
-        <w:t>Which labelled step matches this detail? Specify bottles-left, beaker-right, arrow left-to-right; verify the revised output.</w:t>
-      </w:r>
-    </w:p>
-    <w:p>
-      <w:r>
+      <w:pPr>
+        <w:spacing w:line="336" w:lineRule="auto" w:after="180"/>
+      </w:pPr>
+      <w:r>
+        <w:rPr>
+          <w:b w:val="0"/>
+        </w:rPr>
+        <w:t xml:space="preserve">Which labelled step matches this detail? Specify bottles-left, beaker-right, arrow left-to-right; verify the revised </w:t>
+      </w:r>
+      <w:r>
+        <w:rPr>
+          <w:b/>
+        </w:rPr>
+        <w:t>output</w:t>
+      </w:r>
+      <w:r>
+        <w:rPr>
+          <w:b w:val="0"/>
+        </w:rPr>
+        <w:t>.</w:t>
+      </w:r>
+    </w:p>
+    <w:p>
+      <w:pPr>
+        <w:spacing w:line="336" w:lineRule="auto" w:after="180"/>
+        <w:shd w:fill="F4F9FC"/>
+      </w:pPr>
+      <w:r>
+        <w:rPr>
+          <w:b w:val="0"/>
+        </w:rPr>
         <w:t>1. Check position</w:t>
       </w:r>
     </w:p>
     <w:p>
-      <w:r>
+      <w:pPr>
+        <w:spacing w:line="336" w:lineRule="auto" w:after="180"/>
+        <w:shd w:fill="F4F9FC"/>
+      </w:pPr>
+      <w:r>
+        <w:rPr>
+          <w:b w:val="0"/>
+        </w:rPr>
         <w:t>2. Repair brief</w:t>
       </w:r>
     </w:p>
     <w:p>
-      <w:r>
+      <w:pPr>
+        <w:spacing w:line="336" w:lineRule="auto" w:after="180"/>
+        <w:shd w:fill="F4F9FC"/>
+      </w:pPr>
+      <w:r>
+        <w:rPr>
+          <w:b w:val="0"/>
+        </w:rPr>
         <w:t>3. Count objects</w:t>
       </w:r>
     </w:p>
     <w:p>
-      <w:r>
+      <w:pPr>
+        <w:spacing w:line="336" w:lineRule="auto" w:after="180"/>
+        <w:shd w:fill="F4F9FC"/>
+      </w:pPr>
+      <w:r>
+        <w:rPr>
+          <w:b w:val="0"/>
+        </w:rPr>
         <w:t>4. Check direction</w:t>
       </w:r>
     </w:p>
@@ -1559,41 +2234,179 @@
       </w:r>
     </w:p>
     <w:p>
-      <w:r>
+      <w:pPr>
+        <w:pStyle w:val="Heading3"/>
+      </w:pPr>
+      <w:r>
+        <w:t>Hint · try first</w:t>
+      </w:r>
+    </w:p>
+    <w:p>
+      <w:pPr>
+        <w:spacing w:line="336" w:lineRule="auto" w:after="180"/>
+        <w:shd w:fill="F1F6F8"/>
+      </w:pPr>
+      <w:r>
+        <w:rPr>
+          <w:b w:val="0"/>
+        </w:rPr>
         <w:t>Hint if needed: Read the steps in the pictorial case. Match the supplied detail to the stage that performs or records it.</w:t>
       </w:r>
     </w:p>
     <w:p>
-      <w:r>
-        <w:t>After your attempt, compare with the supported explanation: Repair brief Specify bottles-left, beaker-right, arrow left-to-right; verify the revised output. Having every requested object is not the same as conveying the requested relationship. Position and arrow direction can change a scientific explanation while object counts remain correct. Audit the provided description honestly: no actual image was supplied, so this evaluation concerns its stated layout rather than a claimed visual inspection.</w:t>
-      </w:r>
-    </w:p>
-    <w:p>
       <w:pPr>
         <w:pStyle w:val="Heading3"/>
       </w:pPr>
       <w:r>
+        <w:t>Feedback · compare after trying</w:t>
+      </w:r>
+    </w:p>
+    <w:p>
+      <w:pPr>
+        <w:spacing w:line="336" w:lineRule="auto" w:after="180"/>
+        <w:shd w:fill="F1F6FC"/>
+      </w:pPr>
+      <w:r>
+        <w:rPr>
+          <w:b w:val="0"/>
+        </w:rPr>
+        <w:t xml:space="preserve">After your attempt, compare with the supported explanation: Repair brief Specify bottles-left, beaker-right, arrow left-to-right; verify the revised </w:t>
+      </w:r>
+      <w:r>
+        <w:rPr>
+          <w:b/>
+        </w:rPr>
+        <w:t>output</w:t>
+      </w:r>
+      <w:r>
+        <w:rPr>
+          <w:b w:val="0"/>
+        </w:rPr>
+        <w:t>.</w:t>
+      </w:r>
+    </w:p>
+    <w:p>
+      <w:pPr>
+        <w:spacing w:line="336" w:lineRule="auto" w:after="180"/>
+        <w:shd w:fill="F1F6FC"/>
+      </w:pPr>
+      <w:r>
+        <w:rPr>
+          <w:b w:val="0"/>
+        </w:rPr>
+        <w:t xml:space="preserve">Having every requested object is not the same as conveying the requested </w:t>
+      </w:r>
+      <w:r>
+        <w:rPr>
+          <w:b/>
+        </w:rPr>
+        <w:t>relationship</w:t>
+      </w:r>
+      <w:r>
+        <w:rPr>
+          <w:b w:val="0"/>
+        </w:rPr>
+        <w:t>. Position and arrow direction can change a scientific explanation while object counts remain correct.</w:t>
+      </w:r>
+    </w:p>
+    <w:p>
+      <w:pPr>
+        <w:spacing w:line="336" w:lineRule="auto" w:after="180"/>
+        <w:shd w:fill="F1F6FC"/>
+      </w:pPr>
+      <w:r>
+        <w:rPr>
+          <w:b w:val="0"/>
+        </w:rPr>
+        <w:t>Audit the provided description honestly: no actual image was supplied, so this evaluation concerns its stated layout rather than a claimed visual inspection.</w:t>
+      </w:r>
+    </w:p>
+    <w:p>
+      <w:pPr>
+        <w:pStyle w:val="Heading3"/>
+      </w:pPr>
+      <w:r>
         <w:t>Practice 2: explain the deciding evidence</w:t>
       </w:r>
     </w:p>
     <w:p>
-      <w:r>
+      <w:pPr>
+        <w:pStyle w:val="Heading3"/>
+      </w:pPr>
+      <w:r>
+        <w:t>Changed case · predict first</w:t>
+      </w:r>
+    </w:p>
+    <w:p>
+      <w:pPr>
+        <w:spacing w:line="336" w:lineRule="auto" w:after="180"/>
+        <w:shd w:fill="F5F1FB"/>
+      </w:pPr>
+      <w:r>
+        <w:rPr>
+          <w:b w:val="0"/>
+        </w:rPr>
         <w:t>Changed-case practice: Move bottles left of the beaker but keep the arrow pointing from beaker toward bottles. Which conclusion is supported by the supplied facts?</w:t>
       </w:r>
     </w:p>
     <w:p>
-      <w:r>
-        <w:t>1. This one example guarantees correct results for every future input.</w:t>
-      </w:r>
-    </w:p>
-    <w:p>
-      <w:r>
+      <w:pPr>
+        <w:spacing w:line="336" w:lineRule="auto" w:after="180"/>
+        <w:shd w:fill="F4F9FC"/>
+      </w:pPr>
+      <w:r>
+        <w:rPr>
+          <w:b w:val="0"/>
+        </w:rPr>
+        <w:t xml:space="preserve">1. This one example guarantees correct results for every future </w:t>
+      </w:r>
+      <w:r>
+        <w:rPr>
+          <w:b/>
+        </w:rPr>
+        <w:t>input</w:t>
+      </w:r>
+      <w:r>
+        <w:rPr>
+          <w:b w:val="0"/>
+        </w:rPr>
+        <w:t>.</w:t>
+      </w:r>
+    </w:p>
+    <w:p>
+      <w:pPr>
+        <w:spacing w:line="336" w:lineRule="auto" w:after="180"/>
+        <w:shd w:fill="F4F9FC"/>
+      </w:pPr>
+      <w:r>
+        <w:rPr>
+          <w:b w:val="0"/>
+        </w:rPr>
         <w:t>2. Position now passes; arrow direction still fails.</w:t>
       </w:r>
     </w:p>
     <w:p>
-      <w:r>
-        <w:t>3. We can decide the result without examining the changed input or the procedure.</w:t>
+      <w:pPr>
+        <w:spacing w:line="336" w:lineRule="auto" w:after="180"/>
+        <w:shd w:fill="F4F9FC"/>
+      </w:pPr>
+      <w:r>
+        <w:rPr>
+          <w:b w:val="0"/>
+        </w:rPr>
+        <w:t xml:space="preserve">3. We can decide the result without examining the changed </w:t>
+      </w:r>
+      <w:r>
+        <w:rPr>
+          <w:b/>
+        </w:rPr>
+        <w:t>input</w:t>
+      </w:r>
+      <w:r>
+        <w:rPr>
+          <w:b w:val="0"/>
+        </w:rPr>
+        <w:t xml:space="preserve"> or the procedure.</w:t>
       </w:r>
     </w:p>
     <w:p>
@@ -1630,12 +2443,42 @@
       </w:r>
     </w:p>
     <w:p>
-      <w:r>
+      <w:pPr>
+        <w:pStyle w:val="Heading3"/>
+      </w:pPr>
+      <w:r>
+        <w:t>Hint · try first</w:t>
+      </w:r>
+    </w:p>
+    <w:p>
+      <w:pPr>
+        <w:spacing w:line="336" w:lineRule="auto" w:after="180"/>
+        <w:shd w:fill="F1F6F8"/>
+      </w:pPr>
+      <w:r>
+        <w:rPr>
+          <w:b w:val="0"/>
+        </w:rPr>
         <w:t>Hint if needed: Use the changed condition and the deciding step in the pictorial trace. The answer must say what follows from those facts.</w:t>
       </w:r>
     </w:p>
     <w:p>
-      <w:r>
+      <w:pPr>
+        <w:pStyle w:val="Heading3"/>
+      </w:pPr>
+      <w:r>
+        <w:t>Feedback · compare after trying</w:t>
+      </w:r>
+    </w:p>
+    <w:p>
+      <w:pPr>
+        <w:spacing w:line="336" w:lineRule="auto" w:after="180"/>
+        <w:shd w:fill="F1F6FC"/>
+      </w:pPr>
+      <w:r>
+        <w:rPr>
+          <w:b w:val="0"/>
+        </w:rPr>
         <w:t>After your attempt, compare with the supported explanation: Position now passes; arrow direction still fails. Changing object placement does not automatically reverse an arrow’s semantic source and destination.</w:t>
       </w:r>
     </w:p>
@@ -1648,18 +2491,105 @@
       </w:r>
     </w:p>
     <w:p>
-      <w:r>
-        <w:t>Review Image Generation Models (ai-3/10). Goal: Explain the mechanism and terminology of image generation and provenance. Short practice: What may these two grids explain, and what can they not establish about a real generator?. Return to this week and explain what you changed.</w:t>
-      </w:r>
-    </w:p>
-    <w:p>
-      <w:r>
-        <w:t>Review Structured Output and Schemas (ai-3/8). Goal: Separate JSON parsing, schema validation and source support checks. Short practice: Which object demonstrates that valid JSON and valid types are insufficient for truth?. Return to this week and explain what you changed.</w:t>
-      </w:r>
-    </w:p>
-    <w:p>
-      <w:r>
-        <w:t>Review Prompt as a Contract (ai-3/5). Goal: Write a prompt specification with observable response criteria. Short practice: Why should the tool not fill melting from memory even if it knows a common definition?. Return to this week and explain what you changed.</w:t>
+      <w:pPr>
+        <w:spacing w:line="336" w:lineRule="auto" w:after="180"/>
+      </w:pPr>
+      <w:r>
+        <w:rPr>
+          <w:b w:val="0"/>
+        </w:rPr>
+        <w:t xml:space="preserve">Review Image Generation Models (ai-3/10). Goal: Explain the </w:t>
+      </w:r>
+      <w:r>
+        <w:rPr>
+          <w:b/>
+        </w:rPr>
+        <w:t>mechanism</w:t>
+      </w:r>
+      <w:r>
+        <w:rPr>
+          <w:b w:val="0"/>
+        </w:rPr>
+        <w:t xml:space="preserve"> and terminology of image generation and </w:t>
+      </w:r>
+      <w:r>
+        <w:rPr>
+          <w:b/>
+        </w:rPr>
+        <w:t>provenance</w:t>
+      </w:r>
+      <w:r>
+        <w:rPr>
+          <w:b w:val="0"/>
+        </w:rPr>
+        <w:t>.</w:t>
+      </w:r>
+    </w:p>
+    <w:p>
+      <w:pPr>
+        <w:spacing w:line="336" w:lineRule="auto" w:after="180"/>
+      </w:pPr>
+      <w:r>
+        <w:rPr>
+          <w:b w:val="0"/>
+        </w:rPr>
+        <w:t>Short practice: What may these two grids explain, and what can they not establish about a real generator?. Return to this week and explain what you changed.</w:t>
+      </w:r>
+    </w:p>
+    <w:p>
+      <w:pPr>
+        <w:spacing w:line="336" w:lineRule="auto" w:after="180"/>
+      </w:pPr>
+      <w:r>
+        <w:rPr>
+          <w:b w:val="0"/>
+        </w:rPr>
+        <w:t xml:space="preserve">Review Structured </w:t>
+      </w:r>
+      <w:r>
+        <w:rPr>
+          <w:b/>
+        </w:rPr>
+        <w:t>Output</w:t>
+      </w:r>
+      <w:r>
+        <w:rPr>
+          <w:b w:val="0"/>
+        </w:rPr>
+        <w:t xml:space="preserve"> and Schemas (ai-3/8). Goal: Separate JSON parsing, schema validation and source support checks. Short practice: Which object demonstrates that valid JSON and valid types are insufficient for truth?.</w:t>
+      </w:r>
+    </w:p>
+    <w:p>
+      <w:pPr>
+        <w:spacing w:line="336" w:lineRule="auto" w:after="180"/>
+      </w:pPr>
+      <w:r>
+        <w:rPr>
+          <w:b w:val="0"/>
+        </w:rPr>
+        <w:t>Return to this week and explain what you changed.</w:t>
+      </w:r>
+    </w:p>
+    <w:p>
+      <w:pPr>
+        <w:spacing w:line="336" w:lineRule="auto" w:after="180"/>
+      </w:pPr>
+      <w:r>
+        <w:rPr>
+          <w:b w:val="0"/>
+        </w:rPr>
+        <w:t>Review Prompt as a Contract (ai-3/5). Goal: Write a prompt specification with observable response criteria. Short practice: Why should the tool not fill melting from memory even if it knows a common definition?.</w:t>
+      </w:r>
+    </w:p>
+    <w:p>
+      <w:pPr>
+        <w:spacing w:line="336" w:lineRule="auto" w:after="180"/>
+      </w:pPr>
+      <w:r>
+        <w:rPr>
+          <w:b w:val="0"/>
+        </w:rPr>
+        <w:t>Return to this week and explain what you changed.</w:t>
       </w:r>
     </w:p>
     <w:p>
@@ -1671,8 +2601,37 @@
       </w:r>
     </w:p>
     <w:p>
-      <w:r>
-        <w:t>Use Download completed work in the hosted lesson to export your answers, reflections, practice feedback and code-run evidence. Open the HTML copy to read or print it. Drafts stay in this browser when storage is available; clear drafts on a shared device.</w:t>
+      <w:pPr>
+        <w:spacing w:line="336" w:lineRule="auto" w:after="180"/>
+      </w:pPr>
+      <w:r>
+        <w:rPr>
+          <w:b w:val="0"/>
+        </w:rPr>
+        <w:t xml:space="preserve">Use Download completed work in the hosted lesson to export your answers, reflections, practice feedback and code-run </w:t>
+      </w:r>
+      <w:r>
+        <w:rPr>
+          <w:b/>
+        </w:rPr>
+        <w:t>evidence</w:t>
+      </w:r>
+      <w:r>
+        <w:rPr>
+          <w:b w:val="0"/>
+        </w:rPr>
+        <w:t>. Open the HTML copy to read or print it.</w:t>
+      </w:r>
+    </w:p>
+    <w:p>
+      <w:pPr>
+        <w:spacing w:line="336" w:lineRule="auto" w:after="180"/>
+      </w:pPr>
+      <w:r>
+        <w:rPr>
+          <w:b w:val="0"/>
+        </w:rPr>
+        <w:t>Drafts stay in this browser when storage is available; clear drafts on a shared device.</w:t>
       </w:r>
     </w:p>
     <w:p>
@@ -1686,6 +2645,786 @@
     <w:p>
       <w:r>
         <w:t>________________________________________________________________</w:t>
+      </w:r>
+    </w:p>
+    <w:p>
+      <w:r>
+        <w:t>________________________________________________________________</w:t>
+      </w:r>
+    </w:p>
+    <w:p>
+      <w:r>
+        <w:t>________________________________________________________________</w:t>
+      </w:r>
+    </w:p>
+    <w:p>
+      <w:r>
+        <w:t>________________________________________________________________</w:t>
+      </w:r>
+    </w:p>
+    <w:p>
+      <w:r>
+        <w:t>________________________________________________________________</w:t>
+      </w:r>
+    </w:p>
+    <w:p>
+      <w:pPr>
+        <w:pStyle w:val="Heading1"/>
+      </w:pPr>
+      <w:r>
+        <w:t>21. Visual concept journey</w:t>
+      </w:r>
+    </w:p>
+    <w:p>
+      <w:r>
+        <w:t>Explain each Visual Composition picture from its labels, then record a relevant limit.</w:t>
+      </w:r>
+    </w:p>
+    <w:p>
+      <w:pPr>
+        <w:pStyle w:val="Heading3"/>
+      </w:pPr>
+      <w:r>
+        <w:t>01. Visual Composition: the case</w:t>
+      </w:r>
+    </w:p>
+    <w:p>
+      <w:r>
+        <w:drawing>
+          <wp:inline xmlns:a="http://schemas.openxmlformats.org/drawingml/2006/main" xmlns:pic="http://schemas.openxmlformats.org/drawingml/2006/picture">
+            <wp:extent cx="5486400" cy="2990088"/>
+            <wp:docPr id="2" name="Picture 2" descr="A fictional Study Buddy requests a science-poster layout, then audits a supplied drawing description. Supplied facts: Brief: exactly two labelled bottles left of one beaker; one arrow from bottles toward beaker. Supplied drawing description: two labelled bottles are right of a beaker; an arrow points from beaker toward bottles."/>
+            <wp:cNvGraphicFramePr>
+              <a:graphicFrameLocks noChangeAspect="1"/>
+            </wp:cNvGraphicFramePr>
+            <a:graphic>
+              <a:graphicData uri="http://schemas.openxmlformats.org/drawingml/2006/picture">
+                <pic:pic>
+                  <pic:nvPicPr>
+                    <pic:cNvPr id="0" name="academy-story-ai-3-11-01.png"/>
+                    <pic:cNvPicPr/>
+                  </pic:nvPicPr>
+                  <pic:blipFill>
+                    <a:blip r:embed="rId10"/>
+                    <a:stretch>
+                      <a:fillRect/>
+                    </a:stretch>
+                  </pic:blipFill>
+                  <pic:spPr>
+                    <a:xfrm>
+                      <a:off x="0" y="0"/>
+                      <a:ext cx="5486400" cy="2990088"/>
+                    </a:xfrm>
+                    <a:prstGeom prst="rect"/>
+                  </pic:spPr>
+                </pic:pic>
+              </a:graphicData>
+            </a:graphic>
+          </wp:inline>
+        </w:drawing>
+      </w:r>
+    </w:p>
+    <w:p>
+      <w:pPr>
+        <w:spacing w:line="336" w:lineRule="auto" w:after="180"/>
+      </w:pPr>
+      <w:r>
+        <w:rPr>
+          <w:b w:val="0"/>
+        </w:rPr>
+        <w:t>A fictional Study Buddy requests a science-poster layout, then audits a supplied drawing description. Supplied facts: Brief: exactly two labelled bottles left of one beaker; one arrow from bottles toward beaker.</w:t>
+      </w:r>
+    </w:p>
+    <w:p>
+      <w:pPr>
+        <w:spacing w:line="336" w:lineRule="auto" w:after="180"/>
+      </w:pPr>
+      <w:r>
+        <w:rPr>
+          <w:b w:val="0"/>
+        </w:rPr>
+        <w:t>Supplied drawing description: two labelled bottles are right of a beaker; an arrow points from beaker toward bottles.</w:t>
+      </w:r>
+    </w:p>
+    <w:p>
+      <w:pPr>
+        <w:spacing w:line="336" w:lineRule="auto" w:after="180"/>
+        <w:shd w:fill="F5F1FB"/>
+      </w:pPr>
+      <w:r>
+        <w:rPr>
+          <w:b w:val="0"/>
+        </w:rPr>
+        <w:t>Point to the given fact that matters most. Explain why it matters.</w:t>
+      </w:r>
+    </w:p>
+    <w:p>
+      <w:pPr>
+        <w:pStyle w:val="Heading3"/>
+      </w:pPr>
+      <w:r>
+        <w:t>My picture explanation, deciding evidence and one limit</w:t>
+      </w:r>
+    </w:p>
+    <w:p>
+      <w:r>
+        <w:t>________________________________________________________________</w:t>
+      </w:r>
+    </w:p>
+    <w:p>
+      <w:r>
+        <w:t>________________________________________________________________</w:t>
+      </w:r>
+    </w:p>
+    <w:p>
+      <w:r>
+        <w:t>________________________________________________________________</w:t>
+      </w:r>
+    </w:p>
+    <w:p>
+      <w:r>
+        <w:t>________________________________________________________________</w:t>
+      </w:r>
+    </w:p>
+    <w:p>
+      <w:pPr>
+        <w:pStyle w:val="Heading3"/>
+      </w:pPr>
+      <w:r>
+        <w:t>02. Follow the deciding steps</w:t>
+      </w:r>
+    </w:p>
+    <w:p>
+      <w:r>
+        <w:drawing>
+          <wp:inline xmlns:a="http://schemas.openxmlformats.org/drawingml/2006/main" xmlns:pic="http://schemas.openxmlformats.org/drawingml/2006/picture">
+            <wp:extent cx="5486400" cy="4005072"/>
+            <wp:docPr id="3" name="Picture 3" descr="Count objects: Two bottles and one beaker satisfy the count requirement. → Check position: Bottles on the right fail the required left-of relation. → Check direction: Arrow from beaker to bottles reverses the required flow. → Repair brief: Specify bottles-left, beaker-right, arrow left-to-right; verify the revised output."/>
+            <wp:cNvGraphicFramePr>
+              <a:graphicFrameLocks noChangeAspect="1"/>
+            </wp:cNvGraphicFramePr>
+            <a:graphic>
+              <a:graphicData uri="http://schemas.openxmlformats.org/drawingml/2006/picture">
+                <pic:pic>
+                  <pic:nvPicPr>
+                    <pic:cNvPr id="0" name="academy-story-ai-3-11-02.png"/>
+                    <pic:cNvPicPr/>
+                  </pic:nvPicPr>
+                  <pic:blipFill>
+                    <a:blip r:embed="rId11"/>
+                    <a:stretch>
+                      <a:fillRect/>
+                    </a:stretch>
+                  </pic:blipFill>
+                  <pic:spPr>
+                    <a:xfrm>
+                      <a:off x="0" y="0"/>
+                      <a:ext cx="5486400" cy="4005072"/>
+                    </a:xfrm>
+                    <a:prstGeom prst="rect"/>
+                  </pic:spPr>
+                </pic:pic>
+              </a:graphicData>
+            </a:graphic>
+          </wp:inline>
+        </w:drawing>
+      </w:r>
+    </w:p>
+    <w:p>
+      <w:pPr>
+        <w:spacing w:line="336" w:lineRule="auto" w:after="180"/>
+      </w:pPr>
+      <w:r>
+        <w:rPr>
+          <w:b w:val="0"/>
+        </w:rPr>
+        <w:t xml:space="preserve">Count objects: Two bottles and one beaker satisfy the count requirement. → Check position: Bottles on the right fail the required left-of relation. → Check direction: Arrow from beaker to bottles reverses the required flow. → Repair brief: Specify bottles-left, beaker-right, arrow left-to-right; verify the revised </w:t>
+      </w:r>
+      <w:r>
+        <w:rPr>
+          <w:b/>
+        </w:rPr>
+        <w:t>output</w:t>
+      </w:r>
+      <w:r>
+        <w:rPr>
+          <w:b w:val="0"/>
+        </w:rPr>
+        <w:t>.</w:t>
+      </w:r>
+    </w:p>
+    <w:p>
+      <w:pPr>
+        <w:spacing w:line="336" w:lineRule="auto" w:after="180"/>
+        <w:shd w:fill="F5F1FB"/>
+      </w:pPr>
+      <w:r>
+        <w:rPr>
+          <w:b w:val="0"/>
+        </w:rPr>
+        <w:t xml:space="preserve">Point to each numbered stage and explain which recorded </w:t>
+      </w:r>
+      <w:r>
+        <w:rPr>
+          <w:b/>
+        </w:rPr>
+        <w:t>input</w:t>
+      </w:r>
+      <w:r>
+        <w:rPr>
+          <w:b w:val="0"/>
+        </w:rPr>
+        <w:t xml:space="preserve"> it uses.</w:t>
+      </w:r>
+    </w:p>
+    <w:p>
+      <w:pPr>
+        <w:pStyle w:val="Heading3"/>
+      </w:pPr>
+      <w:r>
+        <w:t>My picture explanation, deciding evidence and one limit</w:t>
+      </w:r>
+    </w:p>
+    <w:p>
+      <w:r>
+        <w:t>________________________________________________________________</w:t>
+      </w:r>
+    </w:p>
+    <w:p>
+      <w:r>
+        <w:t>________________________________________________________________</w:t>
+      </w:r>
+    </w:p>
+    <w:p>
+      <w:r>
+        <w:t>________________________________________________________________</w:t>
+      </w:r>
+    </w:p>
+    <w:p>
+      <w:r>
+        <w:t>________________________________________________________________</w:t>
+      </w:r>
+    </w:p>
+    <w:p>
+      <w:pPr>
+        <w:pStyle w:val="Heading3"/>
+      </w:pPr>
+      <w:r>
+        <w:t>03. Image generation and provenance — evidence trace</w:t>
+      </w:r>
+    </w:p>
+    <w:p>
+      <w:r>
+        <w:drawing>
+          <wp:inline xmlns:a="http://schemas.openxmlformats.org/drawingml/2006/main" xmlns:pic="http://schemas.openxmlformats.org/drawingml/2006/picture">
+            <wp:extent cx="5486400" cy="2843784"/>
+            <wp:docPr id="4" name="Picture 4" descr="Image generation and provenance — evidence trace. A fictional poster requires exactly three labelled circles. Generated image shows four circles and one unreadable label. A caption calls it a photograph of a real lesson. | Keep a provenance record containing specification, tool/version when known, generation date, edits, permissions and intended use. | It fails count and label criteria; the photograph claim is unsupported. Record it as a generated fictional illustration and revise or reject before use."/>
+            <wp:cNvGraphicFramePr>
+              <a:graphicFrameLocks noChangeAspect="1"/>
+            </wp:cNvGraphicFramePr>
+            <a:graphic>
+              <a:graphicData uri="http://schemas.openxmlformats.org/drawingml/2006/picture">
+                <pic:pic>
+                  <pic:nvPicPr>
+                    <pic:cNvPr id="0" name="academy-story-ai-3-11-03.png"/>
+                    <pic:cNvPicPr/>
+                  </pic:nvPicPr>
+                  <pic:blipFill>
+                    <a:blip r:embed="rId12"/>
+                    <a:stretch>
+                      <a:fillRect/>
+                    </a:stretch>
+                  </pic:blipFill>
+                  <pic:spPr>
+                    <a:xfrm>
+                      <a:off x="0" y="0"/>
+                      <a:ext cx="5486400" cy="2843784"/>
+                    </a:xfrm>
+                    <a:prstGeom prst="rect"/>
+                  </pic:spPr>
+                </pic:pic>
+              </a:graphicData>
+            </a:graphic>
+          </wp:inline>
+        </w:drawing>
+      </w:r>
+    </w:p>
+    <w:p>
+      <w:pPr>
+        <w:spacing w:line="336" w:lineRule="auto" w:after="180"/>
+      </w:pPr>
+      <w:r>
+        <w:rPr>
+          <w:b w:val="0"/>
+        </w:rPr>
+        <w:t xml:space="preserve">Image generation and </w:t>
+      </w:r>
+      <w:r>
+        <w:rPr>
+          <w:b/>
+        </w:rPr>
+        <w:t>provenance</w:t>
+      </w:r>
+      <w:r>
+        <w:rPr>
+          <w:b w:val="0"/>
+        </w:rPr>
+        <w:t xml:space="preserve"> — </w:t>
+      </w:r>
+      <w:r>
+        <w:rPr>
+          <w:b/>
+        </w:rPr>
+        <w:t>evidence</w:t>
+      </w:r>
+      <w:r>
+        <w:rPr>
+          <w:b w:val="0"/>
+        </w:rPr>
+        <w:t xml:space="preserve"> trace. A fictional poster requires exactly three labelled circles. Generated image shows four circles and one unreadable label.</w:t>
+      </w:r>
+    </w:p>
+    <w:p>
+      <w:pPr>
+        <w:spacing w:line="336" w:lineRule="auto" w:after="180"/>
+      </w:pPr>
+      <w:r>
+        <w:rPr>
+          <w:b w:val="0"/>
+        </w:rPr>
+        <w:t xml:space="preserve">A caption calls it a photograph of a real lesson. | Keep a </w:t>
+      </w:r>
+      <w:r>
+        <w:rPr>
+          <w:b/>
+        </w:rPr>
+        <w:t>provenance</w:t>
+      </w:r>
+      <w:r>
+        <w:rPr>
+          <w:b w:val="0"/>
+        </w:rPr>
+        <w:t xml:space="preserve"> record containing specification, tool/version when known, generation date, edits, permissions and intended use. | It fails count and label criteria; the photograph claim is unsupported.</w:t>
+      </w:r>
+    </w:p>
+    <w:p>
+      <w:pPr>
+        <w:spacing w:line="336" w:lineRule="auto" w:after="180"/>
+      </w:pPr>
+      <w:r>
+        <w:rPr>
+          <w:b w:val="0"/>
+        </w:rPr>
+        <w:t>Record it as a generated fictional illustration and revise or reject before use.</w:t>
+      </w:r>
+    </w:p>
+    <w:p>
+      <w:pPr>
+        <w:spacing w:line="336" w:lineRule="auto" w:after="180"/>
+        <w:shd w:fill="F5F1FB"/>
+      </w:pPr>
+      <w:r>
+        <w:rPr>
+          <w:b w:val="0"/>
+        </w:rPr>
+        <w:t xml:space="preserve">Read the labels and values. Explain the </w:t>
+      </w:r>
+      <w:r>
+        <w:rPr>
+          <w:b/>
+        </w:rPr>
+        <w:t>relationship</w:t>
+      </w:r>
+      <w:r>
+        <w:rPr>
+          <w:b w:val="0"/>
+        </w:rPr>
+        <w:t xml:space="preserve"> the model shows.</w:t>
+      </w:r>
+    </w:p>
+    <w:p>
+      <w:pPr>
+        <w:pStyle w:val="Heading3"/>
+      </w:pPr>
+      <w:r>
+        <w:t>My picture explanation, deciding evidence and one limit</w:t>
+      </w:r>
+    </w:p>
+    <w:p>
+      <w:r>
+        <w:t>________________________________________________________________</w:t>
+      </w:r>
+    </w:p>
+    <w:p>
+      <w:r>
+        <w:t>________________________________________________________________</w:t>
+      </w:r>
+    </w:p>
+    <w:p>
+      <w:r>
+        <w:t>________________________________________________________________</w:t>
+      </w:r>
+    </w:p>
+    <w:p>
+      <w:r>
+        <w:t>________________________________________________________________</w:t>
+      </w:r>
+    </w:p>
+    <w:p>
+      <w:pPr>
+        <w:pStyle w:val="Heading3"/>
+      </w:pPr>
+      <w:r>
+        <w:t>04. Change one thing. Trace what follows.</w:t>
+      </w:r>
+    </w:p>
+    <w:p>
+      <w:r>
+        <w:drawing>
+          <wp:inline xmlns:a="http://schemas.openxmlformats.org/drawingml/2006/main" xmlns:pic="http://schemas.openxmlformats.org/drawingml/2006/picture">
+            <wp:extent cx="5486400" cy="3179064"/>
+            <wp:docPr id="5" name="Picture 5" descr="Original case: Specify bottles-left, beaker-right, arrow left-to-right; verify the revised output. Changed condition: Move bottles left of the beaker but keep the arrow pointing from beaker toward bottles. Expected result: Position now passes; arrow direction still fails. Reason: Changing object placement does not automatically reverse an arrow’s semantic source and destination."/>
+            <wp:cNvGraphicFramePr>
+              <a:graphicFrameLocks noChangeAspect="1"/>
+            </wp:cNvGraphicFramePr>
+            <a:graphic>
+              <a:graphicData uri="http://schemas.openxmlformats.org/drawingml/2006/picture">
+                <pic:pic>
+                  <pic:nvPicPr>
+                    <pic:cNvPr id="0" name="academy-story-ai-3-11-04.png"/>
+                    <pic:cNvPicPr/>
+                  </pic:nvPicPr>
+                  <pic:blipFill>
+                    <a:blip r:embed="rId13"/>
+                    <a:stretch>
+                      <a:fillRect/>
+                    </a:stretch>
+                  </pic:blipFill>
+                  <pic:spPr>
+                    <a:xfrm>
+                      <a:off x="0" y="0"/>
+                      <a:ext cx="5486400" cy="3179064"/>
+                    </a:xfrm>
+                    <a:prstGeom prst="rect"/>
+                  </pic:spPr>
+                </pic:pic>
+              </a:graphicData>
+            </a:graphic>
+          </wp:inline>
+        </w:drawing>
+      </w:r>
+    </w:p>
+    <w:p>
+      <w:pPr>
+        <w:spacing w:line="336" w:lineRule="auto" w:after="180"/>
+      </w:pPr>
+      <w:r>
+        <w:rPr>
+          <w:b w:val="0"/>
+        </w:rPr>
+        <w:t xml:space="preserve">Original case: Specify bottles-left, beaker-right, arrow left-to-right; verify the revised </w:t>
+      </w:r>
+      <w:r>
+        <w:rPr>
+          <w:b/>
+        </w:rPr>
+        <w:t>output</w:t>
+      </w:r>
+      <w:r>
+        <w:rPr>
+          <w:b w:val="0"/>
+        </w:rPr>
+        <w:t>. Changed condition: Move bottles left of the beaker but keep the arrow pointing from beaker toward bottles.</w:t>
+      </w:r>
+    </w:p>
+    <w:p>
+      <w:pPr>
+        <w:spacing w:line="336" w:lineRule="auto" w:after="180"/>
+      </w:pPr>
+      <w:r>
+        <w:rPr>
+          <w:b w:val="0"/>
+        </w:rPr>
+        <w:t>Expected result: Position now passes; arrow direction still fails. Reason: Changing object placement does not automatically reverse an arrow’s semantic source and destination.</w:t>
+      </w:r>
+    </w:p>
+    <w:p>
+      <w:pPr>
+        <w:spacing w:line="336" w:lineRule="auto" w:after="180"/>
+        <w:shd w:fill="F5F1FB"/>
+      </w:pPr>
+      <w:r>
+        <w:rPr>
+          <w:b w:val="0"/>
+        </w:rPr>
+        <w:t>Predict before checking the worked changed-case result. Name what changed and what the supplied facts allow you to conclude.</w:t>
+      </w:r>
+    </w:p>
+    <w:p>
+      <w:pPr>
+        <w:pStyle w:val="Heading3"/>
+      </w:pPr>
+      <w:r>
+        <w:t>My picture explanation, deciding evidence and one limit</w:t>
+      </w:r>
+    </w:p>
+    <w:p>
+      <w:r>
+        <w:t>________________________________________________________________</w:t>
+      </w:r>
+    </w:p>
+    <w:p>
+      <w:r>
+        <w:t>________________________________________________________________</w:t>
+      </w:r>
+    </w:p>
+    <w:p>
+      <w:r>
+        <w:t>________________________________________________________________</w:t>
+      </w:r>
+    </w:p>
+    <w:p>
+      <w:r>
+        <w:t>________________________________________________________________</w:t>
+      </w:r>
+    </w:p>
+    <w:p>
+      <w:pPr>
+        <w:pStyle w:val="Heading3"/>
+      </w:pPr>
+      <w:r>
+        <w:t>05. Connect the explanation to its limit</w:t>
+      </w:r>
+    </w:p>
+    <w:p>
+      <w:r>
+        <w:drawing>
+          <wp:inline xmlns:a="http://schemas.openxmlformats.org/drawingml/2006/main" xmlns:pic="http://schemas.openxmlformats.org/drawingml/2006/picture">
+            <wp:extent cx="5486400" cy="2834640"/>
+            <wp:docPr id="6" name="Picture 6" descr="Having every requested object is not the same as conveying the requested relationship. Position and arrow direction can change a scientific explanation while object counts remain correct. Audit the provided description honestly: no actual image was supplied, so this evaluation concerns its stated layout rather than a claimed visual inspection. Limit: A compliant layout does not by itself verify the chemistry or procedure represented; content needs source checking."/>
+            <wp:cNvGraphicFramePr>
+              <a:graphicFrameLocks noChangeAspect="1"/>
+            </wp:cNvGraphicFramePr>
+            <a:graphic>
+              <a:graphicData uri="http://schemas.openxmlformats.org/drawingml/2006/picture">
+                <pic:pic>
+                  <pic:nvPicPr>
+                    <pic:cNvPr id="0" name="academy-story-ai-3-11-05.png"/>
+                    <pic:cNvPicPr/>
+                  </pic:nvPicPr>
+                  <pic:blipFill>
+                    <a:blip r:embed="rId14"/>
+                    <a:stretch>
+                      <a:fillRect/>
+                    </a:stretch>
+                  </pic:blipFill>
+                  <pic:spPr>
+                    <a:xfrm>
+                      <a:off x="0" y="0"/>
+                      <a:ext cx="5486400" cy="2834640"/>
+                    </a:xfrm>
+                    <a:prstGeom prst="rect"/>
+                  </pic:spPr>
+                </pic:pic>
+              </a:graphicData>
+            </a:graphic>
+          </wp:inline>
+        </w:drawing>
+      </w:r>
+    </w:p>
+    <w:p>
+      <w:pPr>
+        <w:spacing w:line="336" w:lineRule="auto" w:after="180"/>
+      </w:pPr>
+      <w:r>
+        <w:rPr>
+          <w:b w:val="0"/>
+        </w:rPr>
+        <w:t xml:space="preserve">Having every requested object is not the same as conveying the requested </w:t>
+      </w:r>
+      <w:r>
+        <w:rPr>
+          <w:b/>
+        </w:rPr>
+        <w:t>relationship</w:t>
+      </w:r>
+      <w:r>
+        <w:rPr>
+          <w:b w:val="0"/>
+        </w:rPr>
+        <w:t>. Position and arrow direction can change a scientific explanation while object counts remain correct.</w:t>
+      </w:r>
+    </w:p>
+    <w:p>
+      <w:pPr>
+        <w:spacing w:line="336" w:lineRule="auto" w:after="180"/>
+      </w:pPr>
+      <w:r>
+        <w:rPr>
+          <w:b w:val="0"/>
+        </w:rPr>
+        <w:t>Audit the provided description honestly: no actual image was supplied, so this evaluation concerns its stated layout rather than a claimed visual inspection.</w:t>
+      </w:r>
+    </w:p>
+    <w:p>
+      <w:pPr>
+        <w:spacing w:line="336" w:lineRule="auto" w:after="180"/>
+      </w:pPr>
+      <w:r>
+        <w:rPr>
+          <w:b w:val="0"/>
+        </w:rPr>
+        <w:t>Limit: A compliant layout does not by itself verify the chemistry or procedure represented; content needs source checking.</w:t>
+      </w:r>
+    </w:p>
+    <w:p>
+      <w:pPr>
+        <w:spacing w:line="336" w:lineRule="auto" w:after="180"/>
+        <w:shd w:fill="F5F1FB"/>
+      </w:pPr>
+      <w:r>
+        <w:rPr>
+          <w:b w:val="0"/>
+        </w:rPr>
+        <w:t>Explain the case, then point to a limit on the claim.</w:t>
+      </w:r>
+    </w:p>
+    <w:p>
+      <w:pPr>
+        <w:pStyle w:val="Heading3"/>
+      </w:pPr>
+      <w:r>
+        <w:t>My picture explanation, deciding evidence and one limit</w:t>
+      </w:r>
+    </w:p>
+    <w:p>
+      <w:r>
+        <w:t>________________________________________________________________</w:t>
+      </w:r>
+    </w:p>
+    <w:p>
+      <w:r>
+        <w:t>________________________________________________________________</w:t>
+      </w:r>
+    </w:p>
+    <w:p>
+      <w:r>
+        <w:t>________________________________________________________________</w:t>
+      </w:r>
+    </w:p>
+    <w:p>
+      <w:r>
+        <w:t>________________________________________________________________</w:t>
+      </w:r>
+    </w:p>
+    <w:p>
+      <w:pPr>
+        <w:pStyle w:val="Heading3"/>
+      </w:pPr>
+      <w:r>
+        <w:t>06. Make the idea visible in your project</w:t>
+      </w:r>
+    </w:p>
+    <w:p>
+      <w:r>
+        <w:drawing>
+          <wp:inline xmlns:a="http://schemas.openxmlformats.org/drawingml/2006/main" xmlns:pic="http://schemas.openxmlformats.org/drawingml/2006/picture">
+            <wp:extent cx="5486400" cy="3380232"/>
+            <wp:docPr id="7" name="Picture 7" descr="Create Study Buddy diagram rubrics covering counts, readable labels, containment, order and meaningful arrow direction. Draw your input, deciding step, result and limit. Supported question: Which checks pass after that single change, and what still needs repair?"/>
+            <wp:cNvGraphicFramePr>
+              <a:graphicFrameLocks noChangeAspect="1"/>
+            </wp:cNvGraphicFramePr>
+            <a:graphic>
+              <a:graphicData uri="http://schemas.openxmlformats.org/drawingml/2006/picture">
+                <pic:pic>
+                  <pic:nvPicPr>
+                    <pic:cNvPr id="0" name="academy-story-ai-3-11-06.png"/>
+                    <pic:cNvPicPr/>
+                  </pic:nvPicPr>
+                  <pic:blipFill>
+                    <a:blip r:embed="rId15"/>
+                    <a:stretch>
+                      <a:fillRect/>
+                    </a:stretch>
+                  </pic:blipFill>
+                  <pic:spPr>
+                    <a:xfrm>
+                      <a:off x="0" y="0"/>
+                      <a:ext cx="5486400" cy="3380232"/>
+                    </a:xfrm>
+                    <a:prstGeom prst="rect"/>
+                  </pic:spPr>
+                </pic:pic>
+              </a:graphicData>
+            </a:graphic>
+          </wp:inline>
+        </w:drawing>
+      </w:r>
+    </w:p>
+    <w:p>
+      <w:pPr>
+        <w:spacing w:line="336" w:lineRule="auto" w:after="180"/>
+      </w:pPr>
+      <w:r>
+        <w:rPr>
+          <w:b w:val="0"/>
+        </w:rPr>
+        <w:t xml:space="preserve">Create Study Buddy diagram rubrics covering counts, readable labels, containment, order and meaningful arrow direction. Draw your </w:t>
+      </w:r>
+      <w:r>
+        <w:rPr>
+          <w:b/>
+        </w:rPr>
+        <w:t>input</w:t>
+      </w:r>
+      <w:r>
+        <w:rPr>
+          <w:b w:val="0"/>
+        </w:rPr>
+        <w:t>, deciding step, result and limit.</w:t>
+      </w:r>
+    </w:p>
+    <w:p>
+      <w:pPr>
+        <w:spacing w:line="336" w:lineRule="auto" w:after="180"/>
+      </w:pPr>
+      <w:r>
+        <w:rPr>
+          <w:b w:val="0"/>
+        </w:rPr>
+        <w:t>Supported question: Which checks pass after that single change, and what still needs repair?</w:t>
+      </w:r>
+    </w:p>
+    <w:p>
+      <w:pPr>
+        <w:spacing w:line="336" w:lineRule="auto" w:after="180"/>
+        <w:shd w:fill="F5F1FB"/>
+      </w:pPr>
+      <w:r>
+        <w:rPr>
+          <w:b w:val="0"/>
+        </w:rPr>
+        <w:t xml:space="preserve">Draw your project trace and justify the deciding step using </w:t>
+      </w:r>
+      <w:r>
+        <w:rPr>
+          <w:b/>
+        </w:rPr>
+        <w:t>evidence</w:t>
+      </w:r>
+      <w:r>
+        <w:rPr>
+          <w:b w:val="0"/>
+        </w:rPr>
+        <w:t>.</w:t>
+      </w:r>
+    </w:p>
+    <w:p>
+      <w:pPr>
+        <w:pStyle w:val="Heading3"/>
+      </w:pPr>
+      <w:r>
+        <w:t>My picture explanation, deciding evidence and one limit</w:t>
       </w:r>
     </w:p>
     <w:p>

--- a/downloads/workbook/ai-3-week-11.docx
+++ b/downloads/workbook/ai-3-week-11.docx
@@ -1100,6 +1100,26 @@
     </w:p>
     <w:p>
       <w:pPr>
+        <w:pStyle w:val="Heading3"/>
+      </w:pPr>
+      <w:r>
+        <w:t>Where to find the supplied example</w:t>
+      </w:r>
+    </w:p>
+    <w:p>
+      <w:pPr>
+        <w:spacing w:line="336" w:lineRule="auto" w:after="180"/>
+        <w:shd w:fill="F1F6F8"/>
+      </w:pPr>
+      <w:r>
+        <w:rPr>
+          <w:b w:val="0"/>
+        </w:rPr>
+        <w:t>Reference for this exercise: open this week’s student lesson, “Visual Composition”, at “See how it works” and “Follow a worked example”. Use the original worked values or code named in the question; the later pictorial case is a separate example. Keep this reference beside your workbook while practising.</w:t>
+      </w:r>
+    </w:p>
+    <w:p>
+      <w:pPr>
         <w:spacing w:line="336" w:lineRule="auto" w:after="180"/>
       </w:pPr>
       <w:r>
@@ -1465,6 +1485,26 @@
     <w:p>
       <w:r>
         <w:t>Design a revealing follow-up. Apply the supplied Visual Composition facts and keep your reasoning.</w:t>
+      </w:r>
+    </w:p>
+    <w:p>
+      <w:pPr>
+        <w:pStyle w:val="Heading3"/>
+      </w:pPr>
+      <w:r>
+        <w:t>Where to find the supplied example</w:t>
+      </w:r>
+    </w:p>
+    <w:p>
+      <w:pPr>
+        <w:spacing w:line="336" w:lineRule="auto" w:after="180"/>
+        <w:shd w:fill="F1F6F8"/>
+      </w:pPr>
+      <w:r>
+        <w:rPr>
+          <w:b w:val="0"/>
+        </w:rPr>
+        <w:t>Reference for this exercise: open this week’s student lesson, “Visual Composition”, at “See how it works” and “Follow a worked example”. Use the original worked values or code named in the question; the later pictorial case is a separate example. Keep this reference beside your workbook while practising.</w:t>
       </w:r>
     </w:p>
     <w:p>

--- a/downloads/workbook/ai-3-week-11.docx
+++ b/downloads/workbook/ai-3-week-11.docx
@@ -25,12 +25,192 @@
         <w:pStyle w:val="Heading1"/>
       </w:pPr>
       <w:r>
-        <w:t>01. Recall and choose your starting point</w:t>
-      </w:r>
-    </w:p>
-    <w:p>
-      <w:r>
-        <w:t>Record your starting explanation for Visual Composition before opening notes. Show any later correction separately.</w:t>
+        <w:t>One current composition record with earlier provenance review preserved.</w:t>
+      </w:r>
+    </w:p>
+    <w:p>
+      <w:r>
+        <w:t>Name criteria, trace a changed relation, repair a count-only claim and design a new check.</w:t>
+      </w:r>
+    </w:p>
+    <w:p>
+      <w:r>
+        <w:t>New answers remain separate from saved provenance responses; keep proposed and observed outputs distinct.</w:t>
+      </w:r>
+    </w:p>
+    <w:p>
+      <w:pPr>
+        <w:pStyle w:val="Heading1"/>
+      </w:pPr>
+      <w:r>
+        <w:t>01. Recall: reconnect earlier ideas</w:t>
+      </w:r>
+    </w:p>
+    <w:p>
+      <w:r>
+        <w:t>Retrieve before opening notes.</w:t>
+      </w:r>
+    </w:p>
+    <w:p>
+      <w:pPr>
+        <w:pStyle w:val="Heading2"/>
+      </w:pPr>
+      <w:r>
+        <w:t>Retrieve and explain</w:t>
+      </w:r>
+    </w:p>
+    <w:p>
+      <w:pPr>
+        <w:pStyle w:val="ListBullet"/>
+      </w:pPr>
+      <w:r>
+        <w:t>Try the recall before opening notes. Then use a different colour or a labelled second line to correct your explanation.</w:t>
+      </w:r>
+    </w:p>
+    <w:p>
+      <w:pPr>
+        <w:pStyle w:val="ListBullet"/>
+      </w:pPr>
+      <w:r>
+        <w:t>Without opening the old lesson, explain one key idea from Image Generation Models. Give an example and a mistake that the idea helps you avoid.</w:t>
+      </w:r>
+    </w:p>
+    <w:p>
+      <w:pPr>
+        <w:pStyle w:val="Heading3"/>
+      </w:pPr>
+      <w:r>
+        <w:t>My remembered idea, example and correction</w:t>
+      </w:r>
+    </w:p>
+    <w:p>
+      <w:r>
+        <w:t>________________________________________________________________</w:t>
+      </w:r>
+    </w:p>
+    <w:p>
+      <w:r>
+        <w:t>________________________________________________________________</w:t>
+      </w:r>
+    </w:p>
+    <w:p>
+      <w:r>
+        <w:t>________________________________________________________________</w:t>
+      </w:r>
+    </w:p>
+    <w:p>
+      <w:pPr>
+        <w:pStyle w:val="ListBullet"/>
+      </w:pPr>
+      <w:r>
+        <w:t>Without opening the old lesson, explain one key idea from Structured Output and Schemas. Give an example and a mistake that the idea helps you avoid.</w:t>
+      </w:r>
+    </w:p>
+    <w:p>
+      <w:pPr>
+        <w:pStyle w:val="Heading3"/>
+      </w:pPr>
+      <w:r>
+        <w:t>My remembered idea, example and correction</w:t>
+      </w:r>
+    </w:p>
+    <w:p>
+      <w:r>
+        <w:t>________________________________________________________________</w:t>
+      </w:r>
+    </w:p>
+    <w:p>
+      <w:r>
+        <w:t>________________________________________________________________</w:t>
+      </w:r>
+    </w:p>
+    <w:p>
+      <w:r>
+        <w:t>________________________________________________________________</w:t>
+      </w:r>
+    </w:p>
+    <w:p>
+      <w:pPr>
+        <w:pStyle w:val="ListBullet"/>
+      </w:pPr>
+      <w:r>
+        <w:t>Without opening the old lesson, explain one key idea from Prompt as a Contract. Give an example and a mistake that the idea helps you avoid.</w:t>
+      </w:r>
+    </w:p>
+    <w:p>
+      <w:pPr>
+        <w:pStyle w:val="Heading3"/>
+      </w:pPr>
+      <w:r>
+        <w:t>My remembered idea, example and correction</w:t>
+      </w:r>
+    </w:p>
+    <w:p>
+      <w:r>
+        <w:t>________________________________________________________________</w:t>
+      </w:r>
+    </w:p>
+    <w:p>
+      <w:r>
+        <w:t>________________________________________________________________</w:t>
+      </w:r>
+    </w:p>
+    <w:p>
+      <w:r>
+        <w:t>________________________________________________________________</w:t>
+      </w:r>
+    </w:p>
+    <w:p>
+      <w:pPr>
+        <w:pStyle w:val="Heading2"/>
+      </w:pPr>
+      <w:r>
+        <w:t>Earlier wording, alternatives and picture transcripts · reference / check after trying</w:t>
+      </w:r>
+    </w:p>
+    <w:p>
+      <w:pPr>
+        <w:pStyle w:val="Heading3"/>
+      </w:pPr>
+      <w:r>
+        <w:t>Image Generation Models</w:t>
+      </w:r>
+    </w:p>
+    <w:p>
+      <w:pPr>
+        <w:pStyle w:val="Heading3"/>
+      </w:pPr>
+      <w:r>
+        <w:t>Structured Output and Schemas</w:t>
+      </w:r>
+    </w:p>
+    <w:p>
+      <w:pPr>
+        <w:pStyle w:val="Heading3"/>
+      </w:pPr>
+      <w:r>
+        <w:t>Prompt as a Contract</w:t>
+      </w:r>
+    </w:p>
+    <w:p>
+      <w:pPr>
+        <w:pStyle w:val="Heading1"/>
+      </w:pPr>
+      <w:r>
+        <w:t>12. W1 · Name composition criteria</w:t>
+      </w:r>
+    </w:p>
+    <w:p>
+      <w:r>
+        <w:t>Current tasks use new answer fields; earlier provenance tasks retain saved responses.</w:t>
+      </w:r>
+    </w:p>
+    <w:p>
+      <w:pPr>
+        <w:pStyle w:val="Heading2"/>
+      </w:pPr>
+      <w:r>
+        <w:t>Current brief and scope</w:t>
       </w:r>
     </w:p>
     <w:p>
@@ -41,15 +221,7 @@
         <w:rPr>
           <w:b w:val="0"/>
         </w:rPr>
-        <w:t>Try the recall before opening notes. Then use a different colour or a labelled second line to correct your explanation.</w:t>
-      </w:r>
-    </w:p>
-    <w:p>
-      <w:pPr>
-        <w:pStyle w:val="Heading3"/>
-      </w:pPr>
-      <w:r>
-        <w:t>Image Generation Models</w:t>
+        <w:t>Main composition brief: exactly two labelled bottles B1,B2 left of one beaker,one arrow bottles→beaker. Original description: bottles right;arrow beaker→bottles. Changed description moves bottles left but retains beaker→bottles. Count/labels pass both;position improves;flow remains wrong.</w:t>
       </w:r>
     </w:p>
     <w:p>
@@ -60,7 +232,23 @@
         <w:rPr>
           <w:b w:val="0"/>
         </w:rPr>
-        <w:t>Without opening the old lesson, explain one key idea from Image Generation Models. Give an example and a mistake that the idea helps you avoid.</w:t>
+        <w:t>The native figure reconstructs these descriptions and proposes a full repair; it is not an original generator output or verified chemistry.</w:t>
+      </w:r>
+    </w:p>
+    <w:p>
+      <w:pPr>
+        <w:pStyle w:val="Heading2"/>
+      </w:pPr>
+      <w:r>
+        <w:t>Current task and new response</w:t>
+      </w:r>
+    </w:p>
+    <w:p>
+      <w:pPr>
+        <w:pStyle w:val="ListBullet"/>
+      </w:pPr>
+      <w:r>
+        <w:t>Explain count, labels, position and semantic arrow endpoints in the main bottle/beaker brief. Give a failure that can remain even when all objects are present.</w:t>
       </w:r>
     </w:p>
     <w:p>
@@ -68,7 +256,7 @@
         <w:pStyle w:val="Heading3"/>
       </w:pPr>
       <w:r>
-        <w:t>My remembered idea, example and correction</w:t>
+        <w:t>My current visual-composition reasoning</w:t>
       </w:r>
     </w:p>
     <w:p>
@@ -87,11 +275,26 @@
       </w:r>
     </w:p>
     <w:p>
-      <w:pPr>
-        <w:pStyle w:val="Heading3"/>
-      </w:pPr>
-      <w:r>
-        <w:t>Structured Output and Schemas</w:t>
+      <w:r>
+        <w:t>________________________________________________________________</w:t>
+      </w:r>
+    </w:p>
+    <w:p>
+      <w:r>
+        <w:t>________________________________________________________________</w:t>
+      </w:r>
+    </w:p>
+    <w:p>
+      <w:r>
+        <w:t>________________________________________________________________</w:t>
+      </w:r>
+    </w:p>
+    <w:p>
+      <w:pPr>
+        <w:pStyle w:val="Heading2"/>
+      </w:pPr>
+      <w:r>
+        <w:t>Review · Earlier provenance task and saved response · reference / check after trying</w:t>
       </w:r>
     </w:p>
     <w:p>
@@ -102,248 +305,395 @@
         <w:rPr>
           <w:b w:val="0"/>
         </w:rPr>
-        <w:t xml:space="preserve">Without opening the old lesson, explain one key idea from Structured </w:t>
+        <w:t>Reference for this exercise: open this week’s student lesson, “Visual Composition”, at “See how it works” and “Follow a worked example”. Use the original worked values or code named in the question; the later pictorial case is a separate example. Keep this reference beside your workbook while practising.</w:t>
+      </w:r>
+    </w:p>
+    <w:p>
+      <w:pPr>
+        <w:spacing w:line="336" w:lineRule="auto" w:after="180"/>
+      </w:pPr>
+      <w:r>
+        <w:rPr>
+          <w:b w:val="0"/>
+        </w:rPr>
+        <w:t xml:space="preserve">Explain the weekly </w:t>
       </w:r>
       <w:r>
         <w:rPr>
           <w:b/>
         </w:rPr>
-        <w:t>Output</w:t>
+        <w:t>mechanism</w:t>
       </w:r>
       <w:r>
         <w:rPr>
           <w:b w:val="0"/>
         </w:rPr>
-        <w:t xml:space="preserve"> and Schemas. Give an example and a mistake that the idea helps you avoid.</w:t>
-      </w:r>
-    </w:p>
-    <w:p>
-      <w:pPr>
-        <w:pStyle w:val="Heading3"/>
-      </w:pPr>
-      <w:r>
-        <w:t>My remembered idea, example and correction</w:t>
-      </w:r>
-    </w:p>
-    <w:p>
-      <w:r>
-        <w:t>________________________________________________________________</w:t>
-      </w:r>
-    </w:p>
-    <w:p>
-      <w:r>
-        <w:t>________________________________________________________________</w:t>
-      </w:r>
-    </w:p>
-    <w:p>
-      <w:r>
-        <w:t>________________________________________________________________</w:t>
-      </w:r>
-    </w:p>
-    <w:p>
-      <w:pPr>
-        <w:pStyle w:val="Heading3"/>
-      </w:pPr>
-      <w:r>
-        <w:t>Prompt as a Contract</w:t>
-      </w:r>
-    </w:p>
-    <w:p>
-      <w:pPr>
-        <w:spacing w:line="336" w:lineRule="auto" w:after="180"/>
-      </w:pPr>
+        <w:t xml:space="preserve"> in your own words. Use the worked scenario to name its </w:t>
+      </w:r>
+      <w:r>
+        <w:rPr>
+          <w:b/>
+        </w:rPr>
+        <w:t>input</w:t>
+      </w:r>
       <w:r>
         <w:rPr>
           <w:b w:val="0"/>
         </w:rPr>
-        <w:t>Without opening the old lesson, explain one key idea from Prompt as a Contract. Give an example and a mistake that the idea helps you avoid.</w:t>
-      </w:r>
-    </w:p>
-    <w:p>
-      <w:pPr>
-        <w:pStyle w:val="Heading3"/>
-      </w:pPr>
-      <w:r>
-        <w:t>My remembered idea, example and correction</w:t>
-      </w:r>
-    </w:p>
-    <w:p>
-      <w:r>
-        <w:t>________________________________________________________________</w:t>
-      </w:r>
-    </w:p>
-    <w:p>
-      <w:r>
-        <w:t>________________________________________________________________</w:t>
-      </w:r>
-    </w:p>
-    <w:p>
-      <w:r>
-        <w:t>________________________________________________________________</w:t>
-      </w:r>
-    </w:p>
-    <w:p>
-      <w:pPr>
-        <w:pStyle w:val="Heading1"/>
-      </w:pPr>
-      <w:r>
-        <w:t>02. Practise with fading help</w:t>
-      </w:r>
-    </w:p>
-    <w:p>
-      <w:r>
-        <w:t>Complete the supported Visual Composition trace and record the first step you can explain without help.</w:t>
-      </w:r>
-    </w:p>
-    <w:p>
-      <w:pPr>
-        <w:spacing w:line="336" w:lineRule="auto" w:after="180"/>
-      </w:pPr>
+        <w:t xml:space="preserve">, decision rule and </w:t>
+      </w:r>
+      <w:r>
+        <w:rPr>
+          <w:b/>
+        </w:rPr>
+        <w:t>output</w:t>
+      </w:r>
       <w:r>
         <w:rPr>
           <w:b w:val="0"/>
         </w:rPr>
-        <w:t xml:space="preserve">Use W2: Trace the worked case for Image generation and </w:t>
+        <w:t>.</w:t>
+      </w:r>
+    </w:p>
+    <w:p>
+      <w:pPr>
+        <w:pStyle w:val="Heading3"/>
+      </w:pPr>
+      <w:r>
+        <w:t>My reasoning and evidence</w:t>
+      </w:r>
+    </w:p>
+    <w:p>
+      <w:r>
+        <w:t>________________________________________________________________</w:t>
+      </w:r>
+    </w:p>
+    <w:p>
+      <w:r>
+        <w:t>________________________________________________________________</w:t>
+      </w:r>
+    </w:p>
+    <w:p>
+      <w:r>
+        <w:t>________________________________________________________________</w:t>
+      </w:r>
+    </w:p>
+    <w:p>
+      <w:r>
+        <w:t>________________________________________________________________</w:t>
+      </w:r>
+    </w:p>
+    <w:p>
+      <w:r>
+        <w:t>________________________________________________________________</w:t>
+      </w:r>
+    </w:p>
+    <w:p>
+      <w:r>
+        <w:t>________________________________________________________________</w:t>
+      </w:r>
+    </w:p>
+    <w:p>
+      <w:pPr>
+        <w:pStyle w:val="Heading1"/>
+      </w:pPr>
+      <w:r>
+        <w:t>13. W2 · Trace a changed relationship</w:t>
+      </w:r>
+    </w:p>
+    <w:p>
+      <w:r>
+        <w:t>Current tasks use new answer fields; earlier provenance tasks retain saved responses.</w:t>
+      </w:r>
+    </w:p>
+    <w:p>
+      <w:pPr>
+        <w:pStyle w:val="Heading2"/>
+      </w:pPr>
+      <w:r>
+        <w:t>Current brief and scope</w:t>
+      </w:r>
+    </w:p>
+    <w:p>
+      <w:pPr>
+        <w:spacing w:line="336" w:lineRule="auto" w:after="180"/>
+      </w:pPr>
+      <w:r>
+        <w:rPr>
+          <w:b w:val="0"/>
+        </w:rPr>
+        <w:t>Main composition brief: exactly two labelled bottles B1,B2 left of one beaker,one arrow bottles→beaker. Original description: bottles right;arrow beaker→bottles. Changed description moves bottles left but retains beaker→bottles. Count/labels pass both;position improves;flow remains wrong.</w:t>
+      </w:r>
+    </w:p>
+    <w:p>
+      <w:pPr>
+        <w:spacing w:line="336" w:lineRule="auto" w:after="180"/>
+      </w:pPr>
+      <w:r>
+        <w:rPr>
+          <w:b w:val="0"/>
+        </w:rPr>
+        <w:t>The native figure reconstructs these descriptions and proposes a full repair; it is not an original generator output or verified chemistry.</w:t>
+      </w:r>
+    </w:p>
+    <w:p>
+      <w:pPr>
+        <w:pStyle w:val="Heading2"/>
+      </w:pPr>
+      <w:r>
+        <w:t>Current task and new response</w:t>
+      </w:r>
+    </w:p>
+    <w:p>
+      <w:pPr>
+        <w:pStyle w:val="ListBullet"/>
+      </w:pPr>
+      <w:r>
+        <w:t>For the main original and move-bottles-only descriptions, judge count, bottle labels, left-of position and semantic arrow flow separately. Give the passing evidence and the remaining repair. State whether you inspected an original model image or a classroom reconstruction.</w:t>
+      </w:r>
+    </w:p>
+    <w:p>
+      <w:pPr>
+        <w:pStyle w:val="Heading3"/>
+      </w:pPr>
+      <w:r>
+        <w:t>My current visual-composition reasoning</w:t>
+      </w:r>
+    </w:p>
+    <w:p>
+      <w:r>
+        <w:t>________________________________________________________________</w:t>
+      </w:r>
+    </w:p>
+    <w:p>
+      <w:r>
+        <w:t>________________________________________________________________</w:t>
+      </w:r>
+    </w:p>
+    <w:p>
+      <w:r>
+        <w:t>________________________________________________________________</w:t>
+      </w:r>
+    </w:p>
+    <w:p>
+      <w:r>
+        <w:t>________________________________________________________________</w:t>
+      </w:r>
+    </w:p>
+    <w:p>
+      <w:r>
+        <w:t>________________________________________________________________</w:t>
+      </w:r>
+    </w:p>
+    <w:p>
+      <w:r>
+        <w:t>________________________________________________________________</w:t>
+      </w:r>
+    </w:p>
+    <w:p>
+      <w:r>
+        <w:t>________________________________________________________________</w:t>
+      </w:r>
+    </w:p>
+    <w:p>
+      <w:pPr>
+        <w:pStyle w:val="Heading2"/>
+      </w:pPr>
+      <w:r>
+        <w:t>Review · Earlier provenance task and saved response · reference / check after trying</w:t>
+      </w:r>
+    </w:p>
+    <w:p>
+      <w:pPr>
+        <w:spacing w:line="336" w:lineRule="auto" w:after="180"/>
+      </w:pPr>
+      <w:r>
+        <w:rPr>
+          <w:b w:val="0"/>
+        </w:rPr>
+        <w:t>A fictional poster requires exactly three labelled circles. Generated image shows four circles and one unreadable label. A caption calls it a photograph of a real lesson.</w:t>
+      </w:r>
+    </w:p>
+    <w:p>
+      <w:pPr>
+        <w:spacing w:line="336" w:lineRule="auto" w:after="180"/>
+      </w:pPr>
+      <w:r>
+        <w:rPr>
+          <w:b w:val="0"/>
+        </w:rPr>
+        <w:t>Show the intermediate steps and give the conclusion with its scope.</w:t>
+      </w:r>
+    </w:p>
+    <w:p>
+      <w:pPr>
+        <w:pStyle w:val="Heading3"/>
+      </w:pPr>
+      <w:r>
+        <w:t>My reasoning and evidence</w:t>
+      </w:r>
+    </w:p>
+    <w:p>
+      <w:r>
+        <w:t>________________________________________________________________</w:t>
+      </w:r>
+    </w:p>
+    <w:p>
+      <w:r>
+        <w:t>________________________________________________________________</w:t>
+      </w:r>
+    </w:p>
+    <w:p>
+      <w:r>
+        <w:t>________________________________________________________________</w:t>
+      </w:r>
+    </w:p>
+    <w:p>
+      <w:r>
+        <w:t>________________________________________________________________</w:t>
+      </w:r>
+    </w:p>
+    <w:p>
+      <w:r>
+        <w:t>________________________________________________________________</w:t>
+      </w:r>
+    </w:p>
+    <w:p>
+      <w:r>
+        <w:t>________________________________________________________________</w:t>
+      </w:r>
+    </w:p>
+    <w:p>
+      <w:r>
+        <w:t>________________________________________________________________</w:t>
+      </w:r>
+    </w:p>
+    <w:p>
+      <w:pPr>
+        <w:pStyle w:val="Heading1"/>
+      </w:pPr>
+      <w:r>
+        <w:t>14. W3 · Repair a count-only argument</w:t>
+      </w:r>
+    </w:p>
+    <w:p>
+      <w:r>
+        <w:t>Current tasks use new answer fields; earlier provenance tasks retain saved responses.</w:t>
+      </w:r>
+    </w:p>
+    <w:p>
+      <w:pPr>
+        <w:pStyle w:val="Heading2"/>
+      </w:pPr>
+      <w:r>
+        <w:t>Current brief and scope</w:t>
+      </w:r>
+    </w:p>
+    <w:p>
+      <w:pPr>
+        <w:spacing w:line="336" w:lineRule="auto" w:after="180"/>
+      </w:pPr>
+      <w:r>
+        <w:rPr>
+          <w:b w:val="0"/>
+        </w:rPr>
+        <w:t>Main composition brief: exactly two labelled bottles B1,B2 left of one beaker,one arrow bottles→beaker. Original description: bottles right;arrow beaker→bottles. Changed description moves bottles left but retains beaker→bottles. Count/labels pass both;position improves;flow remains wrong.</w:t>
+      </w:r>
+    </w:p>
+    <w:p>
+      <w:pPr>
+        <w:spacing w:line="336" w:lineRule="auto" w:after="180"/>
+      </w:pPr>
+      <w:r>
+        <w:rPr>
+          <w:b w:val="0"/>
+        </w:rPr>
+        <w:t>The native figure reconstructs these descriptions and proposes a full repair; it is not an original generator output or verified chemistry.</w:t>
+      </w:r>
+    </w:p>
+    <w:p>
+      <w:pPr>
+        <w:pStyle w:val="Heading2"/>
+      </w:pPr>
+      <w:r>
+        <w:t>Current task and new response</w:t>
+      </w:r>
+    </w:p>
+    <w:p>
+      <w:pPr>
+        <w:pStyle w:val="ListBullet"/>
+      </w:pPr>
+      <w:r>
+        <w:t>The supplied layout has every requested object, but the arrow starts at the wrong object. Does correct object presence establish the required meaning? Explain.</w:t>
+      </w:r>
+    </w:p>
+    <w:p>
+      <w:pPr>
+        <w:pStyle w:val="Heading3"/>
+      </w:pPr>
+      <w:r>
+        <w:t>My current visual-composition reasoning</w:t>
+      </w:r>
+    </w:p>
+    <w:p>
+      <w:r>
+        <w:t>________________________________________________________________</w:t>
+      </w:r>
+    </w:p>
+    <w:p>
+      <w:r>
+        <w:t>________________________________________________________________</w:t>
+      </w:r>
+    </w:p>
+    <w:p>
+      <w:r>
+        <w:t>________________________________________________________________</w:t>
+      </w:r>
+    </w:p>
+    <w:p>
+      <w:r>
+        <w:t>________________________________________________________________</w:t>
+      </w:r>
+    </w:p>
+    <w:p>
+      <w:r>
+        <w:t>________________________________________________________________</w:t>
+      </w:r>
+    </w:p>
+    <w:p>
+      <w:r>
+        <w:t>________________________________________________________________</w:t>
+      </w:r>
+    </w:p>
+    <w:p>
+      <w:pPr>
+        <w:pStyle w:val="Heading2"/>
+      </w:pPr>
+      <w:r>
+        <w:t>Review · Earlier provenance task and saved response · reference / check after trying</w:t>
+      </w:r>
+    </w:p>
+    <w:p>
+      <w:pPr>
+        <w:spacing w:line="336" w:lineRule="auto" w:after="180"/>
+      </w:pPr>
+      <w:r>
+        <w:rPr>
+          <w:b w:val="0"/>
+        </w:rPr>
+        <w:t xml:space="preserve">A report omits this qualification: </w:t>
       </w:r>
       <w:r>
         <w:rPr>
           <w:b/>
         </w:rPr>
-        <w:t>provenance</w:t>
+        <w:t>Provenance</w:t>
       </w:r>
       <w:r>
         <w:rPr>
           <w:b w:val="0"/>
         </w:rPr>
-        <w:t>. Record the answer once; the lesson and workbook refer to the same attempt.</w:t>
-      </w:r>
-    </w:p>
-    <w:tbl>
-      <w:tblPr>
-        <w:tblStyle w:val="LightShading-Accent1"/>
-        <w:tblW w:type="auto" w:w="0"/>
-        <w:tblLook w:firstColumn="1" w:firstRow="1" w:lastColumn="0" w:lastRow="0" w:noHBand="0" w:noVBand="1" w:val="04A0"/>
-      </w:tblPr>
-      <w:tblGrid>
-        <w:gridCol w:w="2556"/>
-        <w:gridCol w:w="2556"/>
-        <w:gridCol w:w="2556"/>
-        <w:gridCol w:w="2556"/>
-      </w:tblGrid>
-      <w:tr>
-        <w:trPr>
-          <w:tblHeader/>
-        </w:trPr>
-        <w:tc>
-          <w:tcPr>
-            <w:tcW w:type="dxa" w:w="2556"/>
-          </w:tcPr>
-          <w:p>
-            <w:r>
-              <w:t>Given inputs</w:t>
-            </w:r>
-          </w:p>
-        </w:tc>
-        <w:tc>
-          <w:tcPr>
-            <w:tcW w:type="dxa" w:w="2556"/>
-          </w:tcPr>
-          <w:p>
-            <w:r>
-              <w:t>Procedure I chose</w:t>
-            </w:r>
-          </w:p>
-        </w:tc>
-        <w:tc>
-          <w:tcPr>
-            <w:tcW w:type="dxa" w:w="2556"/>
-          </w:tcPr>
-          <w:p>
-            <w:r>
-              <w:t>Middle steps</w:t>
-            </w:r>
-          </w:p>
-        </w:tc>
-        <w:tc>
-          <w:tcPr>
-            <w:tcW w:type="dxa" w:w="2556"/>
-          </w:tcPr>
-          <w:p>
-            <w:r>
-              <w:t>Result and check</w:t>
-            </w:r>
-          </w:p>
-        </w:tc>
-      </w:tr>
-      <w:tr>
-        <w:tc>
-          <w:tcPr>
-            <w:tcW w:type="dxa" w:w="2556"/>
-          </w:tcPr>
-          <w:p>
-            <w:r/>
-          </w:p>
-        </w:tc>
-        <w:tc>
-          <w:tcPr>
-            <w:tcW w:type="dxa" w:w="2556"/>
-          </w:tcPr>
-          <w:p>
-            <w:r/>
-          </w:p>
-        </w:tc>
-        <w:tc>
-          <w:tcPr>
-            <w:tcW w:type="dxa" w:w="2556"/>
-          </w:tcPr>
-          <w:p>
-            <w:r/>
-          </w:p>
-        </w:tc>
-        <w:tc>
-          <w:tcPr>
-            <w:tcW w:type="dxa" w:w="2556"/>
-          </w:tcPr>
-          <w:p>
-            <w:r/>
-          </w:p>
-        </w:tc>
-      </w:tr>
-    </w:tbl>
-    <w:p>
-      <w:pPr>
-        <w:pStyle w:val="Heading3"/>
-      </w:pPr>
-      <w:r>
-        <w:t>The step I completed without help, and the hint I needed</w:t>
-      </w:r>
-    </w:p>
-    <w:p>
-      <w:r>
-        <w:t>________________________________________________________________</w:t>
-      </w:r>
-    </w:p>
-    <w:p>
-      <w:r>
-        <w:t>________________________________________________________________</w:t>
-      </w:r>
-    </w:p>
-    <w:p>
-      <w:r>
-        <w:t>________________________________________________________________</w:t>
-      </w:r>
-    </w:p>
-    <w:p>
-      <w:pPr>
-        <w:pStyle w:val="Heading1"/>
-      </w:pPr>
-      <w:r>
-        <w:t>03. Individual reasoning check</w:t>
-      </w:r>
-    </w:p>
-    <w:p>
-      <w:r>
-        <w:t>Check the proposed Visual Composition explanation against the supplied facts before discussing it.</w:t>
+        <w:t xml:space="preserve"> tracks production history; it does not prove the content is accurate or establish every legal permission.</w:t>
       </w:r>
     </w:p>
     <w:p>
@@ -354,19 +704,77 @@
         <w:rPr>
           <w:b w:val="0"/>
         </w:rPr>
-        <w:t xml:space="preserve">Use the worked case for Image generation and </w:t>
-      </w:r>
-      <w:r>
-        <w:rPr>
-          <w:b/>
-        </w:rPr>
-        <w:t>provenance</w:t>
-      </w:r>
+        <w:t>Explain how omitting it could change a reader's interpretation, and write an accurate replacement.</w:t>
+      </w:r>
+    </w:p>
+    <w:p>
+      <w:pPr>
+        <w:pStyle w:val="Heading3"/>
+      </w:pPr>
+      <w:r>
+        <w:t>My reasoning and evidence</w:t>
+      </w:r>
+    </w:p>
+    <w:p>
+      <w:r>
+        <w:t>________________________________________________________________</w:t>
+      </w:r>
+    </w:p>
+    <w:p>
+      <w:r>
+        <w:t>________________________________________________________________</w:t>
+      </w:r>
+    </w:p>
+    <w:p>
+      <w:r>
+        <w:t>________________________________________________________________</w:t>
+      </w:r>
+    </w:p>
+    <w:p>
+      <w:r>
+        <w:t>________________________________________________________________</w:t>
+      </w:r>
+    </w:p>
+    <w:p>
+      <w:r>
+        <w:t>________________________________________________________________</w:t>
+      </w:r>
+    </w:p>
+    <w:p>
+      <w:r>
+        <w:t>________________________________________________________________</w:t>
+      </w:r>
+    </w:p>
+    <w:p>
+      <w:pPr>
+        <w:pStyle w:val="Heading1"/>
+      </w:pPr>
+      <w:r>
+        <w:t>16. W5 · Design a revealing composition check</w:t>
+      </w:r>
+    </w:p>
+    <w:p>
+      <w:r>
+        <w:t>Current tasks use new answer fields; earlier provenance tasks retain saved responses.</w:t>
+      </w:r>
+    </w:p>
+    <w:p>
+      <w:pPr>
+        <w:pStyle w:val="Heading2"/>
+      </w:pPr>
+      <w:r>
+        <w:t>Current brief and scope</w:t>
+      </w:r>
+    </w:p>
+    <w:p>
+      <w:pPr>
+        <w:spacing w:line="336" w:lineRule="auto" w:after="180"/>
+      </w:pPr>
       <w:r>
         <w:rPr>
           <w:b w:val="0"/>
         </w:rPr>
-        <w:t>. Proposed explanation: “The worked result establishes every future case”. Decide whether this explanation is supported.</w:t>
+        <w:t>Main composition brief: exactly two labelled bottles B1,B2 left of one beaker,one arrow bottles→beaker. Original description: bottles right;arrow beaker→bottles. Changed description moves bottles left but retains beaker→bottles. Count/labels pass both;position improves;flow remains wrong.</w:t>
       </w:r>
     </w:p>
     <w:p>
@@ -377,7 +785,23 @@
         <w:rPr>
           <w:b w:val="0"/>
         </w:rPr>
-        <w:t>Point to the step or supplied fact that decides; explain your repair if needed.</w:t>
+        <w:t>The native figure reconstructs these descriptions and proposes a full repair; it is not an original generator output or verified chemistry.</w:t>
+      </w:r>
+    </w:p>
+    <w:p>
+      <w:pPr>
+        <w:pStyle w:val="Heading2"/>
+      </w:pPr>
+      <w:r>
+        <w:t>Current task and new response</w:t>
+      </w:r>
+    </w:p>
+    <w:p>
+      <w:pPr>
+        <w:pStyle w:val="ListBullet"/>
+      </w:pPr>
+      <w:r>
+        <w:t>Propose a complete new layout description that changes exactly one required relation while retaining the main object counts. State each expected criterion outcome before sketching or checking. Keep the stars/containment independent task separate.</w:t>
       </w:r>
     </w:p>
     <w:p>
@@ -385,7 +809,7 @@
         <w:pStyle w:val="Heading3"/>
       </w:pPr>
       <w:r>
-        <w:t>My explanation before partner discussion</w:t>
+        <w:t>My current visual-composition reasoning</w:t>
       </w:r>
     </w:p>
     <w:p>
@@ -409,24 +833,134 @@
       </w:r>
     </w:p>
     <w:p>
+      <w:r>
+        <w:t>________________________________________________________________</w:t>
+      </w:r>
+    </w:p>
+    <w:p>
+      <w:r>
+        <w:t>________________________________________________________________</w:t>
+      </w:r>
+    </w:p>
+    <w:p>
+      <w:r>
+        <w:t>________________________________________________________________</w:t>
+      </w:r>
+    </w:p>
+    <w:p>
+      <w:pPr>
+        <w:pStyle w:val="Heading2"/>
+      </w:pPr>
+      <w:r>
+        <w:t>Review · Earlier provenance task and saved response · reference / check after trying</w:t>
+      </w:r>
+    </w:p>
+    <w:p>
+      <w:pPr>
+        <w:spacing w:line="336" w:lineRule="auto" w:after="180"/>
+      </w:pPr>
+      <w:r>
+        <w:rPr>
+          <w:b w:val="0"/>
+        </w:rPr>
+        <w:t>Reference for this exercise: open this week’s student lesson, “Visual Composition”, at “See how it works” and “Follow a worked example”. Use the original worked values or code named in the question; the later pictorial case is a separate example. Keep this reference beside your workbook while practising.</w:t>
+      </w:r>
+    </w:p>
+    <w:p>
+      <w:pPr>
+        <w:spacing w:line="336" w:lineRule="auto" w:after="180"/>
+      </w:pPr>
+      <w:r>
+        <w:rPr>
+          <w:b w:val="0"/>
+        </w:rPr>
+        <w:t>For the worked scenario, propose one additional case that could reveal a failure, describe its expected outcome before running it, and explain what would need to remain fixed for a fair comparison.</w:t>
+      </w:r>
+    </w:p>
+    <w:p>
+      <w:pPr>
+        <w:spacing w:line="336" w:lineRule="auto" w:after="180"/>
+      </w:pPr>
+      <w:r>
+        <w:rPr>
+          <w:b w:val="0"/>
+        </w:rPr>
+        <w:t>Do not reuse W4 as a new final test after receiving feedback.</w:t>
+      </w:r>
+    </w:p>
+    <w:p>
+      <w:pPr>
+        <w:pStyle w:val="Heading3"/>
+      </w:pPr>
+      <w:r>
+        <w:t>My reasoning and evidence</w:t>
+      </w:r>
+    </w:p>
+    <w:p>
+      <w:r>
+        <w:t>________________________________________________________________</w:t>
+      </w:r>
+    </w:p>
+    <w:p>
+      <w:r>
+        <w:t>________________________________________________________________</w:t>
+      </w:r>
+    </w:p>
+    <w:p>
+      <w:r>
+        <w:t>________________________________________________________________</w:t>
+      </w:r>
+    </w:p>
+    <w:p>
+      <w:r>
+        <w:t>________________________________________________________________</w:t>
+      </w:r>
+    </w:p>
+    <w:p>
+      <w:r>
+        <w:t>________________________________________________________________</w:t>
+      </w:r>
+    </w:p>
+    <w:p>
+      <w:r>
+        <w:t>________________________________________________________________</w:t>
+      </w:r>
+    </w:p>
+    <w:p>
+      <w:r>
+        <w:t>________________________________________________________________</w:t>
+      </w:r>
+    </w:p>
+    <w:p>
       <w:pPr>
         <w:pStyle w:val="Heading1"/>
       </w:pPr>
       <w:r>
-        <w:t>04. Independent transfer case</w:t>
-      </w:r>
-    </w:p>
-    <w:p>
-      <w:r>
-        <w:t>Write one first attempt at the reserved independent case before feedback. Repeated copies of that case refer to the same recorded attempt.</w:t>
-      </w:r>
-    </w:p>
-    <w:p>
-      <w:pPr>
-        <w:pStyle w:val="Heading3"/>
-      </w:pPr>
-      <w:r>
-        <w:t>Independent case: Changed independent case</w:t>
+        <w:t>04. W4 · Audit a new spatial description independently</w:t>
+      </w:r>
+    </w:p>
+    <w:p>
+      <w:r>
+        <w:t>Keep one first attempt before hints or feedback.</w:t>
+      </w:r>
+    </w:p>
+    <w:p>
+      <w:pPr>
+        <w:pStyle w:val="Heading2"/>
+      </w:pPr>
+      <w:r>
+        <w:t>Read and explain independently</w:t>
+      </w:r>
+    </w:p>
+    <w:p>
+      <w:pPr>
+        <w:spacing w:line="336" w:lineRule="auto" w:after="180"/>
+      </w:pPr>
+      <w:r>
+        <w:rPr>
+          <w:b w:val="0"/>
+        </w:rPr>
+        <w:t>Evaluate only the supplied stars/triangle/circle/rectangle description. No original image or measurements are supplied. State which count and relationship checks the description supports and which containment requirement it contradicts; do not invent hidden geometry or inspect the classroom bottle reconstruction as if it were this task’s image.</w:t>
       </w:r>
     </w:p>
     <w:p>
@@ -496,6 +1030,14 @@
     </w:p>
     <w:p>
       <w:pPr>
+        <w:pStyle w:val="Heading2"/>
+      </w:pPr>
+      <w:r>
+        <w:t>Keep a fair record</w:t>
+      </w:r>
+    </w:p>
+    <w:p>
+      <w:pPr>
         <w:spacing w:line="336" w:lineRule="auto" w:after="180"/>
       </w:pPr>
       <w:r>
@@ -507,15 +1049,39 @@
     </w:p>
     <w:p>
       <w:pPr>
+        <w:pStyle w:val="Heading2"/>
+      </w:pPr>
+      <w:r>
+        <w:t>Earlier wording, alternatives and picture transcripts · reference / check after trying</w:t>
+      </w:r>
+    </w:p>
+    <w:p>
+      <w:pPr>
+        <w:pStyle w:val="Heading3"/>
+      </w:pPr>
+      <w:r>
+        <w:t>Independent case: Changed independent case</w:t>
+      </w:r>
+    </w:p>
+    <w:p>
+      <w:pPr>
         <w:pStyle w:val="Heading1"/>
       </w:pPr>
       <w:r>
-        <w:t>05. Your learning target</w:t>
-      </w:r>
-    </w:p>
-    <w:p>
-      <w:r>
-        <w:t>Connect the Visual Composition target to a trace and a justified conclusion.</w:t>
+        <w:t>09. Project · Keep the decision and its evidence</w:t>
+      </w:r>
+    </w:p>
+    <w:p>
+      <w:r>
+        <w:t>Add this week’s change to your existing project record.</w:t>
+      </w:r>
+    </w:p>
+    <w:p>
+      <w:pPr>
+        <w:pStyle w:val="Heading2"/>
+      </w:pPr>
+      <w:r>
+        <w:t>Your evidence record</w:t>
       </w:r>
     </w:p>
     <w:p>
@@ -526,65 +1092,7 @@
         <w:rPr>
           <w:b w:val="0"/>
         </w:rPr>
-        <w:t>An image brief requires two trees, a bench between them and the sun upper-right. A result has all objects but the bench is left of both trees. Write a spatial test that detects this.</w:t>
-      </w:r>
-    </w:p>
-    <w:p>
-      <w:pPr>
-        <w:pStyle w:val="Heading1"/>
-      </w:pPr>
-      <w:r>
-        <w:t>06. Solve the given case</w:t>
-      </w:r>
-    </w:p>
-    <w:p>
-      <w:r>
-        <w:t>Solve the supplied Visual Composition case and show the deciding evidence.</w:t>
-      </w:r>
-    </w:p>
-    <w:p>
-      <w:pPr>
-        <w:spacing w:line="336" w:lineRule="auto" w:after="180"/>
-      </w:pPr>
-      <w:r>
-        <w:rPr>
-          <w:b w:val="0"/>
-        </w:rPr>
-        <w:t xml:space="preserve">Brief: large tree left, small bicycle right, open sky above. </w:t>
-      </w:r>
-      <w:r>
-        <w:rPr>
-          <w:b/>
-        </w:rPr>
-        <w:t>Output</w:t>
-      </w:r>
-      <w:r>
-        <w:rPr>
-          <w:b w:val="0"/>
-        </w:rPr>
-        <w:t xml:space="preserve"> puts bicycle left.</w:t>
-      </w:r>
-    </w:p>
-    <w:p>
-      <w:pPr>
-        <w:spacing w:line="336" w:lineRule="auto" w:after="180"/>
-      </w:pPr>
-      <w:r>
-        <w:rPr>
-          <w:b w:val="0"/>
-        </w:rPr>
-        <w:t>Create a visual checklist.</w:t>
-      </w:r>
-    </w:p>
-    <w:p>
-      <w:pPr>
-        <w:spacing w:line="336" w:lineRule="auto" w:after="180"/>
-      </w:pPr>
-      <w:r>
-        <w:rPr>
-          <w:b w:val="0"/>
-        </w:rPr>
-        <w:t xml:space="preserve">Show your trace, calculation or </w:t>
+        <w:t xml:space="preserve">Create age-fit explanatory visuals with labeled purpose and no invented documentary </w:t>
       </w:r>
       <w:r>
         <w:rPr>
@@ -592,62 +1100,11 @@
         </w:rPr>
         <w:t>evidence</w:t>
       </w:r>
-    </w:p>
-    <w:p>
-      <w:pPr>
-        <w:pStyle w:val="Heading3"/>
-      </w:pPr>
-      <w:r>
-        <w:t>Write or draw your reasoning and evidence.</w:t>
-      </w:r>
-    </w:p>
-    <w:p>
-      <w:r>
-        <w:t>________________________________________________________________</w:t>
-      </w:r>
-    </w:p>
-    <w:p>
-      <w:r>
-        <w:t>________________________________________________________________</w:t>
-      </w:r>
-    </w:p>
-    <w:p>
-      <w:r>
-        <w:t>________________________________________________________________</w:t>
-      </w:r>
-    </w:p>
-    <w:p>
-      <w:r>
-        <w:t>________________________________________________________________</w:t>
-      </w:r>
-    </w:p>
-    <w:p>
-      <w:r>
-        <w:t>________________________________________________________________</w:t>
-      </w:r>
-    </w:p>
-    <w:p>
-      <w:pPr>
-        <w:pStyle w:val="Heading1"/>
-      </w:pPr>
-      <w:r>
-        <w:t>07. Check a changed case</w:t>
-      </w:r>
-    </w:p>
-    <w:p>
-      <w:r>
-        <w:t>Apply the procedure to the changed case and record why the conclusion follows.</w:t>
-      </w:r>
-    </w:p>
-    <w:p>
-      <w:pPr>
-        <w:spacing w:line="336" w:lineRule="auto" w:after="180"/>
-      </w:pPr>
       <w:r>
         <w:rPr>
           <w:b w:val="0"/>
         </w:rPr>
-        <w:t>A poster puts pale yellow labels on white and hides the main object behind decorations. Suggest two revisions and how to check them.</w:t>
+        <w:t>.</w:t>
       </w:r>
     </w:p>
     <w:p>
@@ -658,224 +1115,7 @@
         <w:rPr>
           <w:b w:val="0"/>
         </w:rPr>
-        <w:t>My independent answer and reason</w:t>
-      </w:r>
-    </w:p>
-    <w:p>
-      <w:pPr>
-        <w:pStyle w:val="Heading3"/>
-      </w:pPr>
-      <w:r>
-        <w:t>Write or draw your reasoning and evidence.</w:t>
-      </w:r>
-    </w:p>
-    <w:p>
-      <w:r>
-        <w:t>________________________________________________________________</w:t>
-      </w:r>
-    </w:p>
-    <w:p>
-      <w:r>
-        <w:t>________________________________________________________________</w:t>
-      </w:r>
-    </w:p>
-    <w:p>
-      <w:r>
-        <w:t>________________________________________________________________</w:t>
-      </w:r>
-    </w:p>
-    <w:p>
-      <w:r>
-        <w:t>________________________________________________________________</w:t>
-      </w:r>
-    </w:p>
-    <w:p>
-      <w:r>
-        <w:t>________________________________________________________________</w:t>
-      </w:r>
-    </w:p>
-    <w:p>
-      <w:pPr>
-        <w:pStyle w:val="Heading3"/>
-      </w:pPr>
-      <w:r>
-        <w:t>Week 11 Test and reflect</w:t>
-      </w:r>
-    </w:p>
-    <w:p>
-      <w:pPr>
-        <w:pStyle w:val="Heading1"/>
-      </w:pPr>
-      <w:r>
-        <w:t>08. Design a revealing test</w:t>
-      </w:r>
-    </w:p>
-    <w:p>
-      <w:r>
-        <w:t>Specify a changed input, expected result and observation separately.</w:t>
-      </w:r>
-    </w:p>
-    <w:p>
-      <w:pPr>
-        <w:spacing w:line="336" w:lineRule="auto" w:after="180"/>
-      </w:pPr>
-      <w:r>
-        <w:rPr>
-          <w:b w:val="0"/>
-        </w:rPr>
-        <w:t xml:space="preserve">Create a changed </w:t>
-      </w:r>
-      <w:r>
-        <w:rPr>
-          <w:b/>
-        </w:rPr>
-        <w:t>input</w:t>
-      </w:r>
-      <w:r>
-        <w:rPr>
-          <w:b w:val="0"/>
-        </w:rPr>
-        <w:t>, boundary case or missing-information case. Write the expected answer or safe response before testing.</w:t>
-      </w:r>
-    </w:p>
-    <w:tbl>
-      <w:tblPr>
-        <w:tblStyle w:val="LightShading-Accent1"/>
-        <w:tblW w:type="auto" w:w="0"/>
-        <w:tblLook w:firstColumn="1" w:firstRow="1" w:lastColumn="0" w:lastRow="0" w:noHBand="0" w:noVBand="1" w:val="04A0"/>
-      </w:tblPr>
-      <w:tblGrid>
-        <w:gridCol w:w="5112"/>
-        <w:gridCol w:w="5112"/>
-      </w:tblGrid>
-      <w:tr>
-        <w:trPr>
-          <w:tblHeader/>
-        </w:trPr>
-        <w:tc>
-          <w:tcPr>
-            <w:tcW w:type="dxa" w:w="5112"/>
-          </w:tcPr>
-          <w:p>
-            <w:r>
-              <w:t>Test record</w:t>
-            </w:r>
-          </w:p>
-        </w:tc>
-        <w:tc>
-          <w:tcPr>
-            <w:tcW w:type="dxa" w:w="5112"/>
-          </w:tcPr>
-          <w:p>
-            <w:r>
-              <w:t>My evidence</w:t>
-            </w:r>
-          </w:p>
-        </w:tc>
-      </w:tr>
-      <w:tr>
-        <w:tc>
-          <w:tcPr>
-            <w:tcW w:type="dxa" w:w="5112"/>
-          </w:tcPr>
-          <w:p>
-            <w:r>
-              <w:t>Changed input or condition</w:t>
-            </w:r>
-          </w:p>
-        </w:tc>
-        <w:tc>
-          <w:tcPr>
-            <w:tcW w:type="dxa" w:w="5112"/>
-          </w:tcPr>
-          <w:p>
-            <w:r/>
-          </w:p>
-        </w:tc>
-      </w:tr>
-      <w:tr>
-        <w:tc>
-          <w:tcPr>
-            <w:tcW w:type="dxa" w:w="5112"/>
-          </w:tcPr>
-          <w:p>
-            <w:r>
-              <w:t>Expected answer or fallback</w:t>
-            </w:r>
-          </w:p>
-        </w:tc>
-        <w:tc>
-          <w:tcPr>
-            <w:tcW w:type="dxa" w:w="5112"/>
-          </w:tcPr>
-          <w:p>
-            <w:r/>
-          </w:p>
-        </w:tc>
-      </w:tr>
-      <w:tr>
-        <w:tc>
-          <w:tcPr>
-            <w:tcW w:type="dxa" w:w="5112"/>
-          </w:tcPr>
-          <w:p>
-            <w:r>
-              <w:t>Observed result</w:t>
-            </w:r>
-          </w:p>
-        </w:tc>
-        <w:tc>
-          <w:tcPr>
-            <w:tcW w:type="dxa" w:w="5112"/>
-          </w:tcPr>
-          <w:p>
-            <w:r/>
-          </w:p>
-        </w:tc>
-      </w:tr>
-      <w:tr>
-        <w:tc>
-          <w:tcPr>
-            <w:tcW w:type="dxa" w:w="5112"/>
-          </w:tcPr>
-          <w:p>
-            <w:r>
-              <w:t>Why the result occurred</w:t>
-            </w:r>
-          </w:p>
-        </w:tc>
-        <w:tc>
-          <w:tcPr>
-            <w:tcW w:type="dxa" w:w="5112"/>
-          </w:tcPr>
-          <w:p>
-            <w:r/>
-          </w:p>
-        </w:tc>
-      </w:tr>
-    </w:tbl>
-    <w:p>
-      <w:pPr>
-        <w:pStyle w:val="Heading1"/>
-      </w:pPr>
-      <w:r>
-        <w:t>09. Project checkpoint</w:t>
-      </w:r>
-    </w:p>
-    <w:p>
-      <w:r>
-        <w:t>Justify what Visual Composition adds to Verified Study Buddy and keep the evidence.</w:t>
-      </w:r>
-    </w:p>
-    <w:p>
-      <w:pPr>
-        <w:spacing w:line="336" w:lineRule="auto" w:after="180"/>
-      </w:pPr>
-      <w:r>
-        <w:rPr>
-          <w:b w:val="0"/>
-        </w:rPr>
-        <w:t xml:space="preserve">Create age-fit explanatory visuals with labeled purpose and no invented documentary </w:t>
+        <w:t xml:space="preserve">The project change and </w:t>
       </w:r>
       <w:r>
         <w:rPr>
@@ -887,29 +1127,6 @@
         <w:rPr>
           <w:b w:val="0"/>
         </w:rPr>
-        <w:t>.</w:t>
-      </w:r>
-    </w:p>
-    <w:p>
-      <w:pPr>
-        <w:spacing w:line="336" w:lineRule="auto" w:after="180"/>
-      </w:pPr>
-      <w:r>
-        <w:rPr>
-          <w:b w:val="0"/>
-        </w:rPr>
-        <w:t xml:space="preserve">The project change and </w:t>
-      </w:r>
-      <w:r>
-        <w:rPr>
-          <w:b/>
-        </w:rPr>
-        <w:t>evidence</w:t>
-      </w:r>
-      <w:r>
-        <w:rPr>
-          <w:b w:val="0"/>
-        </w:rPr>
         <w:t xml:space="preserve"> I will keep</w:t>
       </w:r>
     </w:p>
@@ -951,638 +1168,20 @@
         <w:pStyle w:val="Heading1"/>
       </w:pPr>
       <w:r>
-        <w:t>10. Self check</w:t>
-      </w:r>
-    </w:p>
-    <w:p>
-      <w:r>
-        <w:t>Judge explanation, evidence, transfer and limits separately; attach the work behind your judgement.</w:t>
-      </w:r>
-    </w:p>
-    <w:p>
-      <w:pPr>
-        <w:pStyle w:val="ListBullet"/>
-      </w:pPr>
-      <w:r>
-        <w:t>I can explain the mechanism.</w:t>
-      </w:r>
-    </w:p>
-    <w:p>
-      <w:pPr>
-        <w:pStyle w:val="ListBullet"/>
-      </w:pPr>
-      <w:r>
-        <w:t>I can show evidence.</w:t>
-      </w:r>
-    </w:p>
-    <w:p>
-      <w:pPr>
-        <w:pStyle w:val="ListBullet"/>
-      </w:pPr>
-      <w:r>
-        <w:t>I can handle a changed case.</w:t>
-      </w:r>
-    </w:p>
-    <w:p>
-      <w:pPr>
-        <w:pStyle w:val="ListBullet"/>
-      </w:pPr>
-      <w:r>
-        <w:t>I can name a limit.</w:t>
-      </w:r>
-    </w:p>
-    <w:p>
-      <w:r>
-        <w:t>Mark each as not yet, with help or independently, and attach supporting work.</w:t>
-      </w:r>
-    </w:p>
-    <w:p>
-      <w:pPr>
-        <w:spacing w:line="336" w:lineRule="auto" w:after="180"/>
-      </w:pPr>
-      <w:r>
-        <w:rPr>
-          <w:b w:val="0"/>
-        </w:rPr>
-        <w:t>Teacher review ____________________  Next step ____________________</w:t>
-      </w:r>
-    </w:p>
-    <w:p>
-      <w:pPr>
-        <w:pStyle w:val="Heading1"/>
-      </w:pPr>
-      <w:r>
-        <w:t>11. Transfer practice from the original programme</w:t>
-      </w:r>
-    </w:p>
-    <w:p>
-      <w:r>
-        <w:t>Use this earlier case as transfer practice. A case already discussed with feedback is not fresh assessment evidence.</w:t>
-      </w:r>
-    </w:p>
-    <w:p>
-      <w:pPr>
-        <w:spacing w:line="336" w:lineRule="auto" w:after="180"/>
-      </w:pPr>
-      <w:r>
-        <w:rPr>
-          <w:b w:val="0"/>
-        </w:rPr>
-        <w:t>An image brief requires two trees, a bench between them and the sun upper-right. A result has all objects but the bench is left of both trees. Write a spatial test that detects this.</w:t>
-      </w:r>
-    </w:p>
-    <w:p>
-      <w:pPr>
-        <w:pStyle w:val="Heading3"/>
-      </w:pPr>
-      <w:r>
-        <w:t>My independently reasoned answer</w:t>
-      </w:r>
-    </w:p>
-    <w:p>
-      <w:r>
-        <w:t>________________________________________________________________</w:t>
-      </w:r>
-    </w:p>
-    <w:p>
-      <w:r>
-        <w:t>________________________________________________________________</w:t>
-      </w:r>
-    </w:p>
-    <w:p>
-      <w:r>
-        <w:t>________________________________________________________________</w:t>
-      </w:r>
-    </w:p>
-    <w:p>
-      <w:r>
-        <w:t>________________________________________________________________</w:t>
-      </w:r>
-    </w:p>
-    <w:p>
-      <w:r>
-        <w:t>________________________________________________________________</w:t>
-      </w:r>
-    </w:p>
-    <w:p>
-      <w:r>
-        <w:t>________________________________________________________________</w:t>
-      </w:r>
-    </w:p>
-    <w:p>
-      <w:r>
-        <w:t>________________________________________________________________</w:t>
-      </w:r>
-    </w:p>
-    <w:p>
-      <w:pPr>
-        <w:spacing w:line="336" w:lineRule="auto" w:after="180"/>
-      </w:pPr>
-      <w:r>
-        <w:rPr>
-          <w:b w:val="0"/>
-        </w:rPr>
-        <w:t>Record support used: none, hint or teacher explanation.</w:t>
-      </w:r>
-    </w:p>
-    <w:p>
-      <w:pPr>
-        <w:pStyle w:val="Heading1"/>
-      </w:pPr>
-      <w:r>
-        <w:t>12. W1 Explain the mechanism</w:t>
-      </w:r>
-    </w:p>
-    <w:p>
-      <w:r>
-        <w:t>Explain the mechanism. Apply the supplied Visual Composition facts and keep your reasoning.</w:t>
-      </w:r>
-    </w:p>
-    <w:p>
-      <w:pPr>
-        <w:pStyle w:val="Heading3"/>
-      </w:pPr>
-      <w:r>
-        <w:t>Where to find the supplied example</w:t>
-      </w:r>
-    </w:p>
-    <w:p>
-      <w:pPr>
-        <w:spacing w:line="336" w:lineRule="auto" w:after="180"/>
-        <w:shd w:fill="F1F6F8"/>
-      </w:pPr>
-      <w:r>
-        <w:rPr>
-          <w:b w:val="0"/>
-        </w:rPr>
-        <w:t>Reference for this exercise: open this week’s student lesson, “Visual Composition”, at “See how it works” and “Follow a worked example”. Use the original worked values or code named in the question; the later pictorial case is a separate example. Keep this reference beside your workbook while practising.</w:t>
-      </w:r>
-    </w:p>
-    <w:p>
-      <w:pPr>
-        <w:spacing w:line="336" w:lineRule="auto" w:after="180"/>
-      </w:pPr>
-      <w:r>
-        <w:rPr>
-          <w:b w:val="0"/>
-        </w:rPr>
-        <w:t xml:space="preserve">Explain the weekly </w:t>
-      </w:r>
-      <w:r>
-        <w:rPr>
-          <w:b/>
-        </w:rPr>
-        <w:t>mechanism</w:t>
-      </w:r>
-      <w:r>
-        <w:rPr>
-          <w:b w:val="0"/>
-        </w:rPr>
-        <w:t xml:space="preserve"> in your own words. Use the worked scenario to name its </w:t>
-      </w:r>
-      <w:r>
-        <w:rPr>
-          <w:b/>
-        </w:rPr>
-        <w:t>input</w:t>
-      </w:r>
-      <w:r>
-        <w:rPr>
-          <w:b w:val="0"/>
-        </w:rPr>
-        <w:t xml:space="preserve">, decision rule and </w:t>
-      </w:r>
-      <w:r>
-        <w:rPr>
-          <w:b/>
-        </w:rPr>
-        <w:t>output</w:t>
-      </w:r>
-      <w:r>
-        <w:rPr>
-          <w:b w:val="0"/>
-        </w:rPr>
-        <w:t>.</w:t>
-      </w:r>
-    </w:p>
-    <w:p>
-      <w:pPr>
-        <w:pStyle w:val="Heading3"/>
-      </w:pPr>
-      <w:r>
-        <w:t>My reasoning and evidence</w:t>
-      </w:r>
-    </w:p>
-    <w:p>
-      <w:r>
-        <w:t>________________________________________________________________</w:t>
-      </w:r>
-    </w:p>
-    <w:p>
-      <w:r>
-        <w:t>________________________________________________________________</w:t>
-      </w:r>
-    </w:p>
-    <w:p>
-      <w:r>
-        <w:t>________________________________________________________________</w:t>
-      </w:r>
-    </w:p>
-    <w:p>
-      <w:r>
-        <w:t>________________________________________________________________</w:t>
-      </w:r>
-    </w:p>
-    <w:p>
-      <w:r>
-        <w:t>________________________________________________________________</w:t>
-      </w:r>
-    </w:p>
-    <w:p>
-      <w:r>
-        <w:t>________________________________________________________________</w:t>
-      </w:r>
-    </w:p>
-    <w:p>
-      <w:pPr>
-        <w:pStyle w:val="Heading1"/>
-      </w:pPr>
-      <w:r>
-        <w:t>13. W2 Trace the worked case</w:t>
-      </w:r>
-    </w:p>
-    <w:p>
-      <w:r>
-        <w:t>Trace the worked case. Apply the supplied Visual Composition facts and keep your reasoning.</w:t>
-      </w:r>
-    </w:p>
-    <w:p>
-      <w:pPr>
-        <w:spacing w:line="336" w:lineRule="auto" w:after="180"/>
-      </w:pPr>
-      <w:r>
-        <w:rPr>
-          <w:b w:val="0"/>
-        </w:rPr>
-        <w:t>A fictional poster requires exactly three labelled circles. Generated image shows four circles and one unreadable label. A caption calls it a photograph of a real lesson.</w:t>
-      </w:r>
-    </w:p>
-    <w:p>
-      <w:pPr>
-        <w:spacing w:line="336" w:lineRule="auto" w:after="180"/>
-      </w:pPr>
-      <w:r>
-        <w:rPr>
-          <w:b w:val="0"/>
-        </w:rPr>
-        <w:t>Show the intermediate steps and give the conclusion with its scope.</w:t>
-      </w:r>
-    </w:p>
-    <w:p>
-      <w:pPr>
-        <w:pStyle w:val="Heading3"/>
-      </w:pPr>
-      <w:r>
-        <w:t>My reasoning and evidence</w:t>
-      </w:r>
-    </w:p>
-    <w:p>
-      <w:r>
-        <w:t>________________________________________________________________</w:t>
-      </w:r>
-    </w:p>
-    <w:p>
-      <w:r>
-        <w:t>________________________________________________________________</w:t>
-      </w:r>
-    </w:p>
-    <w:p>
-      <w:r>
-        <w:t>________________________________________________________________</w:t>
-      </w:r>
-    </w:p>
-    <w:p>
-      <w:r>
-        <w:t>________________________________________________________________</w:t>
-      </w:r>
-    </w:p>
-    <w:p>
-      <w:r>
-        <w:t>________________________________________________________________</w:t>
-      </w:r>
-    </w:p>
-    <w:p>
-      <w:r>
-        <w:t>________________________________________________________________</w:t>
-      </w:r>
-    </w:p>
-    <w:p>
-      <w:r>
-        <w:t>________________________________________________________________</w:t>
-      </w:r>
-    </w:p>
-    <w:p>
-      <w:pPr>
-        <w:pStyle w:val="Heading1"/>
-      </w:pPr>
-      <w:r>
-        <w:t>14. W3 Audit the limit</w:t>
-      </w:r>
-    </w:p>
-    <w:p>
-      <w:r>
-        <w:t>Audit the limit. Apply the supplied Visual Composition facts and keep your reasoning.</w:t>
-      </w:r>
-    </w:p>
-    <w:p>
-      <w:pPr>
-        <w:spacing w:line="336" w:lineRule="auto" w:after="180"/>
-      </w:pPr>
-      <w:r>
-        <w:rPr>
-          <w:b w:val="0"/>
-        </w:rPr>
-        <w:t xml:space="preserve">A report omits this qualification: </w:t>
-      </w:r>
-      <w:r>
-        <w:rPr>
-          <w:b/>
-        </w:rPr>
-        <w:t>Provenance</w:t>
-      </w:r>
-      <w:r>
-        <w:rPr>
-          <w:b w:val="0"/>
-        </w:rPr>
-        <w:t xml:space="preserve"> tracks production history; it does not prove the content is accurate or establish every legal permission.</w:t>
-      </w:r>
-    </w:p>
-    <w:p>
-      <w:pPr>
-        <w:spacing w:line="336" w:lineRule="auto" w:after="180"/>
-      </w:pPr>
-      <w:r>
-        <w:rPr>
-          <w:b w:val="0"/>
-        </w:rPr>
-        <w:t>Explain how omitting it could change a reader's interpretation, and write an accurate replacement.</w:t>
-      </w:r>
-    </w:p>
-    <w:p>
-      <w:pPr>
-        <w:pStyle w:val="Heading3"/>
-      </w:pPr>
-      <w:r>
-        <w:t>My reasoning and evidence</w:t>
-      </w:r>
-    </w:p>
-    <w:p>
-      <w:r>
-        <w:t>________________________________________________________________</w:t>
-      </w:r>
-    </w:p>
-    <w:p>
-      <w:r>
-        <w:t>________________________________________________________________</w:t>
-      </w:r>
-    </w:p>
-    <w:p>
-      <w:r>
-        <w:t>________________________________________________________________</w:t>
-      </w:r>
-    </w:p>
-    <w:p>
-      <w:r>
-        <w:t>________________________________________________________________</w:t>
-      </w:r>
-    </w:p>
-    <w:p>
-      <w:r>
-        <w:t>________________________________________________________________</w:t>
-      </w:r>
-    </w:p>
-    <w:p>
-      <w:r>
-        <w:t>________________________________________________________________</w:t>
-      </w:r>
-    </w:p>
-    <w:p>
-      <w:pPr>
-        <w:pStyle w:val="Heading1"/>
-      </w:pPr>
-      <w:r>
-        <w:t>15. W4 Apply a new case independently</w:t>
-      </w:r>
-    </w:p>
-    <w:p>
-      <w:r>
-        <w:t>Attempt before feedback. If this repeats the selected independent case, reuse that first attempt; otherwise keep a separate record. Apply a new case independently. Apply the supplied Visual Composition facts and keep your reasoning.</w:t>
-      </w:r>
-    </w:p>
-    <w:p>
-      <w:pPr>
-        <w:spacing w:line="336" w:lineRule="auto" w:after="180"/>
-      </w:pPr>
-      <w:r>
-        <w:rPr>
-          <w:b w:val="0"/>
-        </w:rPr>
-        <w:t xml:space="preserve">A generated diagram requires two arrows and labels </w:t>
-      </w:r>
-      <w:r>
-        <w:rPr>
-          <w:b/>
-        </w:rPr>
-        <w:t>input</w:t>
-      </w:r>
-      <w:r>
-        <w:rPr>
-          <w:b w:val="0"/>
-        </w:rPr>
-        <w:t>/</w:t>
-      </w:r>
-      <w:r>
-        <w:rPr>
-          <w:b/>
-        </w:rPr>
-        <w:t>output</w:t>
-      </w:r>
-      <w:r>
-        <w:rPr>
-          <w:b w:val="0"/>
-        </w:rPr>
-        <w:t xml:space="preserve">. It has two arrows but swapped labels. Metadata records generation, yet the caption says experimental </w:t>
-      </w:r>
-      <w:r>
-        <w:rPr>
-          <w:b/>
-        </w:rPr>
-        <w:t>observation</w:t>
-      </w:r>
-      <w:r>
-        <w:rPr>
-          <w:b w:val="0"/>
-        </w:rPr>
-        <w:t>. Audit.</w:t>
-      </w:r>
-    </w:p>
-    <w:p>
-      <w:pPr>
-        <w:pStyle w:val="Heading3"/>
-      </w:pPr>
-      <w:r>
-        <w:t>My reasoning and evidence</w:t>
-      </w:r>
-    </w:p>
-    <w:p>
-      <w:r>
-        <w:t>________________________________________________________________</w:t>
-      </w:r>
-    </w:p>
-    <w:p>
-      <w:r>
-        <w:t>________________________________________________________________</w:t>
-      </w:r>
-    </w:p>
-    <w:p>
-      <w:r>
-        <w:t>________________________________________________________________</w:t>
-      </w:r>
-    </w:p>
-    <w:p>
-      <w:r>
-        <w:t>________________________________________________________________</w:t>
-      </w:r>
-    </w:p>
-    <w:p>
-      <w:r>
-        <w:t>________________________________________________________________</w:t>
-      </w:r>
-    </w:p>
-    <w:p>
-      <w:r>
-        <w:t>________________________________________________________________</w:t>
-      </w:r>
-    </w:p>
-    <w:p>
-      <w:r>
-        <w:t>________________________________________________________________</w:t>
-      </w:r>
-    </w:p>
-    <w:p>
-      <w:r>
-        <w:t>________________________________________________________________</w:t>
-      </w:r>
-    </w:p>
-    <w:p>
-      <w:pPr>
-        <w:pStyle w:val="Heading1"/>
-      </w:pPr>
-      <w:r>
-        <w:t>16. W5 Design a revealing follow-up</w:t>
-      </w:r>
-    </w:p>
-    <w:p>
-      <w:r>
-        <w:t>Design a revealing follow-up. Apply the supplied Visual Composition facts and keep your reasoning.</w:t>
-      </w:r>
-    </w:p>
-    <w:p>
-      <w:pPr>
-        <w:pStyle w:val="Heading3"/>
-      </w:pPr>
-      <w:r>
-        <w:t>Where to find the supplied example</w:t>
-      </w:r>
-    </w:p>
-    <w:p>
-      <w:pPr>
-        <w:spacing w:line="336" w:lineRule="auto" w:after="180"/>
-        <w:shd w:fill="F1F6F8"/>
-      </w:pPr>
-      <w:r>
-        <w:rPr>
-          <w:b w:val="0"/>
-        </w:rPr>
-        <w:t>Reference for this exercise: open this week’s student lesson, “Visual Composition”, at “See how it works” and “Follow a worked example”. Use the original worked values or code named in the question; the later pictorial case is a separate example. Keep this reference beside your workbook while practising.</w:t>
-      </w:r>
-    </w:p>
-    <w:p>
-      <w:pPr>
-        <w:spacing w:line="336" w:lineRule="auto" w:after="180"/>
-      </w:pPr>
-      <w:r>
-        <w:rPr>
-          <w:b w:val="0"/>
-        </w:rPr>
-        <w:t>For the worked scenario, propose one additional case that could reveal a failure, describe its expected outcome before running it, and explain what would need to remain fixed for a fair comparison.</w:t>
-      </w:r>
-    </w:p>
-    <w:p>
-      <w:pPr>
-        <w:spacing w:line="336" w:lineRule="auto" w:after="180"/>
-      </w:pPr>
-      <w:r>
-        <w:rPr>
-          <w:b w:val="0"/>
-        </w:rPr>
-        <w:t>Do not reuse W4 as a new final test after receiving feedback.</w:t>
-      </w:r>
-    </w:p>
-    <w:p>
-      <w:pPr>
-        <w:pStyle w:val="Heading3"/>
-      </w:pPr>
-      <w:r>
-        <w:t>My reasoning and evidence</w:t>
-      </w:r>
-    </w:p>
-    <w:p>
-      <w:r>
-        <w:t>________________________________________________________________</w:t>
-      </w:r>
-    </w:p>
-    <w:p>
-      <w:r>
-        <w:t>________________________________________________________________</w:t>
-      </w:r>
-    </w:p>
-    <w:p>
-      <w:r>
-        <w:t>________________________________________________________________</w:t>
-      </w:r>
-    </w:p>
-    <w:p>
-      <w:r>
-        <w:t>________________________________________________________________</w:t>
-      </w:r>
-    </w:p>
-    <w:p>
-      <w:r>
-        <w:t>________________________________________________________________</w:t>
-      </w:r>
-    </w:p>
-    <w:p>
-      <w:r>
-        <w:t>________________________________________________________________</w:t>
-      </w:r>
-    </w:p>
-    <w:p>
-      <w:r>
-        <w:t>________________________________________________________________</w:t>
-      </w:r>
-    </w:p>
-    <w:p>
-      <w:pPr>
-        <w:pStyle w:val="Heading1"/>
-      </w:pPr>
-      <w:r>
-        <w:t>17. Feedback, return check and learning record</w:t>
-      </w:r>
-    </w:p>
-    <w:p>
-      <w:r>
-        <w:t>Record the first repaired step and a different case to revisit after a delay.</w:t>
+        <w:t>17. Feedback · Repair and return</w:t>
+      </w:r>
+    </w:p>
+    <w:p>
+      <w:r>
+        <w:t>Keep the first attempt, the repair and a changed-case return.</w:t>
+      </w:r>
+    </w:p>
+    <w:p>
+      <w:pPr>
+        <w:pStyle w:val="Heading2"/>
+      </w:pPr>
+      <w:r>
+        <w:t>Your evidence record</w:t>
       </w:r>
     </w:p>
     <w:tbl>
@@ -1737,12 +1336,883 @@
         <w:pStyle w:val="Heading1"/>
       </w:pPr>
       <w:r>
-        <w:t>18. Pictorial case practice: Visual Composition</w:t>
-      </w:r>
-    </w:p>
-    <w:p>
-      <w:r>
-        <w:t>A fictional Study Buddy requests a science-poster layout, then audits a supplied drawing description. Explain the labelled step before checking the changed condition.</w:t>
+        <w:t>10. Finish · Judge the evidence in your work</w:t>
+      </w:r>
+    </w:p>
+    <w:p>
+      <w:r>
+        <w:t>Point to work that supports your confidence level.</w:t>
+      </w:r>
+    </w:p>
+    <w:p>
+      <w:pPr>
+        <w:pStyle w:val="Heading2"/>
+      </w:pPr>
+      <w:r>
+        <w:t>Your evidence record</w:t>
+      </w:r>
+    </w:p>
+    <w:p>
+      <w:pPr>
+        <w:pStyle w:val="ListBullet"/>
+      </w:pPr>
+      <w:r>
+        <w:t>I can explain the mechanism.</w:t>
+      </w:r>
+    </w:p>
+    <w:p>
+      <w:pPr>
+        <w:pStyle w:val="ListBullet"/>
+      </w:pPr>
+      <w:r>
+        <w:t>I can show evidence.</w:t>
+      </w:r>
+    </w:p>
+    <w:p>
+      <w:pPr>
+        <w:pStyle w:val="ListBullet"/>
+      </w:pPr>
+      <w:r>
+        <w:t>I can handle a changed case.</w:t>
+      </w:r>
+    </w:p>
+    <w:p>
+      <w:pPr>
+        <w:pStyle w:val="ListBullet"/>
+      </w:pPr>
+      <w:r>
+        <w:t>I can name a limit.</w:t>
+      </w:r>
+    </w:p>
+    <w:p>
+      <w:r>
+        <w:t>Mark each as not yet, with help or independently, and attach supporting work.</w:t>
+      </w:r>
+    </w:p>
+    <w:p>
+      <w:pPr>
+        <w:spacing w:line="336" w:lineRule="auto" w:after="180"/>
+      </w:pPr>
+      <w:r>
+        <w:rPr>
+          <w:b w:val="0"/>
+        </w:rPr>
+        <w:t>Teacher review ____________________  Next step ____________________</w:t>
+      </w:r>
+    </w:p>
+    <w:p>
+      <w:pPr>
+        <w:pStyle w:val="Heading1"/>
+      </w:pPr>
+      <w:r>
+        <w:t>Reference bank and extra practice</w:t>
+      </w:r>
+    </w:p>
+    <w:p>
+      <w:pPr>
+        <w:pStyle w:val="Heading1"/>
+      </w:pPr>
+      <w:r>
+        <w:t>02. Reference · Supported W2 record</w:t>
+      </w:r>
+    </w:p>
+    <w:p>
+      <w:r>
+        <w:t>This is the same W2 attempt. Keep one response record.</w:t>
+      </w:r>
+    </w:p>
+    <w:p>
+      <w:pPr>
+        <w:pStyle w:val="Heading2"/>
+      </w:pPr>
+      <w:r>
+        <w:t>Use this when helpful</w:t>
+      </w:r>
+    </w:p>
+    <w:p>
+      <w:pPr>
+        <w:spacing w:line="336" w:lineRule="auto" w:after="180"/>
+      </w:pPr>
+      <w:r>
+        <w:rPr>
+          <w:b w:val="0"/>
+        </w:rPr>
+        <w:t>Earlier poster/</w:t>
+      </w:r>
+      <w:r>
+        <w:rPr>
+          <w:b/>
+        </w:rPr>
+        <w:t>provenance</w:t>
+      </w:r>
+      <w:r>
+        <w:rPr>
+          <w:b w:val="0"/>
+        </w:rPr>
+        <w:t xml:space="preserve"> completion practice: retain this task and saved response as review. Use the current W2 layout-comparison task for this week’s supported practice.</w:t>
+      </w:r>
+    </w:p>
+    <w:tbl>
+      <w:tblPr>
+        <w:tblStyle w:val="LightShading-Accent1"/>
+        <w:tblW w:type="auto" w:w="0"/>
+        <w:tblLook w:firstColumn="1" w:firstRow="1" w:lastColumn="0" w:lastRow="0" w:noHBand="0" w:noVBand="1" w:val="04A0"/>
+      </w:tblPr>
+      <w:tblGrid>
+        <w:gridCol w:w="2556"/>
+        <w:gridCol w:w="2556"/>
+        <w:gridCol w:w="2556"/>
+        <w:gridCol w:w="2556"/>
+      </w:tblGrid>
+      <w:tr>
+        <w:trPr>
+          <w:tblHeader/>
+        </w:trPr>
+        <w:tc>
+          <w:tcPr>
+            <w:tcW w:type="dxa" w:w="2556"/>
+          </w:tcPr>
+          <w:p>
+            <w:r>
+              <w:t>Given inputs</w:t>
+            </w:r>
+          </w:p>
+        </w:tc>
+        <w:tc>
+          <w:tcPr>
+            <w:tcW w:type="dxa" w:w="2556"/>
+          </w:tcPr>
+          <w:p>
+            <w:r>
+              <w:t>Procedure I chose</w:t>
+            </w:r>
+          </w:p>
+        </w:tc>
+        <w:tc>
+          <w:tcPr>
+            <w:tcW w:type="dxa" w:w="2556"/>
+          </w:tcPr>
+          <w:p>
+            <w:r>
+              <w:t>Middle steps</w:t>
+            </w:r>
+          </w:p>
+        </w:tc>
+        <w:tc>
+          <w:tcPr>
+            <w:tcW w:type="dxa" w:w="2556"/>
+          </w:tcPr>
+          <w:p>
+            <w:r>
+              <w:t>Result and check</w:t>
+            </w:r>
+          </w:p>
+        </w:tc>
+      </w:tr>
+      <w:tr>
+        <w:tc>
+          <w:tcPr>
+            <w:tcW w:type="dxa" w:w="2556"/>
+          </w:tcPr>
+          <w:p>
+            <w:r/>
+          </w:p>
+        </w:tc>
+        <w:tc>
+          <w:tcPr>
+            <w:tcW w:type="dxa" w:w="2556"/>
+          </w:tcPr>
+          <w:p>
+            <w:r/>
+          </w:p>
+        </w:tc>
+        <w:tc>
+          <w:tcPr>
+            <w:tcW w:type="dxa" w:w="2556"/>
+          </w:tcPr>
+          <w:p>
+            <w:r/>
+          </w:p>
+        </w:tc>
+        <w:tc>
+          <w:tcPr>
+            <w:tcW w:type="dxa" w:w="2556"/>
+          </w:tcPr>
+          <w:p>
+            <w:r/>
+          </w:p>
+        </w:tc>
+      </w:tr>
+    </w:tbl>
+    <w:p>
+      <w:pPr>
+        <w:pStyle w:val="Heading3"/>
+      </w:pPr>
+      <w:r>
+        <w:t>The step I completed without help, and the hint I needed</w:t>
+      </w:r>
+    </w:p>
+    <w:p>
+      <w:r>
+        <w:t>________________________________________________________________</w:t>
+      </w:r>
+    </w:p>
+    <w:p>
+      <w:r>
+        <w:t>________________________________________________________________</w:t>
+      </w:r>
+    </w:p>
+    <w:p>
+      <w:r>
+        <w:t>________________________________________________________________</w:t>
+      </w:r>
+    </w:p>
+    <w:p>
+      <w:pPr>
+        <w:pStyle w:val="Heading1"/>
+      </w:pPr>
+      <w:r>
+        <w:t>03. Extra practice · Repair the explanation</w:t>
+      </w:r>
+    </w:p>
+    <w:p>
+      <w:r>
+        <w:t>Explain the deciding fact before discussing the answer.</w:t>
+      </w:r>
+    </w:p>
+    <w:p>
+      <w:pPr>
+        <w:pStyle w:val="Heading2"/>
+      </w:pPr>
+      <w:r>
+        <w:t>Use this when helpful</w:t>
+      </w:r>
+    </w:p>
+    <w:p>
+      <w:pPr>
+        <w:spacing w:line="336" w:lineRule="auto" w:after="180"/>
+      </w:pPr>
+      <w:r>
+        <w:rPr>
+          <w:b w:val="0"/>
+        </w:rPr>
+        <w:t xml:space="preserve">Use the worked case for Image generation and </w:t>
+      </w:r>
+      <w:r>
+        <w:rPr>
+          <w:b/>
+        </w:rPr>
+        <w:t>provenance</w:t>
+      </w:r>
+      <w:r>
+        <w:rPr>
+          <w:b w:val="0"/>
+        </w:rPr>
+        <w:t>. Proposed explanation: “The worked result establishes every future case”. Decide whether this explanation is supported.</w:t>
+      </w:r>
+    </w:p>
+    <w:p>
+      <w:pPr>
+        <w:spacing w:line="336" w:lineRule="auto" w:after="180"/>
+      </w:pPr>
+      <w:r>
+        <w:rPr>
+          <w:b w:val="0"/>
+        </w:rPr>
+        <w:t>Point to the step or supplied fact that decides; explain your repair if needed.</w:t>
+      </w:r>
+    </w:p>
+    <w:p>
+      <w:pPr>
+        <w:pStyle w:val="Heading3"/>
+      </w:pPr>
+      <w:r>
+        <w:t>My explanation before partner discussion</w:t>
+      </w:r>
+    </w:p>
+    <w:p>
+      <w:r>
+        <w:t>________________________________________________________________</w:t>
+      </w:r>
+    </w:p>
+    <w:p>
+      <w:r>
+        <w:t>________________________________________________________________</w:t>
+      </w:r>
+    </w:p>
+    <w:p>
+      <w:r>
+        <w:t>________________________________________________________________</w:t>
+      </w:r>
+    </w:p>
+    <w:p>
+      <w:r>
+        <w:t>________________________________________________________________</w:t>
+      </w:r>
+    </w:p>
+    <w:p>
+      <w:pPr>
+        <w:pStyle w:val="Heading1"/>
+      </w:pPr>
+      <w:r>
+        <w:t>05. Reference · Original learning target</w:t>
+      </w:r>
+    </w:p>
+    <w:p>
+      <w:r>
+        <w:t>Use this target to inspect an explanation.</w:t>
+      </w:r>
+    </w:p>
+    <w:p>
+      <w:pPr>
+        <w:pStyle w:val="Heading2"/>
+      </w:pPr>
+      <w:r>
+        <w:t>Use this when helpful</w:t>
+      </w:r>
+    </w:p>
+    <w:p>
+      <w:pPr>
+        <w:spacing w:line="336" w:lineRule="auto" w:after="180"/>
+      </w:pPr>
+      <w:r>
+        <w:rPr>
+          <w:b w:val="0"/>
+        </w:rPr>
+        <w:t>An image brief requires two trees, a bench between them and the sun upper-right. A result has all objects but the bench is left of both trees. Write a spatial test that detects this.</w:t>
+      </w:r>
+    </w:p>
+    <w:p>
+      <w:pPr>
+        <w:pStyle w:val="Heading1"/>
+      </w:pPr>
+      <w:r>
+        <w:t>06. Extra practice · A complete case</w:t>
+      </w:r>
+    </w:p>
+    <w:p>
+      <w:r>
+        <w:t>Try the question before checking the worked explanation.</w:t>
+      </w:r>
+    </w:p>
+    <w:p>
+      <w:pPr>
+        <w:pStyle w:val="Heading2"/>
+      </w:pPr>
+      <w:r>
+        <w:t>Use this when helpful</w:t>
+      </w:r>
+    </w:p>
+    <w:p>
+      <w:pPr>
+        <w:spacing w:line="336" w:lineRule="auto" w:after="180"/>
+      </w:pPr>
+      <w:r>
+        <w:rPr>
+          <w:b w:val="0"/>
+        </w:rPr>
+        <w:t xml:space="preserve">Brief: large tree left, small bicycle right, open sky above. </w:t>
+      </w:r>
+      <w:r>
+        <w:rPr>
+          <w:b/>
+        </w:rPr>
+        <w:t>Output</w:t>
+      </w:r>
+      <w:r>
+        <w:rPr>
+          <w:b w:val="0"/>
+        </w:rPr>
+        <w:t xml:space="preserve"> puts bicycle left.</w:t>
+      </w:r>
+    </w:p>
+    <w:p>
+      <w:pPr>
+        <w:spacing w:line="336" w:lineRule="auto" w:after="180"/>
+      </w:pPr>
+      <w:r>
+        <w:rPr>
+          <w:b w:val="0"/>
+        </w:rPr>
+        <w:t>Create a visual checklist.</w:t>
+      </w:r>
+    </w:p>
+    <w:p>
+      <w:pPr>
+        <w:spacing w:line="336" w:lineRule="auto" w:after="180"/>
+      </w:pPr>
+      <w:r>
+        <w:rPr>
+          <w:b w:val="0"/>
+        </w:rPr>
+        <w:t xml:space="preserve">Show your trace, calculation or </w:t>
+      </w:r>
+      <w:r>
+        <w:rPr>
+          <w:b/>
+        </w:rPr>
+        <w:t>evidence</w:t>
+      </w:r>
+    </w:p>
+    <w:p>
+      <w:pPr>
+        <w:pStyle w:val="Heading3"/>
+      </w:pPr>
+      <w:r>
+        <w:t>Write or draw your reasoning and evidence.</w:t>
+      </w:r>
+    </w:p>
+    <w:p>
+      <w:r>
+        <w:t>________________________________________________________________</w:t>
+      </w:r>
+    </w:p>
+    <w:p>
+      <w:r>
+        <w:t>________________________________________________________________</w:t>
+      </w:r>
+    </w:p>
+    <w:p>
+      <w:r>
+        <w:t>________________________________________________________________</w:t>
+      </w:r>
+    </w:p>
+    <w:p>
+      <w:r>
+        <w:t>________________________________________________________________</w:t>
+      </w:r>
+    </w:p>
+    <w:p>
+      <w:r>
+        <w:t>________________________________________________________________</w:t>
+      </w:r>
+    </w:p>
+    <w:p>
+      <w:pPr>
+        <w:pStyle w:val="Heading1"/>
+      </w:pPr>
+      <w:r>
+        <w:t>07. Extra practice · A changed case</w:t>
+      </w:r>
+    </w:p>
+    <w:p>
+      <w:r>
+        <w:t>Keep this practice separate from the reserved independent attempt.</w:t>
+      </w:r>
+    </w:p>
+    <w:p>
+      <w:pPr>
+        <w:pStyle w:val="Heading2"/>
+      </w:pPr>
+      <w:r>
+        <w:t>Use this when helpful</w:t>
+      </w:r>
+    </w:p>
+    <w:p>
+      <w:pPr>
+        <w:spacing w:line="336" w:lineRule="auto" w:after="180"/>
+      </w:pPr>
+      <w:r>
+        <w:rPr>
+          <w:b w:val="0"/>
+        </w:rPr>
+        <w:t>A poster puts pale yellow labels on white and hides the main object behind decorations. Suggest two revisions and how to check them.</w:t>
+      </w:r>
+    </w:p>
+    <w:p>
+      <w:pPr>
+        <w:spacing w:line="336" w:lineRule="auto" w:after="180"/>
+      </w:pPr>
+      <w:r>
+        <w:rPr>
+          <w:b w:val="0"/>
+        </w:rPr>
+        <w:t>My practice answer and reason</w:t>
+      </w:r>
+    </w:p>
+    <w:p>
+      <w:pPr>
+        <w:pStyle w:val="Heading3"/>
+      </w:pPr>
+      <w:r>
+        <w:t>Write or draw your reasoning and evidence.</w:t>
+      </w:r>
+    </w:p>
+    <w:p>
+      <w:r>
+        <w:t>________________________________________________________________</w:t>
+      </w:r>
+    </w:p>
+    <w:p>
+      <w:r>
+        <w:t>________________________________________________________________</w:t>
+      </w:r>
+    </w:p>
+    <w:p>
+      <w:r>
+        <w:t>________________________________________________________________</w:t>
+      </w:r>
+    </w:p>
+    <w:p>
+      <w:r>
+        <w:t>________________________________________________________________</w:t>
+      </w:r>
+    </w:p>
+    <w:p>
+      <w:r>
+        <w:t>________________________________________________________________</w:t>
+      </w:r>
+    </w:p>
+    <w:p>
+      <w:pPr>
+        <w:pStyle w:val="Heading3"/>
+      </w:pPr>
+      <w:r>
+        <w:t>Week 11 Test and reflect</w:t>
+      </w:r>
+    </w:p>
+    <w:p>
+      <w:pPr>
+        <w:pStyle w:val="Heading1"/>
+      </w:pPr>
+      <w:r>
+        <w:t>08. Extra practice · Design a revealing test</w:t>
+      </w:r>
+    </w:p>
+    <w:p>
+      <w:r>
+        <w:t>Predict before tracing or testing.</w:t>
+      </w:r>
+    </w:p>
+    <w:p>
+      <w:pPr>
+        <w:pStyle w:val="Heading2"/>
+      </w:pPr>
+      <w:r>
+        <w:t>Use this when helpful</w:t>
+      </w:r>
+    </w:p>
+    <w:p>
+      <w:pPr>
+        <w:spacing w:line="336" w:lineRule="auto" w:after="180"/>
+      </w:pPr>
+      <w:r>
+        <w:rPr>
+          <w:b w:val="0"/>
+        </w:rPr>
+        <w:t xml:space="preserve">Create a changed </w:t>
+      </w:r>
+      <w:r>
+        <w:rPr>
+          <w:b/>
+        </w:rPr>
+        <w:t>input</w:t>
+      </w:r>
+      <w:r>
+        <w:rPr>
+          <w:b w:val="0"/>
+        </w:rPr>
+        <w:t>, boundary case or missing-information case. Write the expected answer or safe response before testing.</w:t>
+      </w:r>
+    </w:p>
+    <w:tbl>
+      <w:tblPr>
+        <w:tblStyle w:val="LightShading-Accent1"/>
+        <w:tblW w:type="auto" w:w="0"/>
+        <w:tblLook w:firstColumn="1" w:firstRow="1" w:lastColumn="0" w:lastRow="0" w:noHBand="0" w:noVBand="1" w:val="04A0"/>
+      </w:tblPr>
+      <w:tblGrid>
+        <w:gridCol w:w="5112"/>
+        <w:gridCol w:w="5112"/>
+      </w:tblGrid>
+      <w:tr>
+        <w:trPr>
+          <w:tblHeader/>
+        </w:trPr>
+        <w:tc>
+          <w:tcPr>
+            <w:tcW w:type="dxa" w:w="5112"/>
+          </w:tcPr>
+          <w:p>
+            <w:r>
+              <w:t>Test record</w:t>
+            </w:r>
+          </w:p>
+        </w:tc>
+        <w:tc>
+          <w:tcPr>
+            <w:tcW w:type="dxa" w:w="5112"/>
+          </w:tcPr>
+          <w:p>
+            <w:r>
+              <w:t>My evidence</w:t>
+            </w:r>
+          </w:p>
+        </w:tc>
+      </w:tr>
+      <w:tr>
+        <w:tc>
+          <w:tcPr>
+            <w:tcW w:type="dxa" w:w="5112"/>
+          </w:tcPr>
+          <w:p>
+            <w:r>
+              <w:t>Changed input or condition</w:t>
+            </w:r>
+          </w:p>
+        </w:tc>
+        <w:tc>
+          <w:tcPr>
+            <w:tcW w:type="dxa" w:w="5112"/>
+          </w:tcPr>
+          <w:p>
+            <w:r/>
+          </w:p>
+        </w:tc>
+      </w:tr>
+      <w:tr>
+        <w:tc>
+          <w:tcPr>
+            <w:tcW w:type="dxa" w:w="5112"/>
+          </w:tcPr>
+          <w:p>
+            <w:r>
+              <w:t>Expected answer or fallback</w:t>
+            </w:r>
+          </w:p>
+        </w:tc>
+        <w:tc>
+          <w:tcPr>
+            <w:tcW w:type="dxa" w:w="5112"/>
+          </w:tcPr>
+          <w:p>
+            <w:r/>
+          </w:p>
+        </w:tc>
+      </w:tr>
+      <w:tr>
+        <w:tc>
+          <w:tcPr>
+            <w:tcW w:type="dxa" w:w="5112"/>
+          </w:tcPr>
+          <w:p>
+            <w:r>
+              <w:t>Observed result</w:t>
+            </w:r>
+          </w:p>
+        </w:tc>
+        <w:tc>
+          <w:tcPr>
+            <w:tcW w:type="dxa" w:w="5112"/>
+          </w:tcPr>
+          <w:p>
+            <w:r/>
+          </w:p>
+        </w:tc>
+      </w:tr>
+      <w:tr>
+        <w:tc>
+          <w:tcPr>
+            <w:tcW w:type="dxa" w:w="5112"/>
+          </w:tcPr>
+          <w:p>
+            <w:r>
+              <w:t>Why the result occurred</w:t>
+            </w:r>
+          </w:p>
+        </w:tc>
+        <w:tc>
+          <w:tcPr>
+            <w:tcW w:type="dxa" w:w="5112"/>
+          </w:tcPr>
+          <w:p>
+            <w:r/>
+          </w:p>
+        </w:tc>
+      </w:tr>
+    </w:tbl>
+    <w:p>
+      <w:pPr>
+        <w:pStyle w:val="Heading1"/>
+      </w:pPr>
+      <w:r>
+        <w:t>11. Reference · Original target response space</w:t>
+      </w:r>
+    </w:p>
+    <w:p>
+      <w:r>
+        <w:t>This teaching case is practice rather than a fresh assessment.</w:t>
+      </w:r>
+    </w:p>
+    <w:p>
+      <w:pPr>
+        <w:pStyle w:val="Heading2"/>
+      </w:pPr>
+      <w:r>
+        <w:t>Use this when helpful</w:t>
+      </w:r>
+    </w:p>
+    <w:p>
+      <w:pPr>
+        <w:spacing w:line="336" w:lineRule="auto" w:after="180"/>
+      </w:pPr>
+      <w:r>
+        <w:rPr>
+          <w:b w:val="0"/>
+        </w:rPr>
+        <w:t>An image brief requires two trees, a bench between them and the sun upper-right. A result has all objects but the bench is left of both trees. Write a spatial test that detects this.</w:t>
+      </w:r>
+    </w:p>
+    <w:p>
+      <w:pPr>
+        <w:pStyle w:val="Heading3"/>
+      </w:pPr>
+      <w:r>
+        <w:t>My explanation after practice</w:t>
+      </w:r>
+    </w:p>
+    <w:p>
+      <w:r>
+        <w:t>________________________________________________________________</w:t>
+      </w:r>
+    </w:p>
+    <w:p>
+      <w:r>
+        <w:t>________________________________________________________________</w:t>
+      </w:r>
+    </w:p>
+    <w:p>
+      <w:r>
+        <w:t>________________________________________________________________</w:t>
+      </w:r>
+    </w:p>
+    <w:p>
+      <w:r>
+        <w:t>________________________________________________________________</w:t>
+      </w:r>
+    </w:p>
+    <w:p>
+      <w:r>
+        <w:t>________________________________________________________________</w:t>
+      </w:r>
+    </w:p>
+    <w:p>
+      <w:r>
+        <w:t>________________________________________________________________</w:t>
+      </w:r>
+    </w:p>
+    <w:p>
+      <w:r>
+        <w:t>________________________________________________________________</w:t>
+      </w:r>
+    </w:p>
+    <w:p>
+      <w:pPr>
+        <w:spacing w:line="336" w:lineRule="auto" w:after="180"/>
+      </w:pPr>
+      <w:r>
+        <w:rPr>
+          <w:b w:val="0"/>
+        </w:rPr>
+        <w:t>Record support used: none, hint or teacher explanation.</w:t>
+      </w:r>
+    </w:p>
+    <w:p>
+      <w:pPr>
+        <w:pStyle w:val="Heading1"/>
+      </w:pPr>
+      <w:r>
+        <w:t>15. Additional practice · Earlier two-arrow provenance audit</w:t>
+      </w:r>
+    </w:p>
+    <w:p>
+      <w:r>
+        <w:t>This retained task is separate from the selected stars/containment assessment.</w:t>
+      </w:r>
+    </w:p>
+    <w:p>
+      <w:pPr>
+        <w:pStyle w:val="Heading2"/>
+      </w:pPr>
+      <w:r>
+        <w:t>Earlier task and saved response</w:t>
+      </w:r>
+    </w:p>
+    <w:p>
+      <w:pPr>
+        <w:pStyle w:val="ListBullet"/>
+      </w:pPr>
+      <w:r>
+        <w:t>A generated diagram requires two arrows and labels input/output. It has two arrows but swapped labels. Metadata records generation, yet the caption says experimental observation. Audit.</w:t>
+      </w:r>
+    </w:p>
+    <w:p>
+      <w:pPr>
+        <w:pStyle w:val="Heading3"/>
+      </w:pPr>
+      <w:r>
+        <w:t>My reasoning and evidence</w:t>
+      </w:r>
+    </w:p>
+    <w:p>
+      <w:r>
+        <w:t>________________________________________________________________</w:t>
+      </w:r>
+    </w:p>
+    <w:p>
+      <w:r>
+        <w:t>________________________________________________________________</w:t>
+      </w:r>
+    </w:p>
+    <w:p>
+      <w:r>
+        <w:t>________________________________________________________________</w:t>
+      </w:r>
+    </w:p>
+    <w:p>
+      <w:r>
+        <w:t>________________________________________________________________</w:t>
+      </w:r>
+    </w:p>
+    <w:p>
+      <w:r>
+        <w:t>________________________________________________________________</w:t>
+      </w:r>
+    </w:p>
+    <w:p>
+      <w:r>
+        <w:t>________________________________________________________________</w:t>
+      </w:r>
+    </w:p>
+    <w:p>
+      <w:r>
+        <w:t>________________________________________________________________</w:t>
+      </w:r>
+    </w:p>
+    <w:p>
+      <w:r>
+        <w:t>________________________________________________________________</w:t>
+      </w:r>
+    </w:p>
+    <w:p>
+      <w:pPr>
+        <w:pStyle w:val="Heading1"/>
+      </w:pPr>
+      <w:r>
+        <w:t>18. Extra practice · Use the worked picture</w:t>
+      </w:r>
+    </w:p>
+    <w:p>
+      <w:r>
+        <w:t>Keep the explanation and the support you used.</w:t>
+      </w:r>
+    </w:p>
+    <w:p>
+      <w:pPr>
+        <w:pStyle w:val="Heading2"/>
+      </w:pPr>
+      <w:r>
+        <w:t>Use this when helpful</w:t>
       </w:r>
     </w:p>
     <w:p>
@@ -1817,7 +2287,6 @@
     <w:p>
       <w:pPr>
         <w:spacing w:line="336" w:lineRule="auto" w:after="180"/>
-        <w:shd w:fill="F5F1FB"/>
       </w:pPr>
       <w:r>
         <w:rPr>
@@ -1866,16 +2335,7 @@
     </w:p>
     <w:p>
       <w:pPr>
-        <w:pStyle w:val="Heading3"/>
-      </w:pPr>
-      <w:r>
-        <w:t>Record the help used</w:t>
-      </w:r>
-    </w:p>
-    <w:p>
-      <w:pPr>
         <w:spacing w:line="336" w:lineRule="auto" w:after="180"/>
-        <w:shd w:fill="F1F6F8"/>
       </w:pPr>
       <w:r>
         <w:rPr>
@@ -1912,12 +2372,20 @@
         <w:pStyle w:val="Heading1"/>
       </w:pPr>
       <w:r>
-        <w:t>19. Project portfolio milestone</w:t>
-      </w:r>
-    </w:p>
-    <w:p>
-      <w:r>
-        <w:t>Keep this week’s input, deciding step, result and limit together in the Verified Study Buddy record.</w:t>
+        <w:t>19. Reference · Project portfolio record</w:t>
+      </w:r>
+    </w:p>
+    <w:p>
+      <w:r>
+        <w:t>Extend your main project response when helpful.</w:t>
+      </w:r>
+    </w:p>
+    <w:p>
+      <w:pPr>
+        <w:pStyle w:val="Heading2"/>
+      </w:pPr>
+      <w:r>
+        <w:t>Use this when helpful</w:t>
       </w:r>
     </w:p>
     <w:p>
@@ -2131,12 +2599,475 @@
         <w:pStyle w:val="Heading1"/>
       </w:pPr>
       <w:r>
-        <w:t>20. Supported practice and learning evidence</w:t>
-      </w:r>
-    </w:p>
-    <w:p>
-      <w:r>
-        <w:t>Try the supported questions before comparing with hints and feedback. Record what you repaired and the evidence you retained.</w:t>
+        <w:t>20. Extra practice: pictures, repair and feedback</w:t>
+      </w:r>
+    </w:p>
+    <w:p>
+      <w:r>
+        <w:t>Attempt each question before opening its explanation. Use one browser or paper copy.</w:t>
+      </w:r>
+    </w:p>
+    <w:p>
+      <w:pPr>
+        <w:pStyle w:val="Heading2"/>
+      </w:pPr>
+      <w:r>
+        <w:t>First supported question</w:t>
+      </w:r>
+    </w:p>
+    <w:p>
+      <w:pPr>
+        <w:pStyle w:val="ListBullet"/>
+      </w:pPr>
+      <w:r>
+        <w:t>A fictional Study Buddy requests a science-poster layout, then audits a supplied drawing description.</w:t>
+      </w:r>
+    </w:p>
+    <w:p>
+      <w:pPr>
+        <w:pStyle w:val="Heading3"/>
+      </w:pPr>
+      <w:r>
+        <w:t>Practice 1: explain the deciding evidence</w:t>
+      </w:r>
+    </w:p>
+    <w:p>
+      <w:pPr>
+        <w:pStyle w:val="ListBullet"/>
+      </w:pPr>
+      <w:r>
+        <w:t>Which labelled step matches this detail? Specify bottles-left, beaker-right, arrow left-to-right; verify the revised output.</w:t>
+      </w:r>
+    </w:p>
+    <w:p>
+      <w:pPr>
+        <w:pStyle w:val="ListBullet"/>
+      </w:pPr>
+      <w:r>
+        <w:t>1. Check position</w:t>
+      </w:r>
+    </w:p>
+    <w:p>
+      <w:pPr>
+        <w:pStyle w:val="ListBullet"/>
+      </w:pPr>
+      <w:r>
+        <w:t>2. Repair brief</w:t>
+      </w:r>
+    </w:p>
+    <w:p>
+      <w:pPr>
+        <w:pStyle w:val="ListBullet"/>
+      </w:pPr>
+      <w:r>
+        <w:t>3. Count objects</w:t>
+      </w:r>
+    </w:p>
+    <w:p>
+      <w:pPr>
+        <w:pStyle w:val="ListBullet"/>
+      </w:pPr>
+      <w:r>
+        <w:t>4. Check direction</w:t>
+      </w:r>
+    </w:p>
+    <w:p>
+      <w:pPr>
+        <w:pStyle w:val="Heading3"/>
+      </w:pPr>
+      <w:r>
+        <w:t>My selected conclusion, deciding fact and explanation</w:t>
+      </w:r>
+    </w:p>
+    <w:p>
+      <w:r>
+        <w:t>________________________________________________________________</w:t>
+      </w:r>
+    </w:p>
+    <w:p>
+      <w:r>
+        <w:t>________________________________________________________________</w:t>
+      </w:r>
+    </w:p>
+    <w:p>
+      <w:r>
+        <w:t>________________________________________________________________</w:t>
+      </w:r>
+    </w:p>
+    <w:p>
+      <w:r>
+        <w:t>________________________________________________________________</w:t>
+      </w:r>
+    </w:p>
+    <w:p>
+      <w:r>
+        <w:t>________________________________________________________________</w:t>
+      </w:r>
+    </w:p>
+    <w:p>
+      <w:pPr>
+        <w:pStyle w:val="ListBullet"/>
+      </w:pPr>
+      <w:r>
+        <w:t>Hint if needed: Read the steps in the pictorial case. Match the supplied detail to the stage that performs or records it.</w:t>
+      </w:r>
+    </w:p>
+    <w:p>
+      <w:pPr>
+        <w:pStyle w:val="Heading2"/>
+      </w:pPr>
+      <w:r>
+        <w:t>Check the first explanation · reference / check after trying</w:t>
+      </w:r>
+    </w:p>
+    <w:p>
+      <w:pPr>
+        <w:spacing w:line="336" w:lineRule="auto" w:after="180"/>
+      </w:pPr>
+      <w:r>
+        <w:rPr>
+          <w:b w:val="0"/>
+        </w:rPr>
+        <w:t xml:space="preserve">After your attempt, compare with the supported explanation: Repair brief Specify bottles-left, beaker-right, arrow left-to-right; verify the revised </w:t>
+      </w:r>
+      <w:r>
+        <w:rPr>
+          <w:b/>
+        </w:rPr>
+        <w:t>output</w:t>
+      </w:r>
+      <w:r>
+        <w:rPr>
+          <w:b w:val="0"/>
+        </w:rPr>
+        <w:t>.</w:t>
+      </w:r>
+    </w:p>
+    <w:p>
+      <w:pPr>
+        <w:spacing w:line="336" w:lineRule="auto" w:after="180"/>
+      </w:pPr>
+      <w:r>
+        <w:rPr>
+          <w:b w:val="0"/>
+        </w:rPr>
+        <w:t xml:space="preserve">Having every requested object is not the same as conveying the requested </w:t>
+      </w:r>
+      <w:r>
+        <w:rPr>
+          <w:b/>
+        </w:rPr>
+        <w:t>relationship</w:t>
+      </w:r>
+      <w:r>
+        <w:rPr>
+          <w:b w:val="0"/>
+        </w:rPr>
+        <w:t>. Position and arrow direction can change a scientific explanation while object counts remain correct.</w:t>
+      </w:r>
+    </w:p>
+    <w:p>
+      <w:pPr>
+        <w:spacing w:line="336" w:lineRule="auto" w:after="180"/>
+      </w:pPr>
+      <w:r>
+        <w:rPr>
+          <w:b w:val="0"/>
+        </w:rPr>
+        <w:t>Audit the provided description honestly: no actual image was supplied, so this evaluation concerns its stated layout rather than a claimed visual inspection.</w:t>
+      </w:r>
+    </w:p>
+    <w:p>
+      <w:pPr>
+        <w:pStyle w:val="Heading2"/>
+      </w:pPr>
+      <w:r>
+        <w:t>Changed-case question</w:t>
+      </w:r>
+    </w:p>
+    <w:p>
+      <w:pPr>
+        <w:pStyle w:val="Heading3"/>
+      </w:pPr>
+      <w:r>
+        <w:t>Practice 2: explain the deciding evidence</w:t>
+      </w:r>
+    </w:p>
+    <w:p>
+      <w:pPr>
+        <w:pStyle w:val="ListBullet"/>
+      </w:pPr>
+      <w:r>
+        <w:t>Changed-case practice: Move bottles left of the beaker but keep the arrow pointing from beaker toward bottles. Which conclusion is supported by the supplied facts?</w:t>
+      </w:r>
+    </w:p>
+    <w:p>
+      <w:pPr>
+        <w:pStyle w:val="ListBullet"/>
+      </w:pPr>
+      <w:r>
+        <w:t>1. This one example guarantees correct results for every future input.</w:t>
+      </w:r>
+    </w:p>
+    <w:p>
+      <w:pPr>
+        <w:pStyle w:val="ListBullet"/>
+      </w:pPr>
+      <w:r>
+        <w:t>2. Position now passes; arrow direction still fails.</w:t>
+      </w:r>
+    </w:p>
+    <w:p>
+      <w:pPr>
+        <w:pStyle w:val="ListBullet"/>
+      </w:pPr>
+      <w:r>
+        <w:t>3. We can decide the result without examining the changed input or the procedure.</w:t>
+      </w:r>
+    </w:p>
+    <w:p>
+      <w:pPr>
+        <w:pStyle w:val="Heading3"/>
+      </w:pPr>
+      <w:r>
+        <w:t>My selected conclusion, deciding fact and explanation</w:t>
+      </w:r>
+    </w:p>
+    <w:p>
+      <w:r>
+        <w:t>________________________________________________________________</w:t>
+      </w:r>
+    </w:p>
+    <w:p>
+      <w:r>
+        <w:t>________________________________________________________________</w:t>
+      </w:r>
+    </w:p>
+    <w:p>
+      <w:r>
+        <w:t>________________________________________________________________</w:t>
+      </w:r>
+    </w:p>
+    <w:p>
+      <w:r>
+        <w:t>________________________________________________________________</w:t>
+      </w:r>
+    </w:p>
+    <w:p>
+      <w:r>
+        <w:t>________________________________________________________________</w:t>
+      </w:r>
+    </w:p>
+    <w:p>
+      <w:pPr>
+        <w:pStyle w:val="ListBullet"/>
+      </w:pPr>
+      <w:r>
+        <w:t>Hint if needed: Use the changed condition and the deciding step in the pictorial trace. The answer must say what follows from those facts.</w:t>
+      </w:r>
+    </w:p>
+    <w:p>
+      <w:pPr>
+        <w:pStyle w:val="Heading2"/>
+      </w:pPr>
+      <w:r>
+        <w:t>Check the changed case · reference / check after trying</w:t>
+      </w:r>
+    </w:p>
+    <w:p>
+      <w:pPr>
+        <w:spacing w:line="336" w:lineRule="auto" w:after="180"/>
+      </w:pPr>
+      <w:r>
+        <w:rPr>
+          <w:b w:val="0"/>
+        </w:rPr>
+        <w:t>After your attempt, compare with the supported explanation: Position now passes; arrow direction still fails. Changing object placement does not automatically reverse an arrow’s semantic source and destination.</w:t>
+      </w:r>
+    </w:p>
+    <w:p>
+      <w:pPr>
+        <w:pStyle w:val="Heading2"/>
+      </w:pPr>
+      <w:r>
+        <w:t>Repair and save your work</w:t>
+      </w:r>
+    </w:p>
+    <w:p>
+      <w:pPr>
+        <w:spacing w:line="336" w:lineRule="auto" w:after="180"/>
+      </w:pPr>
+      <w:r>
+        <w:rPr>
+          <w:b w:val="0"/>
+        </w:rPr>
+        <w:t xml:space="preserve">Review Image Generation Models (ai-3/10). Goal: Explain the </w:t>
+      </w:r>
+      <w:r>
+        <w:rPr>
+          <w:b/>
+        </w:rPr>
+        <w:t>mechanism</w:t>
+      </w:r>
+      <w:r>
+        <w:rPr>
+          <w:b w:val="0"/>
+        </w:rPr>
+        <w:t xml:space="preserve"> and terminology of image generation and </w:t>
+      </w:r>
+      <w:r>
+        <w:rPr>
+          <w:b/>
+        </w:rPr>
+        <w:t>provenance</w:t>
+      </w:r>
+      <w:r>
+        <w:rPr>
+          <w:b w:val="0"/>
+        </w:rPr>
+        <w:t>.</w:t>
+      </w:r>
+    </w:p>
+    <w:p>
+      <w:pPr>
+        <w:spacing w:line="336" w:lineRule="auto" w:after="180"/>
+      </w:pPr>
+      <w:r>
+        <w:rPr>
+          <w:b w:val="0"/>
+        </w:rPr>
+        <w:t>Short practice: What may these two grids explain, and what can they not establish about a real generator?. Return to this week and explain what you changed.</w:t>
+      </w:r>
+    </w:p>
+    <w:p>
+      <w:pPr>
+        <w:spacing w:line="336" w:lineRule="auto" w:after="180"/>
+      </w:pPr>
+      <w:r>
+        <w:rPr>
+          <w:b w:val="0"/>
+        </w:rPr>
+        <w:t xml:space="preserve">Review Structured </w:t>
+      </w:r>
+      <w:r>
+        <w:rPr>
+          <w:b/>
+        </w:rPr>
+        <w:t>Output</w:t>
+      </w:r>
+      <w:r>
+        <w:rPr>
+          <w:b w:val="0"/>
+        </w:rPr>
+        <w:t xml:space="preserve"> and Schemas (ai-3/8). Goal: Separate JSON parsing, schema validation and source support checks. Short practice: Which object demonstrates that valid JSON and valid types are insufficient for truth?.</w:t>
+      </w:r>
+    </w:p>
+    <w:p>
+      <w:pPr>
+        <w:spacing w:line="336" w:lineRule="auto" w:after="180"/>
+      </w:pPr>
+      <w:r>
+        <w:rPr>
+          <w:b w:val="0"/>
+        </w:rPr>
+        <w:t>Return to this week and explain what you changed.</w:t>
+      </w:r>
+    </w:p>
+    <w:p>
+      <w:pPr>
+        <w:spacing w:line="336" w:lineRule="auto" w:after="180"/>
+      </w:pPr>
+      <w:r>
+        <w:rPr>
+          <w:b w:val="0"/>
+        </w:rPr>
+        <w:t>Review Prompt as a Contract (ai-3/5). Goal: Write a prompt specification with observable response criteria. Short practice: Why should the tool not fill melting from memory even if it knows a common definition?.</w:t>
+      </w:r>
+    </w:p>
+    <w:p>
+      <w:pPr>
+        <w:spacing w:line="336" w:lineRule="auto" w:after="180"/>
+      </w:pPr>
+      <w:r>
+        <w:rPr>
+          <w:b w:val="0"/>
+        </w:rPr>
+        <w:t>Return to this week and explain what you changed.</w:t>
+      </w:r>
+    </w:p>
+    <w:p>
+      <w:pPr>
+        <w:spacing w:line="336" w:lineRule="auto" w:after="180"/>
+      </w:pPr>
+      <w:r>
+        <w:rPr>
+          <w:b w:val="0"/>
+        </w:rPr>
+        <w:t xml:space="preserve">Use Download completed work in the hosted lesson to export your answers, reflections, practice feedback and code-run </w:t>
+      </w:r>
+      <w:r>
+        <w:rPr>
+          <w:b/>
+        </w:rPr>
+        <w:t>evidence</w:t>
+      </w:r>
+      <w:r>
+        <w:rPr>
+          <w:b w:val="0"/>
+        </w:rPr>
+        <w:t>. Open the HTML copy to read or print it.</w:t>
+      </w:r>
+    </w:p>
+    <w:p>
+      <w:pPr>
+        <w:spacing w:line="336" w:lineRule="auto" w:after="180"/>
+      </w:pPr>
+      <w:r>
+        <w:rPr>
+          <w:b w:val="0"/>
+        </w:rPr>
+        <w:t>Drafts stay in this browser when storage is available; clear drafts on a shared device.</w:t>
+      </w:r>
+    </w:p>
+    <w:p>
+      <w:pPr>
+        <w:pStyle w:val="Heading3"/>
+      </w:pPr>
+      <w:r>
+        <w:t>What I repaired, the evidence I kept and the next test</w:t>
+      </w:r>
+    </w:p>
+    <w:p>
+      <w:r>
+        <w:t>________________________________________________________________</w:t>
+      </w:r>
+    </w:p>
+    <w:p>
+      <w:r>
+        <w:t>________________________________________________________________</w:t>
+      </w:r>
+    </w:p>
+    <w:p>
+      <w:r>
+        <w:t>________________________________________________________________</w:t>
+      </w:r>
+    </w:p>
+    <w:p>
+      <w:r>
+        <w:t>________________________________________________________________</w:t>
+      </w:r>
+    </w:p>
+    <w:p>
+      <w:r>
+        <w:t>________________________________________________________________</w:t>
+      </w:r>
+    </w:p>
+    <w:p>
+      <w:pPr>
+        <w:pStyle w:val="Heading2"/>
+      </w:pPr>
+      <w:r>
+        <w:t>Earlier wording, alternatives and picture transcripts · reference / check after trying</w:t>
       </w:r>
     </w:p>
     <w:p>
@@ -2152,92 +3083,10 @@
     </w:p>
     <w:p>
       <w:pPr>
-        <w:spacing w:line="336" w:lineRule="auto" w:after="180"/>
-      </w:pPr>
-      <w:r>
-        <w:rPr>
-          <w:b w:val="0"/>
-        </w:rPr>
-        <w:t>A fictional Study Buddy requests a science-poster layout, then audits a supplied drawing description.</w:t>
-      </w:r>
-    </w:p>
-    <w:p>
-      <w:pPr>
         <w:pStyle w:val="Heading3"/>
       </w:pPr>
       <w:r>
-        <w:t>Practice 1: explain the deciding evidence</w:t>
-      </w:r>
-    </w:p>
-    <w:p>
-      <w:pPr>
-        <w:spacing w:line="336" w:lineRule="auto" w:after="180"/>
-      </w:pPr>
-      <w:r>
-        <w:rPr>
-          <w:b w:val="0"/>
-        </w:rPr>
-        <w:t xml:space="preserve">Which labelled step matches this detail? Specify bottles-left, beaker-right, arrow left-to-right; verify the revised </w:t>
-      </w:r>
-      <w:r>
-        <w:rPr>
-          <w:b/>
-        </w:rPr>
-        <w:t>output</w:t>
-      </w:r>
-      <w:r>
-        <w:rPr>
-          <w:b w:val="0"/>
-        </w:rPr>
-        <w:t>.</w:t>
-      </w:r>
-    </w:p>
-    <w:p>
-      <w:pPr>
-        <w:spacing w:line="336" w:lineRule="auto" w:after="180"/>
-        <w:shd w:fill="F4F9FC"/>
-      </w:pPr>
-      <w:r>
-        <w:rPr>
-          <w:b w:val="0"/>
-        </w:rPr>
-        <w:t>1. Check position</w:t>
-      </w:r>
-    </w:p>
-    <w:p>
-      <w:pPr>
-        <w:spacing w:line="336" w:lineRule="auto" w:after="180"/>
-        <w:shd w:fill="F4F9FC"/>
-      </w:pPr>
-      <w:r>
-        <w:rPr>
-          <w:b w:val="0"/>
-        </w:rPr>
-        <w:t>2. Repair brief</w:t>
-      </w:r>
-    </w:p>
-    <w:p>
-      <w:pPr>
-        <w:spacing w:line="336" w:lineRule="auto" w:after="180"/>
-        <w:shd w:fill="F4F9FC"/>
-      </w:pPr>
-      <w:r>
-        <w:rPr>
-          <w:b w:val="0"/>
-        </w:rPr>
-        <w:t>3. Count objects</w:t>
-      </w:r>
-    </w:p>
-    <w:p>
-      <w:pPr>
-        <w:spacing w:line="336" w:lineRule="auto" w:after="180"/>
-        <w:shd w:fill="F4F9FC"/>
-      </w:pPr>
-      <w:r>
-        <w:rPr>
-          <w:b w:val="0"/>
-        </w:rPr>
-        <w:t>4. Check direction</w:t>
+        <w:t>Repair a missing building block</w:t>
       </w:r>
     </w:p>
     <w:p>
@@ -2245,484 +3094,25 @@
         <w:pStyle w:val="Heading3"/>
       </w:pPr>
       <w:r>
-        <w:t>My selected conclusion, deciding fact and explanation</w:t>
-      </w:r>
-    </w:p>
-    <w:p>
-      <w:r>
-        <w:t>________________________________________________________________</w:t>
-      </w:r>
-    </w:p>
-    <w:p>
-      <w:r>
-        <w:t>________________________________________________________________</w:t>
-      </w:r>
-    </w:p>
-    <w:p>
-      <w:r>
-        <w:t>________________________________________________________________</w:t>
-      </w:r>
-    </w:p>
-    <w:p>
-      <w:r>
-        <w:t>________________________________________________________________</w:t>
-      </w:r>
-    </w:p>
-    <w:p>
-      <w:r>
-        <w:t>________________________________________________________________</w:t>
-      </w:r>
-    </w:p>
-    <w:p>
-      <w:pPr>
-        <w:pStyle w:val="Heading3"/>
-      </w:pPr>
-      <w:r>
-        <w:t>Hint · try first</w:t>
-      </w:r>
-    </w:p>
-    <w:p>
-      <w:pPr>
-        <w:spacing w:line="336" w:lineRule="auto" w:after="180"/>
-        <w:shd w:fill="F1F6F8"/>
-      </w:pPr>
-      <w:r>
-        <w:rPr>
-          <w:b w:val="0"/>
-        </w:rPr>
-        <w:t>Hint if needed: Read the steps in the pictorial case. Match the supplied detail to the stage that performs or records it.</w:t>
-      </w:r>
-    </w:p>
-    <w:p>
-      <w:pPr>
-        <w:pStyle w:val="Heading3"/>
-      </w:pPr>
-      <w:r>
-        <w:t>Feedback · compare after trying</w:t>
-      </w:r>
-    </w:p>
-    <w:p>
-      <w:pPr>
-        <w:spacing w:line="336" w:lineRule="auto" w:after="180"/>
-        <w:shd w:fill="F1F6FC"/>
-      </w:pPr>
-      <w:r>
-        <w:rPr>
-          <w:b w:val="0"/>
-        </w:rPr>
-        <w:t xml:space="preserve">After your attempt, compare with the supported explanation: Repair brief Specify bottles-left, beaker-right, arrow left-to-right; verify the revised </w:t>
-      </w:r>
-      <w:r>
-        <w:rPr>
-          <w:b/>
-        </w:rPr>
-        <w:t>output</w:t>
-      </w:r>
-      <w:r>
-        <w:rPr>
-          <w:b w:val="0"/>
-        </w:rPr>
-        <w:t>.</w:t>
-      </w:r>
-    </w:p>
-    <w:p>
-      <w:pPr>
-        <w:spacing w:line="336" w:lineRule="auto" w:after="180"/>
-        <w:shd w:fill="F1F6FC"/>
-      </w:pPr>
-      <w:r>
-        <w:rPr>
-          <w:b w:val="0"/>
-        </w:rPr>
-        <w:t xml:space="preserve">Having every requested object is not the same as conveying the requested </w:t>
-      </w:r>
-      <w:r>
-        <w:rPr>
-          <w:b/>
-        </w:rPr>
-        <w:t>relationship</w:t>
-      </w:r>
-      <w:r>
-        <w:rPr>
-          <w:b w:val="0"/>
-        </w:rPr>
-        <w:t>. Position and arrow direction can change a scientific explanation while object counts remain correct.</w:t>
-      </w:r>
-    </w:p>
-    <w:p>
-      <w:pPr>
-        <w:spacing w:line="336" w:lineRule="auto" w:after="180"/>
-        <w:shd w:fill="F1F6FC"/>
-      </w:pPr>
-      <w:r>
-        <w:rPr>
-          <w:b w:val="0"/>
-        </w:rPr>
-        <w:t>Audit the provided description honestly: no actual image was supplied, so this evaluation concerns its stated layout rather than a claimed visual inspection.</w:t>
-      </w:r>
-    </w:p>
-    <w:p>
-      <w:pPr>
-        <w:pStyle w:val="Heading3"/>
-      </w:pPr>
-      <w:r>
-        <w:t>Practice 2: explain the deciding evidence</w:t>
-      </w:r>
-    </w:p>
-    <w:p>
-      <w:pPr>
-        <w:pStyle w:val="Heading3"/>
-      </w:pPr>
-      <w:r>
-        <w:t>Changed case · predict first</w:t>
-      </w:r>
-    </w:p>
-    <w:p>
-      <w:pPr>
-        <w:spacing w:line="336" w:lineRule="auto" w:after="180"/>
-        <w:shd w:fill="F5F1FB"/>
-      </w:pPr>
-      <w:r>
-        <w:rPr>
-          <w:b w:val="0"/>
-        </w:rPr>
-        <w:t>Changed-case practice: Move bottles left of the beaker but keep the arrow pointing from beaker toward bottles. Which conclusion is supported by the supplied facts?</w:t>
-      </w:r>
-    </w:p>
-    <w:p>
-      <w:pPr>
-        <w:spacing w:line="336" w:lineRule="auto" w:after="180"/>
-        <w:shd w:fill="F4F9FC"/>
-      </w:pPr>
-      <w:r>
-        <w:rPr>
-          <w:b w:val="0"/>
-        </w:rPr>
-        <w:t xml:space="preserve">1. This one example guarantees correct results for every future </w:t>
-      </w:r>
-      <w:r>
-        <w:rPr>
-          <w:b/>
-        </w:rPr>
-        <w:t>input</w:t>
-      </w:r>
-      <w:r>
-        <w:rPr>
-          <w:b w:val="0"/>
-        </w:rPr>
-        <w:t>.</w:t>
-      </w:r>
-    </w:p>
-    <w:p>
-      <w:pPr>
-        <w:spacing w:line="336" w:lineRule="auto" w:after="180"/>
-        <w:shd w:fill="F4F9FC"/>
-      </w:pPr>
-      <w:r>
-        <w:rPr>
-          <w:b w:val="0"/>
-        </w:rPr>
-        <w:t>2. Position now passes; arrow direction still fails.</w:t>
-      </w:r>
-    </w:p>
-    <w:p>
-      <w:pPr>
-        <w:spacing w:line="336" w:lineRule="auto" w:after="180"/>
-        <w:shd w:fill="F4F9FC"/>
-      </w:pPr>
-      <w:r>
-        <w:rPr>
-          <w:b w:val="0"/>
-        </w:rPr>
-        <w:t xml:space="preserve">3. We can decide the result without examining the changed </w:t>
-      </w:r>
-      <w:r>
-        <w:rPr>
-          <w:b/>
-        </w:rPr>
-        <w:t>input</w:t>
-      </w:r>
-      <w:r>
-        <w:rPr>
-          <w:b w:val="0"/>
-        </w:rPr>
-        <w:t xml:space="preserve"> or the procedure.</w:t>
-      </w:r>
-    </w:p>
-    <w:p>
-      <w:pPr>
-        <w:pStyle w:val="Heading3"/>
-      </w:pPr>
-      <w:r>
-        <w:t>My selected conclusion, deciding fact and explanation</w:t>
-      </w:r>
-    </w:p>
-    <w:p>
-      <w:r>
-        <w:t>________________________________________________________________</w:t>
-      </w:r>
-    </w:p>
-    <w:p>
-      <w:r>
-        <w:t>________________________________________________________________</w:t>
-      </w:r>
-    </w:p>
-    <w:p>
-      <w:r>
-        <w:t>________________________________________________________________</w:t>
-      </w:r>
-    </w:p>
-    <w:p>
-      <w:r>
-        <w:t>________________________________________________________________</w:t>
-      </w:r>
-    </w:p>
-    <w:p>
-      <w:r>
-        <w:t>________________________________________________________________</w:t>
-      </w:r>
-    </w:p>
-    <w:p>
-      <w:pPr>
-        <w:pStyle w:val="Heading3"/>
-      </w:pPr>
-      <w:r>
-        <w:t>Hint · try first</w:t>
-      </w:r>
-    </w:p>
-    <w:p>
-      <w:pPr>
-        <w:spacing w:line="336" w:lineRule="auto" w:after="180"/>
-        <w:shd w:fill="F1F6F8"/>
-      </w:pPr>
-      <w:r>
-        <w:rPr>
-          <w:b w:val="0"/>
-        </w:rPr>
-        <w:t>Hint if needed: Use the changed condition and the deciding step in the pictorial trace. The answer must say what follows from those facts.</w:t>
-      </w:r>
-    </w:p>
-    <w:p>
-      <w:pPr>
-        <w:pStyle w:val="Heading3"/>
-      </w:pPr>
-      <w:r>
-        <w:t>Feedback · compare after trying</w:t>
-      </w:r>
-    </w:p>
-    <w:p>
-      <w:pPr>
-        <w:spacing w:line="336" w:lineRule="auto" w:after="180"/>
-        <w:shd w:fill="F1F6FC"/>
-      </w:pPr>
-      <w:r>
-        <w:rPr>
-          <w:b w:val="0"/>
-        </w:rPr>
-        <w:t>After your attempt, compare with the supported explanation: Position now passes; arrow direction still fails. Changing object placement does not automatically reverse an arrow’s semantic source and destination.</w:t>
-      </w:r>
-    </w:p>
-    <w:p>
-      <w:pPr>
-        <w:pStyle w:val="Heading3"/>
-      </w:pPr>
-      <w:r>
-        <w:t>Repair a missing building block</w:t>
-      </w:r>
-    </w:p>
-    <w:p>
-      <w:pPr>
-        <w:spacing w:line="336" w:lineRule="auto" w:after="180"/>
-      </w:pPr>
-      <w:r>
-        <w:rPr>
-          <w:b w:val="0"/>
-        </w:rPr>
-        <w:t xml:space="preserve">Review Image Generation Models (ai-3/10). Goal: Explain the </w:t>
-      </w:r>
-      <w:r>
-        <w:rPr>
-          <w:b/>
-        </w:rPr>
-        <w:t>mechanism</w:t>
-      </w:r>
-      <w:r>
-        <w:rPr>
-          <w:b w:val="0"/>
-        </w:rPr>
-        <w:t xml:space="preserve"> and terminology of image generation and </w:t>
-      </w:r>
-      <w:r>
-        <w:rPr>
-          <w:b/>
-        </w:rPr>
-        <w:t>provenance</w:t>
-      </w:r>
-      <w:r>
-        <w:rPr>
-          <w:b w:val="0"/>
-        </w:rPr>
-        <w:t>.</w:t>
-      </w:r>
-    </w:p>
-    <w:p>
-      <w:pPr>
-        <w:spacing w:line="336" w:lineRule="auto" w:after="180"/>
-      </w:pPr>
-      <w:r>
-        <w:rPr>
-          <w:b w:val="0"/>
-        </w:rPr>
-        <w:t>Short practice: What may these two grids explain, and what can they not establish about a real generator?. Return to this week and explain what you changed.</w:t>
-      </w:r>
-    </w:p>
-    <w:p>
-      <w:pPr>
-        <w:spacing w:line="336" w:lineRule="auto" w:after="180"/>
-      </w:pPr>
-      <w:r>
-        <w:rPr>
-          <w:b w:val="0"/>
-        </w:rPr>
-        <w:t xml:space="preserve">Review Structured </w:t>
-      </w:r>
-      <w:r>
-        <w:rPr>
-          <w:b/>
-        </w:rPr>
-        <w:t>Output</w:t>
-      </w:r>
-      <w:r>
-        <w:rPr>
-          <w:b w:val="0"/>
-        </w:rPr>
-        <w:t xml:space="preserve"> and Schemas (ai-3/8). Goal: Separate JSON parsing, schema validation and source support checks. Short practice: Which object demonstrates that valid JSON and valid types are insufficient for truth?.</w:t>
-      </w:r>
-    </w:p>
-    <w:p>
-      <w:pPr>
-        <w:spacing w:line="336" w:lineRule="auto" w:after="180"/>
-      </w:pPr>
-      <w:r>
-        <w:rPr>
-          <w:b w:val="0"/>
-        </w:rPr>
-        <w:t>Return to this week and explain what you changed.</w:t>
-      </w:r>
-    </w:p>
-    <w:p>
-      <w:pPr>
-        <w:spacing w:line="336" w:lineRule="auto" w:after="180"/>
-      </w:pPr>
-      <w:r>
-        <w:rPr>
-          <w:b w:val="0"/>
-        </w:rPr>
-        <w:t>Review Prompt as a Contract (ai-3/5). Goal: Write a prompt specification with observable response criteria. Short practice: Why should the tool not fill melting from memory even if it knows a common definition?.</w:t>
-      </w:r>
-    </w:p>
-    <w:p>
-      <w:pPr>
-        <w:spacing w:line="336" w:lineRule="auto" w:after="180"/>
-      </w:pPr>
-      <w:r>
-        <w:rPr>
-          <w:b w:val="0"/>
-        </w:rPr>
-        <w:t>Return to this week and explain what you changed.</w:t>
-      </w:r>
-    </w:p>
-    <w:p>
-      <w:pPr>
-        <w:pStyle w:val="Heading3"/>
-      </w:pPr>
-      <w:r>
         <w:t>Keep your completed work</w:t>
       </w:r>
     </w:p>
     <w:p>
       <w:pPr>
-        <w:spacing w:line="336" w:lineRule="auto" w:after="180"/>
-      </w:pPr>
-      <w:r>
-        <w:rPr>
-          <w:b w:val="0"/>
-        </w:rPr>
-        <w:t xml:space="preserve">Use Download completed work in the hosted lesson to export your answers, reflections, practice feedback and code-run </w:t>
-      </w:r>
-      <w:r>
-        <w:rPr>
-          <w:b/>
-        </w:rPr>
-        <w:t>evidence</w:t>
-      </w:r>
-      <w:r>
-        <w:rPr>
-          <w:b w:val="0"/>
-        </w:rPr>
-        <w:t>. Open the HTML copy to read or print it.</w:t>
-      </w:r>
-    </w:p>
-    <w:p>
-      <w:pPr>
-        <w:spacing w:line="336" w:lineRule="auto" w:after="180"/>
-      </w:pPr>
-      <w:r>
-        <w:rPr>
-          <w:b w:val="0"/>
-        </w:rPr>
-        <w:t>Drafts stay in this browser when storage is available; clear drafts on a shared device.</w:t>
-      </w:r>
-    </w:p>
-    <w:p>
-      <w:pPr>
-        <w:pStyle w:val="Heading3"/>
-      </w:pPr>
-      <w:r>
-        <w:t>What I repaired, the evidence I kept and the next test</w:t>
-      </w:r>
-    </w:p>
-    <w:p>
-      <w:r>
-        <w:t>________________________________________________________________</w:t>
-      </w:r>
-    </w:p>
-    <w:p>
-      <w:r>
-        <w:t>________________________________________________________________</w:t>
-      </w:r>
-    </w:p>
-    <w:p>
-      <w:r>
-        <w:t>________________________________________________________________</w:t>
-      </w:r>
-    </w:p>
-    <w:p>
-      <w:r>
-        <w:t>________________________________________________________________</w:t>
-      </w:r>
-    </w:p>
-    <w:p>
-      <w:r>
-        <w:t>________________________________________________________________</w:t>
-      </w:r>
-    </w:p>
-    <w:p>
-      <w:pPr>
         <w:pStyle w:val="Heading1"/>
       </w:pPr>
       <w:r>
-        <w:t>21. Visual concept journey</w:t>
-      </w:r>
-    </w:p>
-    <w:p>
-      <w:r>
-        <w:t>Explain each Visual Composition picture from its labels, then record a relevant limit.</w:t>
-      </w:r>
-    </w:p>
-    <w:p>
-      <w:pPr>
-        <w:pStyle w:val="Heading3"/>
+        <w:t>21. Reference · Six-picture response sheets</w:t>
+      </w:r>
+    </w:p>
+    <w:p>
+      <w:r>
+        <w:t>Choose the image that helps rather than repeating all six.</w:t>
+      </w:r>
+    </w:p>
+    <w:p>
+      <w:pPr>
+        <w:pStyle w:val="Heading2"/>
       </w:pPr>
       <w:r>
         <w:t>01. Visual Composition: the case</w:t>
@@ -2789,7 +3179,6 @@
     <w:p>
       <w:pPr>
         <w:spacing w:line="336" w:lineRule="auto" w:after="180"/>
-        <w:shd w:fill="F5F1FB"/>
       </w:pPr>
       <w:r>
         <w:rPr>
@@ -2828,7 +3217,7 @@
     </w:p>
     <w:p>
       <w:pPr>
-        <w:pStyle w:val="Heading3"/>
+        <w:pStyle w:val="Heading2"/>
       </w:pPr>
       <w:r>
         <w:t>02. Follow the deciding steps</w:t>
@@ -2896,7 +3285,6 @@
     <w:p>
       <w:pPr>
         <w:spacing w:line="336" w:lineRule="auto" w:after="180"/>
-        <w:shd w:fill="F5F1FB"/>
       </w:pPr>
       <w:r>
         <w:rPr>
@@ -2947,7 +3335,7 @@
     </w:p>
     <w:p>
       <w:pPr>
-        <w:pStyle w:val="Heading3"/>
+        <w:pStyle w:val="Heading2"/>
       </w:pPr>
       <w:r>
         <w:t>03. Image generation and provenance — evidence trace</w:t>
@@ -3061,7 +3449,6 @@
     <w:p>
       <w:pPr>
         <w:spacing w:line="336" w:lineRule="auto" w:after="180"/>
-        <w:shd w:fill="F5F1FB"/>
       </w:pPr>
       <w:r>
         <w:rPr>
@@ -3112,7 +3499,7 @@
     </w:p>
     <w:p>
       <w:pPr>
-        <w:pStyle w:val="Heading3"/>
+        <w:pStyle w:val="Heading2"/>
       </w:pPr>
       <w:r>
         <w:t>04. Change one thing. Trace what follows.</w:t>
@@ -3191,7 +3578,6 @@
     <w:p>
       <w:pPr>
         <w:spacing w:line="336" w:lineRule="auto" w:after="180"/>
-        <w:shd w:fill="F5F1FB"/>
       </w:pPr>
       <w:r>
         <w:rPr>
@@ -3230,7 +3616,7 @@
     </w:p>
     <w:p>
       <w:pPr>
-        <w:pStyle w:val="Heading3"/>
+        <w:pStyle w:val="Heading2"/>
       </w:pPr>
       <w:r>
         <w:t>05. Connect the explanation to its limit</w:t>
@@ -3320,7 +3706,6 @@
     <w:p>
       <w:pPr>
         <w:spacing w:line="336" w:lineRule="auto" w:after="180"/>
-        <w:shd w:fill="F5F1FB"/>
       </w:pPr>
       <w:r>
         <w:rPr>
@@ -3359,7 +3744,7 @@
     </w:p>
     <w:p>
       <w:pPr>
-        <w:pStyle w:val="Heading3"/>
+        <w:pStyle w:val="Heading2"/>
       </w:pPr>
       <w:r>
         <w:t>06. Make the idea visible in your project</w:t>
@@ -3438,7 +3823,6 @@
     <w:p>
       <w:pPr>
         <w:spacing w:line="336" w:lineRule="auto" w:after="180"/>
-        <w:shd w:fill="F5F1FB"/>
       </w:pPr>
       <w:r>
         <w:rPr>
@@ -3485,6 +3869,62 @@
     <w:p>
       <w:r>
         <w:t>________________________________________________________________</w:t>
+      </w:r>
+    </w:p>
+    <w:p>
+      <w:pPr>
+        <w:pStyle w:val="Heading2"/>
+      </w:pPr>
+      <w:r>
+        <w:t>Earlier wording, alternatives and picture transcripts · reference / check after trying</w:t>
+      </w:r>
+    </w:p>
+    <w:p>
+      <w:pPr>
+        <w:pStyle w:val="Heading3"/>
+      </w:pPr>
+      <w:r>
+        <w:t>01. Visual Composition: the case</w:t>
+      </w:r>
+    </w:p>
+    <w:p>
+      <w:pPr>
+        <w:pStyle w:val="Heading3"/>
+      </w:pPr>
+      <w:r>
+        <w:t>02. Follow the deciding steps</w:t>
+      </w:r>
+    </w:p>
+    <w:p>
+      <w:pPr>
+        <w:pStyle w:val="Heading3"/>
+      </w:pPr>
+      <w:r>
+        <w:t>03. Image generation and provenance — evidence trace</w:t>
+      </w:r>
+    </w:p>
+    <w:p>
+      <w:pPr>
+        <w:pStyle w:val="Heading3"/>
+      </w:pPr>
+      <w:r>
+        <w:t>04. Change one thing. Trace what follows.</w:t>
+      </w:r>
+    </w:p>
+    <w:p>
+      <w:pPr>
+        <w:pStyle w:val="Heading3"/>
+      </w:pPr>
+      <w:r>
+        <w:t>05. Connect the explanation to its limit</w:t>
+      </w:r>
+    </w:p>
+    <w:p>
+      <w:pPr>
+        <w:pStyle w:val="Heading3"/>
+      </w:pPr>
+      <w:r>
+        <w:t>06. Make the idea visible in your project</w:t>
       </w:r>
     </w:p>
     <w:sectPr>
